--- a/Artigo GEOSUL/Artigo GeoSul.docx
+++ b/Artigo GEOSUL/Artigo GeoSul.docx
@@ -13,20 +13,27 @@
     <w:p>
       <w:pPr>
         <w:pStyle w:val="Ttulo1"/>
-      </w:pPr>
-      <w:r>
-        <w:t xml:space="preserve">Do CIATA </w:t>
-      </w:r>
-      <w:r>
-        <w:t>AO</w:t>
-      </w:r>
-      <w:r>
-        <w:t xml:space="preserve"> CTM:</w:t>
-      </w:r>
-      <w:r>
+        <w:jc w:val="center"/>
+        <w:rPr>
+          <w:lang w:val="pt-BR"/>
+        </w:rPr>
+      </w:pPr>
+      <w:r>
+        <w:rPr>
+          <w:lang w:val="pt-BR"/>
+        </w:rPr>
+        <w:t>Do CIATA AO CTM:</w:t>
+      </w:r>
+      <w:r>
+        <w:rPr>
+          <w:lang w:val="pt-BR"/>
+        </w:rPr>
         <w:br/>
       </w:r>
       <w:r>
+        <w:rPr>
+          <w:lang w:val="pt-BR"/>
+        </w:rPr>
         <w:t>Estratégia de Baixo Custo para Modernização da Gestão Territorial Urbana</w:t>
       </w:r>
     </w:p>
@@ -54,7 +61,15 @@
         <w:t>a espacialização</w:t>
       </w:r>
       <w:r>
-        <w:t xml:space="preserve"> de parcelas urbanas em larga escala, integrando dados administrativos ao CNEFE/IBGE e OpenStreetMap. Através de fluxos automatizados em SQL e JavaScript, a abordagem </w:t>
+        <w:t xml:space="preserve"> de parcelas urbanas em larga escala, integrando dados administrativos ao CNEFE/IBGE e OpenStreetMap. Através de fluxos automatizados em SQL e </w:t>
+      </w:r>
+      <w:proofErr w:type="spellStart"/>
+      <w:r>
+        <w:t>JavaScript</w:t>
+      </w:r>
+      <w:proofErr w:type="spellEnd"/>
+      <w:r>
+        <w:t xml:space="preserve">, a abordagem </w:t>
       </w:r>
       <w:r>
         <w:t xml:space="preserve">espacializa </w:t>
@@ -83,24 +98,13 @@
         <w:t xml:space="preserve">Palavras-chave: </w:t>
       </w:r>
       <w:r>
-        <w:t>CIATA</w:t>
-      </w:r>
-      <w:r>
-        <w:t>.</w:t>
-      </w:r>
-      <w:r>
-        <w:t xml:space="preserve"> CTM</w:t>
-      </w:r>
-      <w:r>
-        <w:t>.</w:t>
-      </w:r>
-      <w:r>
-        <w:t xml:space="preserve"> Cadastro Urbano.</w:t>
+        <w:t>CIATA. CTM. Cadastro Urbano.</w:t>
       </w:r>
     </w:p>
     <w:p>
       <w:pPr>
         <w:pStyle w:val="Ttulo1"/>
+        <w:jc w:val="center"/>
         <w:rPr>
           <w:lang w:val="en-US"/>
         </w:rPr>
@@ -123,13 +127,6 @@
         </w:rPr>
         <w:t>A Low-Cost Approach to Urban Land Management Modernization</w:t>
       </w:r>
-    </w:p>
-    <w:p>
-      <w:pPr>
-        <w:rPr>
-          <w:lang w:val="en-US"/>
-        </w:rPr>
-      </w:pPr>
     </w:p>
     <w:p>
       <w:pPr>
@@ -151,14 +148,28 @@
         <w:rPr>
           <w:lang w:val="en-US"/>
         </w:rPr>
-        <w:t xml:space="preserve">Urban land management in Brazil often lacks a connection between descriptive data and spatial reality. This work presents a fast, low-cost methodology for large-scale spatialization of urban parcels, integrating administrative data with CNEFE/IBGE and OpenStreetMap. Through automated SQL and JavaScript workflows, the approach converts alphanumeric records into geographic objects without software licensing costs. The technique optimizes public resources by automating geocoding and vertex adjustment, ensuring accuracy compatible with </w:t>
-      </w:r>
+        <w:t xml:space="preserve">Urban land management in Brazil often lacks a connection between descriptive data and spatial reality. This work presents a fast, low-cost methodology for large-scale spatialization of urban parcels, integrating administrative data with CNEFE/IBGE and OpenStreetMap. Through automated SQL and JavaScript workflows, the approach converts alphanumeric records into geographic objects without software licensing costs. The technique optimizes public resources by automating geocoding and vertex adjustment, ensuring accuracy compatible with Basic Multipurpose Territorial </w:t>
+      </w:r>
+      <w:proofErr w:type="spellStart"/>
       <w:r>
         <w:rPr>
           <w:lang w:val="en-US"/>
         </w:rPr>
+        <w:t>Cadastre</w:t>
+      </w:r>
+      <w:proofErr w:type="spellEnd"/>
+      <w:r>
+        <w:rPr>
+          <w:lang w:val="en-US"/>
+        </w:rPr>
+        <w:t xml:space="preserve"> (CTM) and SINTER requirements. The results </w:t>
+      </w:r>
+      <w:r>
+        <w:rPr>
+          <w:lang w:val="en-US"/>
+        </w:rPr>
         <w:lastRenderedPageBreak/>
-        <w:t>Basic Multipurpose Territorial Cadastre (CTM) and SINTER requirements. The results validate the methodology as a viable technical alternative for modernizing municipal inspection and planning.</w:t>
+        <w:t>validate the methodology as a viable technical alternative for modernizing municipal inspection and planning.</w:t>
       </w:r>
     </w:p>
     <w:p>
@@ -185,19 +196,42 @@
         <w:rPr>
           <w:lang w:val="en-US"/>
         </w:rPr>
-        <w:t>Textual Cadastre; Multipurpose Cadastre; Land Management; Government Requirements.</w:t>
+        <w:t xml:space="preserve">Textual </w:t>
+      </w:r>
+      <w:proofErr w:type="spellStart"/>
+      <w:r>
+        <w:rPr>
+          <w:lang w:val="en-US"/>
+        </w:rPr>
+        <w:t>Cadastre</w:t>
+      </w:r>
+      <w:proofErr w:type="spellEnd"/>
+      <w:r>
+        <w:rPr>
+          <w:lang w:val="en-US"/>
+        </w:rPr>
+        <w:t xml:space="preserve">; Multipurpose </w:t>
+      </w:r>
+      <w:proofErr w:type="spellStart"/>
+      <w:r>
+        <w:rPr>
+          <w:lang w:val="en-US"/>
+        </w:rPr>
+        <w:t>Cadastre</w:t>
+      </w:r>
+      <w:proofErr w:type="spellEnd"/>
+      <w:r>
+        <w:rPr>
+          <w:lang w:val="en-US"/>
+        </w:rPr>
+        <w:t>; Land Management; Government Requirements.</w:t>
       </w:r>
     </w:p>
     <w:p>
       <w:pPr>
         <w:pStyle w:val="Ttulo1"/>
-      </w:pPr>
-      <w:r>
-        <w:rPr>
-          <w:lang w:val="en-US"/>
-        </w:rPr>
-        <w:tab/>
-      </w:r>
+        <w:jc w:val="center"/>
+      </w:pPr>
       <w:r>
         <w:t xml:space="preserve">De Registros Descriptivos al Catastro Multifinalitario: </w:t>
       </w:r>
@@ -209,72 +243,133 @@
       </w:r>
     </w:p>
     <w:p>
+      <w:pPr>
+        <w:rPr>
+          <w:lang w:val="es-ES"/>
+        </w:rPr>
+      </w:pPr>
       <w:r>
         <w:rPr>
           <w:b/>
           <w:bCs/>
           <w:kern w:val="36"/>
+          <w:lang w:val="es-ES"/>
         </w:rPr>
         <w:t xml:space="preserve">Resumen: </w:t>
       </w:r>
       <w:r>
-        <w:t xml:space="preserve">La gestión territorial en Brasil, en muchos casos, carece de conexión entre los datos descriptivos y la realidad espacial. Este trabajo presenta una metodología rápida y de bajo costo para la espacialización de parcelas urbanas a gran escala, integrando datos administrativos con el CNEFE/IBGE y OpenStreetMap. </w:t>
-      </w:r>
-      <w:r>
-        <w:t xml:space="preserve">A través de flujos automatizados en SQL y JavaScript, el enfoque espacializa registros alfanuméricos en objetos geográficos sin costos de licencia de software. La técnica optimiza los recursos públicos al automatizar la geocodificación y el ajuste de vértices, garantizando una precisión compatible con las exigencias del Catastro Territorial </w:t>
-      </w:r>
-      <w:r>
-        <w:t>Multifinalitario (</w:t>
-      </w:r>
-      <w:r>
-        <w:t>CTM) básico y de</w:t>
-      </w:r>
-      <w:r>
-        <w:t xml:space="preserve"> las</w:t>
-      </w:r>
+        <w:rPr>
+          <w:lang w:val="es-ES"/>
+        </w:rPr>
+        <w:t xml:space="preserve">La gestión territorial en Brasil, en muchos casos, carece de conexión entre los datos descriptivos y la realidad espacial. Este trabajo presenta una metodología rápida y de bajo costo para la </w:t>
+      </w:r>
+      <w:proofErr w:type="spellStart"/>
+      <w:r>
+        <w:rPr>
+          <w:lang w:val="es-ES"/>
+        </w:rPr>
+        <w:t>espacialización</w:t>
+      </w:r>
+      <w:proofErr w:type="spellEnd"/>
+      <w:r>
+        <w:rPr>
+          <w:lang w:val="es-ES"/>
+        </w:rPr>
+        <w:t xml:space="preserve"> de parcelas urbanas a gran escala, integrando datos administrativos con el CNEFE/IBGE y OpenStreetMap. A través de flujos automatizados en SQL y JavaScript, el enfoque </w:t>
+      </w:r>
+      <w:proofErr w:type="spellStart"/>
+      <w:r>
+        <w:rPr>
+          <w:lang w:val="es-ES"/>
+        </w:rPr>
+        <w:t>espacializa</w:t>
+      </w:r>
+      <w:proofErr w:type="spellEnd"/>
+      <w:r>
+        <w:rPr>
+          <w:lang w:val="es-ES"/>
+        </w:rPr>
+        <w:t xml:space="preserve"> registros alfanuméricos en objetos geográficos sin costos de licencia de software. La técnica optimiza los recursos públicos al automatizar la geocodificación y el ajuste de vértices, garantizando una precisión compatible con las exigencias del Catastro Territorial Multifinalitario (CTM) básico y de las exigencias gubernamentales. Los resultados validan la metodología como una alternativa técnica viable para la modernización de la fiscalización y la planificación municipal.</w:t>
+      </w:r>
+    </w:p>
+    <w:p>
+      <w:pPr>
+        <w:rPr>
+          <w:color w:val="FF0000"/>
+        </w:rPr>
+      </w:pPr>
+      <w:proofErr w:type="spellStart"/>
+      <w:r>
+        <w:rPr>
+          <w:b/>
+        </w:rPr>
+        <w:t>Palabras</w:t>
+      </w:r>
+      <w:proofErr w:type="spellEnd"/>
+      <w:r>
+        <w:rPr>
+          <w:b/>
+        </w:rPr>
+        <w:t xml:space="preserve"> clave</w:t>
+      </w:r>
+      <w:r>
+        <w:t xml:space="preserve">: </w:t>
+      </w:r>
+      <w:proofErr w:type="spellStart"/>
+      <w:r>
+        <w:t>Catastro</w:t>
+      </w:r>
+      <w:proofErr w:type="spellEnd"/>
+      <w:r>
+        <w:t xml:space="preserve"> Textual; </w:t>
+      </w:r>
+      <w:proofErr w:type="spellStart"/>
+      <w:r>
+        <w:t>Catastro</w:t>
+      </w:r>
+      <w:proofErr w:type="spellEnd"/>
       <w:r>
         <w:t xml:space="preserve"> </w:t>
       </w:r>
-      <w:r>
-        <w:t>e</w:t>
-      </w:r>
-      <w:r>
-        <w:t xml:space="preserve">xigencias </w:t>
-      </w:r>
-      <w:r>
-        <w:t>g</w:t>
-      </w:r>
-      <w:r>
-        <w:t>ubernamentales. Los resultados validan la metodología como una alternativa técnica viable para la modernización de la fiscalización y la planificación municipal.</w:t>
-      </w:r>
-    </w:p>
-    <w:p>
-      <w:pPr>
-        <w:rPr>
-          <w:color w:val="FF0000"/>
-        </w:rPr>
-      </w:pPr>
-      <w:r>
-        <w:rPr>
-          <w:b/>
-        </w:rPr>
-        <w:t>Palabras clave</w:t>
-      </w:r>
-      <w:r>
-        <w:t xml:space="preserve">: </w:t>
-      </w:r>
-      <w:r>
-        <w:t>Catastro Textual; Catastro Multifinalitario; Gestión Territorial; Exigencias Gubernamentales.</w:t>
-      </w:r>
+      <w:proofErr w:type="spellStart"/>
+      <w:r>
+        <w:t>Multifinalitario</w:t>
+      </w:r>
+      <w:proofErr w:type="spellEnd"/>
+      <w:r>
+        <w:t xml:space="preserve">; Gestión Territorial; </w:t>
+      </w:r>
+      <w:proofErr w:type="spellStart"/>
+      <w:r>
+        <w:t>Exigencias</w:t>
+      </w:r>
+      <w:proofErr w:type="spellEnd"/>
       <w:r>
         <w:t xml:space="preserve"> </w:t>
       </w:r>
+      <w:proofErr w:type="spellStart"/>
+      <w:r>
+        <w:t>Gubernamentales</w:t>
+      </w:r>
+      <w:proofErr w:type="spellEnd"/>
+      <w:r>
+        <w:t>.</w:t>
+      </w:r>
+      <w:r>
+        <w:t xml:space="preserve"> </w:t>
+      </w:r>
     </w:p>
     <w:p>
       <w:pPr>
         <w:pStyle w:val="Ttulo1"/>
-      </w:pPr>
-      <w:r>
+        <w:rPr>
+          <w:lang w:val="pt-BR"/>
+        </w:rPr>
+      </w:pPr>
+      <w:r>
+        <w:rPr>
+          <w:lang w:val="pt-BR"/>
+        </w:rPr>
         <w:t>Introdução</w:t>
       </w:r>
     </w:p>
@@ -286,7 +381,7 @@
         <w:fldChar w:fldCharType="begin"/>
       </w:r>
       <w:r>
-        <w:instrText xml:space="preserve"> ADDIN ZOTERO_ITEM CSL_CITATION {"citationID":"1EZfzscD","properties":{"formattedCitation":"(Silva, 2023)","plainCitation":"(Silva, 2023)","noteIndex":0},"citationItems":[{"id":55,"uris":["http://zotero.org/users/15531986/items/YX4VADJB"],"itemData":{"id":55,"type":"book","abstract":"O Cadastro Territorial Multifinalitário (CTM) é considerado um instrumento essencial à gestão territorial e municipal, em que políticas de solo e outras ações municipais podem se apoiar. Todavia, dificuldades relacionadas a capaci­dade técnica e financeira, apresentam-se como os principais entraves aos avanços que os municípios necessitam promover. Esta publicação, fundamentada nas diretrizes nacionais para implementação do Cadastro Territorial Multifinalitário, dis­corre sobre os procedimentos para materialização deste importante instrumento, apresentando conceitos ancorados na evolução científica promovida nesta área do conhecimento e ao mesmo tempo os assentando na realidade dos municípios brasileiros, de modo que cada ente, em razão do estágio em que se encontra seu sistema cadastral, tenha a possibilidade de dar início ou seguimento ao CTM.","ISBN":"978-85-8328-172-6","language":"pt-BR","publisher":"Ufsc","publisher-place":"Florianópolis, SC","source":"Câmara Brasileira do Livro ISBN","title":"Cadastro Territorial Multifinalitário aplicado à gestão municipal","title-short":"CTM aplicado","editor":[{"family":"Silva","given":"Everton","dropping-particle":"da"}],"contributor":[{"family":"Carneiro","given":"Andrea Flávia Tenório"},{"family":"Fernandes","given":"Cintia Estefania"},{"family":"Cesare","given":"Claudia M.","dropping-particle":"de"},{"family":"Erba","given":"Diego Alfonso"},{"family":"Cunha","given":"Eglaísa Micheline Pontes"},{"family":"Oliveira","given":"Francisco Henrique","dropping-particle":"de"},{"family":"Silva","given":"Liane Ramos","dropping-particle":"da"},{"family":"Santos","given":"Samuel Steiner","dropping-particle":"dos"},{"family":"Eising","given":"Eduardo"},{"family":"Silva","given":"Hatan Pinheiro"},{"family":"Araujo","given":"João Francisco Maués"},{"family":"Gomes","given":"Daniel da Costa"},{"family":"Aquino","given":"Carolina de Sousa"},{"family":"Silva","given":"Claudio Oliveira","dropping-particle":"da"},{"family":"Guimaraens","given":"Cristiana Scorza"},{"family":"Rodrigues","given":"Valquíria Duarte Vieira"},{"family":"Silva","given":"Luiz Paulo de Oliveira"},{"family":"Barbosa","given":"Luciana Gill"},{"family":"Amaral","given":"Cesar Augustus de Santis"}],"issued":{"date-parts":[["2023",3,28]]}}}],"schema":"https://github.com/citation-style-language/schema/raw/master/csl-citation.json"} </w:instrText>
+        <w:instrText xml:space="preserve"> ADDIN ZOTERO_ITEM CSL_CITATION {"citationID":"1EZfzscD","properties":{"formattedCitation":"(Silva, 2023)","plainCitation":"(Silva, 2023)","dontUpdate":true,"noteIndex":0},"citationItems":[{"id":55,"uris":["http://zotero.org/users/15531986/items/YX4VADJB"],"itemData":{"id":55,"type":"book","abstract":"O Cadastro Territorial Multifinalitário (CTM) é considerado um instrumento essencial à gestão territorial e municipal, em que políticas de solo e outras ações municipais podem se apoiar. Todavia, dificuldades relacionadas a capaci­dade técnica e financeira, apresentam-se como os principais entraves aos avanços que os municípios necessitam promover. Esta publicação, fundamentada nas diretrizes nacionais para implementação do Cadastro Territorial Multifinalitário, dis­corre sobre os procedimentos para materialização deste importante instrumento, apresentando conceitos ancorados na evolução científica promovida nesta área do conhecimento e ao mesmo tempo os assentando na realidade dos municípios brasileiros, de modo que cada ente, em razão do estágio em que se encontra seu sistema cadastral, tenha a possibilidade de dar início ou seguimento ao CTM.","ISBN":"978-85-8328-172-6","language":"pt-BR","publisher":"Ufsc","publisher-place":"Florianópolis, SC","source":"Câmara Brasileira do Livro ISBN","title":"Cadastro Territorial Multifinalitário aplicado à gestão municipal","title-short":"CTM aplicado","editor":[{"family":"Silva","given":"Everton","dropping-particle":"da"}],"contributor":[{"family":"Carneiro","given":"Andrea Flávia Tenório"},{"family":"Fernandes","given":"Cintia Estefania"},{"family":"Cesare","given":"Claudia M.","dropping-particle":"de"},{"family":"Erba","given":"Diego Alfonso"},{"family":"Cunha","given":"Eglaísa Micheline Pontes"},{"family":"Oliveira","given":"Francisco Henrique","dropping-particle":"de"},{"family":"Silva","given":"Liane Ramos","dropping-particle":"da"},{"family":"Santos","given":"Samuel Steiner","dropping-particle":"dos"},{"family":"Eising","given":"Eduardo"},{"family":"Silva","given":"Hatan Pinheiro"},{"family":"Araujo","given":"João Francisco Maués"},{"family":"Gomes","given":"Daniel da Costa"},{"family":"Aquino","given":"Carolina de Sousa"},{"family":"Silva","given":"Claudio Oliveira","dropping-particle":"da"},{"family":"Guimaraens","given":"Cristiana Scorza"},{"family":"Rodrigues","given":"Valquíria Duarte Vieira"},{"family":"Silva","given":"Luiz Paulo de Oliveira"},{"family":"Barbosa","given":"Luciana Gill"},{"family":"Amaral","given":"Cesar Augustus de Santis"}],"issued":{"date-parts":[["2023",3,28]]}}}],"schema":"https://github.com/citation-style-language/schema/raw/master/csl-citation.json"} </w:instrText>
       </w:r>
       <w:r>
         <w:fldChar w:fldCharType="separate"/>
@@ -310,7 +405,7 @@
         <w:fldChar w:fldCharType="begin"/>
       </w:r>
       <w:r>
-        <w:instrText xml:space="preserve"> ADDIN ZOTERO_ITEM CSL_CITATION {"citationID":"OgH8RFch","properties":{"formattedCitation":"(IBGE, 2019)","plainCitation":"(IBGE, 2019)","noteIndex":0},"citationItems":[{"id":223,"uris":["http://zotero.org/users/15531986/items/J334I7ZG"],"itemData":{"id":223,"type":"webpage","title":"MUNIC 2019","title-short":"MUNIC","URL":"https://ftp.ibge.gov.br/Perfil_Municipios/2019/Base_de_Dados/","author":[{"family":"IBGE","given":""}],"accessed":{"date-parts":[["2025",7,19]]},"issued":{"date-parts":[["2019"]]}}}],"schema":"https://github.com/citation-style-language/schema/raw/master/csl-citation.json"} </w:instrText>
+        <w:instrText xml:space="preserve"> ADDIN ZOTERO_ITEM CSL_CITATION {"citationID":"OgH8RFch","properties":{"formattedCitation":"(IBGE, 2019)","plainCitation":"(IBGE, 2019)","dontUpdate":true,"noteIndex":0},"citationItems":[{"id":223,"uris":["http://zotero.org/users/15531986/items/J334I7ZG"],"itemData":{"id":223,"type":"webpage","title":"MUNIC 2019","title-short":"MUNIC","URL":"https://ftp.ibge.gov.br/Perfil_Municipios/2019/Base_de_Dados/","author":[{"family":"IBGE","given":""}],"accessed":{"date-parts":[["2025",7,19]]},"issued":{"date-parts":[["2019"]]}}}],"schema":"https://github.com/citation-style-language/schema/raw/master/csl-citation.json"} </w:instrText>
       </w:r>
       <w:r>
         <w:fldChar w:fldCharType="separate"/>
@@ -372,7 +467,23 @@
         <w:t>O objetivo geral deste trabalho é apresentar uma metodologia de automação geoespacial que permita a transição do cadastro descritivo para o modelo georreferenciado, integrando registros legados a bases de dados abertas. Como objetivos específicos, buscou-se: i) desenvolver um fluxo de trabalho para georreferenciamento e espacialização</w:t>
       </w:r>
       <w:r>
-        <w:t xml:space="preserve"> automatizada de quadras; ii) validar a acurácia posicional dos vértices gerados frente aos padrões técnicos de planejamento; e iii) demonstrar a viabilidade do uso de dados do CNEFE e OpenStreetMap como suporte ao cadastro municipal.</w:t>
+        <w:t xml:space="preserve"> automatizada de quadras; </w:t>
+      </w:r>
+      <w:proofErr w:type="spellStart"/>
+      <w:r>
+        <w:t>ii</w:t>
+      </w:r>
+      <w:proofErr w:type="spellEnd"/>
+      <w:r>
+        <w:t xml:space="preserve">) validar a acurácia posicional dos vértices gerados frente aos padrões técnicos de planejamento; e </w:t>
+      </w:r>
+      <w:proofErr w:type="spellStart"/>
+      <w:r>
+        <w:t>iii</w:t>
+      </w:r>
+      <w:proofErr w:type="spellEnd"/>
+      <w:r>
+        <w:t>) demonstrar a viabilidade do uso de dados do CNEFE e OpenStreetMap como suporte ao cadastro municipal.</w:t>
       </w:r>
     </w:p>
     <w:p>
@@ -383,8 +494,14 @@
     <w:p>
       <w:pPr>
         <w:pStyle w:val="Ttulo1"/>
-      </w:pPr>
-      <w:r>
+        <w:rPr>
+          <w:lang w:val="pt-BR"/>
+        </w:rPr>
+      </w:pPr>
+      <w:r>
+        <w:rPr>
+          <w:lang w:val="pt-BR"/>
+        </w:rPr>
         <w:t xml:space="preserve">Desenvolvimento </w:t>
       </w:r>
     </w:p>
@@ -420,13 +537,72 @@
         <w:t>OpenStreetMap</w:t>
       </w:r>
       <w:r>
-        <w:t xml:space="preserve"> (OSM) permite que a administração pública realize a geocodificação de endereços e a delimitação de faces de quadra. Esta abordagem teórica defende que a inteligência geográfica pode </w:t>
+        <w:t xml:space="preserve"> (OSM) permite que a administração pública realize a geocodificação de endereços e a delimitação de faces de quadra. Esta abordagem teórica defende que a inteligência geográfica pode ser construída de forma incremental, utilizando o "Produto Mínimo Viável" (MVP) como </w:t>
       </w:r>
       <w:r>
         <w:lastRenderedPageBreak/>
-        <w:t>ser construída de forma incremental, utilizando o "Produto Mínimo Viável" (MVP) como estratégia de transição para bases cartográficas mais complexas.</w:t>
-      </w:r>
-    </w:p>
+        <w:t>estratégia de transição para bases cartográficas mais complexas</w:t>
+      </w:r>
+      <w:r>
+        <w:t xml:space="preserve">, conforme a filosofia </w:t>
+      </w:r>
+      <w:r>
+        <w:rPr>
+          <w:i/>
+          <w:iCs/>
+        </w:rPr>
+        <w:t>Fit-for-Purpose</w:t>
+      </w:r>
+      <w:r>
+        <w:t xml:space="preserve"> </w:t>
+      </w:r>
+      <w:r>
+        <w:fldChar w:fldCharType="begin"/>
+      </w:r>
+      <w:r>
+        <w:instrText xml:space="preserve"> ADDIN ZOTERO_ITEM CSL_CITATION {"citationID":"16irp7mi","properties":{"formattedCitation":"(Enemark; McLaren; Lemmen, 2021)","plainCitation":"(Enemark; McLaren; Lemmen, 2021)","noteIndex":0},"citationItems":[{"id":54,"uris":["http://zotero.org/users/15531986/items/NE3IWC7C"],"itemData":{"id":54,"type":"article-journal","abstract":"This Special Issue provides an insight, collated from 26 articles, focusing on various aspects of the Fit-for-Purpose Land Administration (FFPLA) concept and its application [...]","container-title":"Land","DOI":"10.3390/land10090972","ISSN":"2073-445X","issue":"9","journalAbbreviation":"Land","language":"en","license":"https://creativecommons.org/licenses/by/4.0/","page":"972","source":"DOI.org (Crossref)","title":"Fit-for-Purpose Land Administration—Providing Secure Land Rights at Scale","volume":"10","author":[{"family":"Enemark","given":"Stig"},{"family":"McLaren","given":"Robin"},{"family":"Lemmen","given":"Christiaan"}],"issued":{"date-parts":[["2021",9,15]]}}}],"schema":"https://github.com/citation-style-language/schema/raw/master/csl-citation.json"} </w:instrText>
+      </w:r>
+      <w:r>
+        <w:fldChar w:fldCharType="separate"/>
+      </w:r>
+      <w:r>
+        <w:t>(</w:t>
+      </w:r>
+      <w:r>
+        <w:t>ENEMARK</w:t>
+      </w:r>
+      <w:r>
+        <w:t>; M</w:t>
+      </w:r>
+      <w:r>
+        <w:t>C</w:t>
+      </w:r>
+      <w:r>
+        <w:t>L</w:t>
+      </w:r>
+      <w:r>
+        <w:t>AREN</w:t>
+      </w:r>
+      <w:r>
+        <w:t xml:space="preserve">; </w:t>
+      </w:r>
+      <w:r>
+        <w:t>LEMMEN</w:t>
+      </w:r>
+      <w:r>
+        <w:t>, 2021)</w:t>
+      </w:r>
+      <w:r>
+        <w:fldChar w:fldCharType="end"/>
+      </w:r>
+      <w:r>
+        <w:t>.</w:t>
+      </w:r>
+      <w:r>
+        <w:t xml:space="preserve"> </w:t>
+      </w:r>
+    </w:p>
+    <w:p/>
     <w:p>
       <w:pPr>
         <w:pStyle w:val="Seo"/>
@@ -443,7 +619,13 @@
         <w:t>A metodologia adotada fundamenta-se em u</w:t>
       </w:r>
       <w:r>
-        <w:t xml:space="preserve">m tipo </w:t>
+        <w:t xml:space="preserve">m </w:t>
+      </w:r>
+      <w:r>
+        <w:t>processo</w:t>
+      </w:r>
+      <w:r>
+        <w:t xml:space="preserve"> </w:t>
       </w:r>
       <w:r>
         <w:t>de geoprocessamento automatizado para a conversão de cadastros alfanuméricos (descritivos) em bases vetoriais georreferenciadas. O fluxo de trabalho utiliza a integração entre dados administrativos municipais e bases de dados abertas, dividindo-se em etapas que garantem a integridade e a interoperabilidade das informações.</w:t>
@@ -459,9 +641,28 @@
     </w:p>
     <w:p>
       <w:r>
-        <w:t>Para melhor organização das tabelas e atributos optou-se pela criação de um domínio para cada base de dados, identificados por um prefixo: CI_ para base CTU/CIATA e CN_ para o CNEFE.</w:t>
-      </w:r>
-    </w:p>
+        <w:t xml:space="preserve">Como </w:t>
+      </w:r>
+      <w:r>
+        <w:t xml:space="preserve">as bases </w:t>
+      </w:r>
+      <w:r>
+        <w:t xml:space="preserve">tratam de </w:t>
+      </w:r>
+      <w:r>
+        <w:t>assuntos semelhantes e podem causar confusão, p</w:t>
+      </w:r>
+      <w:r>
+        <w:t>ara melhor organização das tabelas e atributos</w:t>
+      </w:r>
+      <w:r>
+        <w:t>,</w:t>
+      </w:r>
+      <w:r>
+        <w:t xml:space="preserve"> optou-se pela criação de um domínio para cada base de dados, identificados por um prefixo: CI_ para base CTU/CIATA e CN_ para o CNEFE.</w:t>
+      </w:r>
+    </w:p>
+    <w:p/>
     <w:p>
       <w:pPr>
         <w:pStyle w:val="Seo"/>
@@ -472,17 +673,74 @@
     </w:p>
     <w:p>
       <w:r>
-        <w:t>A etapa inicial consiste na extração e higienização dos dados do cadastro imobiliário legado. O objetivo é estabelecer uma chave de ligação consistente entre o registro administrativo e a face de quadra correspondente, utilizando o nome do logradouro como elemento integrador principal.</w:t>
-      </w:r>
-    </w:p>
-    <w:p>
-      <w:r>
-        <w:t>Dado que as bases do (IBGE, 2019b) apresentam padronização institucional, o esforço de pré-processamento concentra-se na base de dados municipal (domínio CI_). Este procedimento, tecnicamente denominado normalização, consiste em transformar e padronizar elementos textuais para reduzir variações formais e eliminar ambiguidades, tornando os conjuntos de dados comparáveis e consistentes para integração (NUNES, 2024).</w:t>
-      </w:r>
-    </w:p>
-    <w:p>
+        <w:t>A etapa inicial consiste na extração e higienização dos dados do cadastro imobiliário legado. O objetivo é estabelecer uma chave de ligação consistente entre o registro administrativo e a face de quadra correspondente</w:t>
+      </w:r>
+      <w:r>
+        <w:t xml:space="preserve"> no CNEFE</w:t>
+      </w:r>
+      <w:r>
+        <w:t>, utilizando o nome do logradouro como elemento integrador principal.</w:t>
+      </w:r>
+    </w:p>
+    <w:p>
+      <w:r>
+        <w:t xml:space="preserve">Dado que as bases do </w:t>
+      </w:r>
+      <w:r>
+        <w:fldChar w:fldCharType="begin"/>
+      </w:r>
+      <w:r>
+        <w:instrText xml:space="preserve"> ADDIN ZOTERO_ITEM CSL_CITATION {"citationID":"gBs5srmf","properties":{"formattedCitation":"(IBGE, 2019b)","plainCitation":"(IBGE, 2019b)","noteIndex":0},"citationItems":[{"id":214,"uris":["http://zotero.org/users/15531986/items/4A5XUDCP"],"itemData":{"id":214,"type":"book","collection-title":"liv101639","publisher-place":"Rio de Janeiro, RJ","title":"Padrão de  Registro de Endereços","title-short":"liv101639","URL":"https://biblioteca.ibge.gov.br/visualizacao/livros/liv101639.pdf","author":[{"family":"IBGE","given":"liv101639"}],"issued":{"date-parts":[["2019"]]}}}],"schema":"https://github.com/citation-style-language/schema/raw/master/csl-citation.json"} </w:instrText>
+      </w:r>
+      <w:r>
+        <w:fldChar w:fldCharType="separate"/>
+      </w:r>
+      <w:r>
+        <w:t>IBGE</w:t>
+      </w:r>
+      <w:r>
+        <w:t xml:space="preserve"> (</w:t>
+      </w:r>
+      <w:r>
+        <w:t>2019b)</w:t>
+      </w:r>
+      <w:r>
+        <w:fldChar w:fldCharType="end"/>
+      </w:r>
+      <w:r>
+        <w:t xml:space="preserve"> apresentam padronização institucional, o esforço de pré-processamento concentra-se na base de dados municipal (domínio CI_). Este procedimento, tecnicamente denominado normalização, consiste em </w:t>
+      </w:r>
       <w:r>
         <w:lastRenderedPageBreak/>
+        <w:t xml:space="preserve">transformar e padronizar elementos textuais para reduzir variações formais e eliminar ambiguidades, tornando os conjuntos de dados comparáveis e consistentes para integração </w:t>
+      </w:r>
+      <w:r>
+        <w:fldChar w:fldCharType="begin"/>
+      </w:r>
+      <w:r>
+        <w:instrText xml:space="preserve"> ADDIN ZOTERO_ITEM CSL_CITATION {"citationID":"PnGk7DAZ","properties":{"formattedCitation":"(Nunes, 2024)","plainCitation":"(Nunes, 2024)","noteIndex":0},"citationItems":[{"id":284,"uris":["http://zotero.org/users/15531986/items/HFZAYWBA"],"itemData":{"id":284,"type":"book","abstract":"Este livro aborda conhecimentos, técnicas e aplicações da área de Processamento de Linguagens Naturais para o português brasileiro. Nesta segunda edição, revisada e ampliada, o conteúdo foi estendido com seis novos capítulos, agora organizados em doze partes. O livro pode ser usado como material didático para disciplinas de cursos de Computação ou Linguística, ou áreas afins, servindo como fonte de conhecimento teórico e prático para quem está aprendendo essa ciência. Pode servir de referência a profissionais que fazem uso do PLN para criar soluções tecnológicas, servindo como fonte de técnicas e métodos para desenvolvimento de sistemas tecnológicos. Também acadêmicos e curiosos, de um modo geral, nele encontrarão uma visão geral da área de PLN, e como ela pode interagir com outras áreas de conhecimento.","edition":"2","ISBN":"978-65-00-95750-1","language":"pt-BR","publisher":"Graça Nunes","publisher-place":"São Carlos, SP","source":"Câmara Brasileira do Livro ISBN","title":"Processamento de Linguagem Natural: Conceitos, Técnicas e Aplicações em Português","title-short":"Processamento de Linguagem Natural","author":[{"family":"Nunes","given":"Maria das Graças Volpe"}],"contributor":[{"family":"Caseli","given":"Helena de Medeiros"}],"issued":{"date-parts":[["2024",3,2]]}}}],"schema":"https://github.com/citation-style-language/schema/raw/master/csl-citation.json"} </w:instrText>
+      </w:r>
+      <w:r>
+        <w:fldChar w:fldCharType="separate"/>
+      </w:r>
+      <w:r>
+        <w:t>(</w:t>
+      </w:r>
+      <w:r>
+        <w:t>NUNES</w:t>
+      </w:r>
+      <w:r>
+        <w:t>, 2024)</w:t>
+      </w:r>
+      <w:r>
+        <w:fldChar w:fldCharType="end"/>
+      </w:r>
+      <w:r>
+        <w:t>.</w:t>
+      </w:r>
+    </w:p>
+    <w:p>
+      <w:r>
         <w:t>Na prática, a normalização envolve operações de:</w:t>
       </w:r>
     </w:p>
@@ -519,7 +777,15 @@
         </w:numPr>
       </w:pPr>
       <w:r>
-        <w:t>Tratamento de abreviaturas e padronização de títulos (ex: convertendo "Av. Gov. Leonel Brizola" para "AVENIDA GOVERNADOR LEONEL BRIZOLA").</w:t>
+        <w:t>Tratamento de abreviaturas e padronização de títulos (</w:t>
+      </w:r>
+      <w:proofErr w:type="spellStart"/>
+      <w:r>
+        <w:t>ex</w:t>
+      </w:r>
+      <w:proofErr w:type="spellEnd"/>
+      <w:r>
+        <w:t>: convertendo "Av. Gov. Leonel Brizola" para "AVENIDA GOVERNADOR LEONEL BRIZOLA").</w:t>
       </w:r>
     </w:p>
     <w:p>
@@ -527,6 +793,7 @@
         <w:t>Essa operação é crítica para a viabilidade do método, pois a estratégia de vincular as quadras entre as duas bases de dados depende da identidade exata das denominações dos logradouros que as circundam. Sem essa rigorosa atenção aos nomes das vias, a automação do georreferenciamento em larga escala restaria comprometida por inconsistências ortográficas.</w:t>
       </w:r>
     </w:p>
+    <w:p/>
     <w:p>
       <w:pPr>
         <w:pStyle w:val="Seo"/>
@@ -547,11 +814,8 @@
     </w:p>
     <w:p>
       <w:r>
-        <w:t xml:space="preserve">Essas lacunas justificam a estratégia adotada nesta metodologia: em vez de apenas "pontuar" endereços existentes, utiliza-se a lógica da face de quadra e a interpolação geométrica. Assim, mesmo que um terreno não possua uma construção registrada no CNEFE, sua posição é calculada e garantida no sistema através da </w:t>
-      </w:r>
-      <w:r>
         <w:lastRenderedPageBreak/>
-        <w:t>distribuição espacial automática dentro da quadra, assegurando a integridade de toda a malha urbana.</w:t>
+        <w:t>Essas lacunas justificam a estratégia adotada nesta metodologia: em vez de apenas "pontuar" endereços existentes, utiliza-se a lógica da face de quadra e a interpolação geométrica. Assim, mesmo que um terreno não possua uma construção registrada no CNEFE, sua posição é calculada e garantida no sistema através da distribuição espacial automática dentro da quadra, assegurando a integridade de toda a malha urbana.</w:t>
       </w:r>
     </w:p>
     <w:p>
@@ -561,67 +825,79 @@
     </w:p>
     <w:p>
       <w:r>
-        <w:t>O diferencial desta abordagem é o agrupamento dos registros pela quadra (ID_QUADRA), formando blocos de endereços contidos nos logradouros que a compõe. O fluxo de processamento segue a seguinte lógica sequencial:</w:t>
-      </w:r>
-    </w:p>
-    <w:p>
-      <w:r>
-        <w:tab/>
-      </w:r>
-      <w:r>
-        <w:rPr>
-          <w:b/>
-          <w:bCs/>
-        </w:rPr>
-        <w:t>Equivalência de Logradouros</w:t>
-      </w:r>
-      <w:r>
-        <w:t>: Identificam-se os nomes de logradouros correspondentes entre as bases após o processo de normalização;</w:t>
-      </w:r>
-    </w:p>
-    <w:p>
-      <w:r>
-        <w:tab/>
-      </w:r>
-      <w:r>
-        <w:rPr>
-          <w:b/>
-          <w:bCs/>
-        </w:rPr>
-        <w:t>Codificação Única</w:t>
-      </w:r>
-      <w:r>
-        <w:t>: Atribui-se um código identificador único (ID_LOGRADOURO) para cada via;</w:t>
-      </w:r>
-    </w:p>
-    <w:p>
-      <w:r>
-        <w:tab/>
-      </w:r>
-      <w:r>
-        <w:rPr>
-          <w:b/>
-          <w:bCs/>
-        </w:rPr>
-        <w:t>Agrupamento Geográfico</w:t>
-      </w:r>
-      <w:r>
-        <w:t>: Os endereços são agrupados pela combinação do ID_QUADRA e ID_LOGRADOURO;</w:t>
-      </w:r>
-    </w:p>
-    <w:p>
-      <w:r>
-        <w:tab/>
-      </w:r>
-      <w:r>
-        <w:rPr>
-          <w:b/>
-          <w:bCs/>
-        </w:rPr>
-        <w:t>Criação do Identificador Unificado</w:t>
-      </w:r>
-      <w:r>
-        <w:t>: Gera-se um novo identificador de quadra, resultante da concatenação dos ID_LOGRADOURO que a delimitam em ordem alfabética.</w:t>
+        <w:t xml:space="preserve">O diferencial desta abordagem é o agrupamento dos registros pela quadra (ID_QUADRA), formando blocos de endereços </w:t>
+      </w:r>
+      <w:r>
+        <w:t>alocados</w:t>
+      </w:r>
+      <w:r>
+        <w:t xml:space="preserve"> nos logradouros que a compõe. O fluxo de processamento segue a seguinte lógica sequencial:</w:t>
+      </w:r>
+    </w:p>
+    <w:p>
+      <w:pPr>
+        <w:pStyle w:val="PargrafodaLista"/>
+        <w:numPr>
+          <w:ilvl w:val="0"/>
+          <w:numId w:val="5"/>
+        </w:numPr>
+      </w:pPr>
+      <w:r>
+        <w:t>Equivalência de Logradouros: Identificam-se os nomes de logradouros correspondentes entre as bases após o processo de normalização;</w:t>
+      </w:r>
+    </w:p>
+    <w:p>
+      <w:pPr>
+        <w:pStyle w:val="PargrafodaLista"/>
+        <w:numPr>
+          <w:ilvl w:val="0"/>
+          <w:numId w:val="5"/>
+        </w:numPr>
+      </w:pPr>
+      <w:r>
+        <w:t>Codificação Única: Atribui-se um código identificador único (</w:t>
+      </w:r>
+      <w:r>
+        <w:t>SC_</w:t>
+      </w:r>
+      <w:r>
+        <w:t>ID_LOGRADOURO) para cada via;</w:t>
+      </w:r>
+    </w:p>
+    <w:p>
+      <w:pPr>
+        <w:pStyle w:val="PargrafodaLista"/>
+        <w:numPr>
+          <w:ilvl w:val="0"/>
+          <w:numId w:val="5"/>
+        </w:numPr>
+      </w:pPr>
+      <w:r>
+        <w:t xml:space="preserve">Agrupamento Geográfico: Os endereços são agrupados pela combinação do ID_QUADRA e </w:t>
+      </w:r>
+      <w:r>
+        <w:t>SC_</w:t>
+      </w:r>
+      <w:r>
+        <w:t>ID_LOGRADOURO;</w:t>
+      </w:r>
+    </w:p>
+    <w:p>
+      <w:pPr>
+        <w:pStyle w:val="PargrafodaLista"/>
+        <w:numPr>
+          <w:ilvl w:val="0"/>
+          <w:numId w:val="5"/>
+        </w:numPr>
+      </w:pPr>
+      <w:r>
+        <w:t xml:space="preserve">Criação do Identificador Unificado: Gera-se um novo identificador de quadra, resultante da concatenação dos </w:t>
+      </w:r>
+      <w:r>
+        <w:t>SC_</w:t>
+      </w:r>
+      <w:r>
+        <w:t>ID_LOGRADOURO que a delimitam em ordem alfabética.</w:t>
       </w:r>
     </w:p>
     <w:p>
@@ -634,13 +910,22 @@
         <w:widowControl w:val="0"/>
       </w:pPr>
       <w:r>
-        <w:t>Seguindo os padrões da engenharia de dados, a metodologia preserva os domínios originais das bases CI_ e CN_. Em vez de alterar os registros primários, foi estruturado um novo domínio de integração, denominado SC_, destinado a coletar e registrar exclusivamente os atributos derivados do processamento. Esta arquitetura garante a rastreabilidade da informação e permite auditorias futuras sem comprometer as bases legadas.</w:t>
-      </w:r>
-    </w:p>
-    <w:p>
+        <w:t xml:space="preserve">Seguindo os padrões da engenharia de dados, a metodologia preserva os domínios originais das bases CI_ e CN_. Em vez de alterar os registros primários, foi </w:t>
+      </w:r>
       <w:r>
         <w:lastRenderedPageBreak/>
-        <w:t>A Figura 3 ilustra o resultado preliminar dessa integração: uma quadra desenhada com as dimensões reais provenientes do cadastro municipal (CIATA) e posicionada conforme as coordenadas geográficas do CNEFE. Embora o posicionamento global esteja correto, observa-se que, nesta etapa, a geometria ainda não apresenta o alinhamento perfeito com o sistema viário existente (rotação zero).</w:t>
+        <w:t>estruturado um novo domínio de integração, denominado SC_, destinado a coletar e registrar exclusivamente os atributos derivados do processamento. Esta arquitetura garante a rastreabilidade da informação e permite auditorias futuras sem comprometer as bases legadas.</w:t>
+      </w:r>
+    </w:p>
+    <w:p>
+      <w:r>
+        <w:t>A Figura 3 ilustra o resultado preliminar dessa integração: uma quadra desenhada com as dimensões reais provenientes do cadastro municipal (</w:t>
+      </w:r>
+      <w:r>
+        <w:t>CTU/</w:t>
+      </w:r>
+      <w:r>
+        <w:t>CIATA) e posicionada conforme as coordenadas geográficas do CNEFE. Embora o posicionamento global esteja correto, observa-se que, nesta etapa, a geometria ainda não apresenta o alinhamento perfeito com o sistema viário existente (rotação zero).</w:t>
       </w:r>
     </w:p>
     <w:p>
@@ -648,27 +933,14 @@
       <w:r>
         <w:t xml:space="preserve">Figura </w:t>
       </w:r>
-      <w:r>
-        <w:fldChar w:fldCharType="begin"/>
-      </w:r>
-      <w:r>
-        <w:instrText xml:space="preserve"> SEQ Figura \* ARABIC </w:instrText>
-      </w:r>
-      <w:r>
-        <w:fldChar w:fldCharType="separate"/>
-      </w:r>
-      <w:r>
-        <w:rPr>
-          <w:noProof/>
-        </w:rPr>
-        <w:t>1</w:t>
-      </w:r>
-      <w:r>
-        <w:rPr>
-          <w:noProof/>
-        </w:rPr>
-        <w:fldChar w:fldCharType="end"/>
-      </w:r>
+      <w:fldSimple w:instr=" SEQ Figura \* ARABIC ">
+        <w:r>
+          <w:rPr>
+            <w:noProof/>
+          </w:rPr>
+          <w:t>1</w:t>
+        </w:r>
+      </w:fldSimple>
       <w:bookmarkEnd w:id="0"/>
       <w:r>
         <w:t xml:space="preserve">: Quadra desenhada a partir dos domínios CI_ e CN_ </w:t>
@@ -745,7 +1017,17 @@
     <w:p/>
     <w:p>
       <w:r>
-        <w:t>Para solucionar esse desalinhamento, considerou-se inicialmente o uso de fórmulas de regressão baseadas nos pontos do CNEFE para cada face de quadra. Entretanto, visando maior confiabilidade e qualidade técnica, optou-se pela incorporação de um novo domínio de dados oriundo do OpenStreetMap (OSM). A utilização do OSM como referencial de suporte permite o ajuste angular preciso das quadras, assegurando que a representação digital reflita a orientação das vias públicas e a morfologia urbana real.</w:t>
+        <w:t xml:space="preserve">Para solucionar esse desalinhamento, considerou-se inicialmente o uso de fórmulas de regressão baseadas nos pontos do CNEFE para cada face de quadra. Entretanto, visando maior confiabilidade e qualidade técnica, optou-se pela incorporação de um novo domínio de dados oriundo do </w:t>
+      </w:r>
+      <w:r>
+        <w:rPr>
+          <w:i/>
+          <w:iCs/>
+        </w:rPr>
+        <w:t>OpenStreetMap</w:t>
+      </w:r>
+      <w:r>
+        <w:t xml:space="preserve"> (OSM). A utilização do OSM como referencial de suporte permite o ajuste angular preciso das quadras, assegurando que a representação digital reflita a orientação das vias públicas e a morfologia urbana real.</w:t>
       </w:r>
     </w:p>
     <w:p/>
@@ -760,63 +1042,179 @@
     </w:p>
     <w:p>
       <w:r>
-        <w:t xml:space="preserve">As coordenadas dos logradouros provenientes do OpenStreetMap (OSM) são utilizadas para calcular o azimute de cada segmento de via (face da quadra), </w:t>
+        <w:t>As coordenadas dos logradouros provenientes do OpenStreetMap (OSM) são utilizadas para calcular o azimute de cada segmento de via (face da quadra), estabelecendo sua orientação angular em relação ao Norte Geográfico. Este parâmetro é fundamental para o ajuste geométrico do polígono gerado a partir do Cadastro Territorial Urbano (CTU/CIATA), permitindo que a rotação e o alinhamento das faces de quadra se assemelhem à realidade da malha viária.</w:t>
+      </w:r>
+    </w:p>
+    <w:p>
+      <w:r>
+        <w:t xml:space="preserve">As coordenadas também </w:t>
+      </w:r>
+      <w:r>
+        <w:t xml:space="preserve">são </w:t>
+      </w:r>
+      <w:r>
+        <w:t>usadas para a translação do polígono para o centroide calculado, permitindo a coincidência posicional das quadras dos domínios SC_ e OSM_.</w:t>
+      </w:r>
+    </w:p>
+    <w:p>
+      <w:r>
+        <w:t xml:space="preserve">O </w:t>
+      </w:r>
+      <w:r>
+        <w:rPr>
+          <w:i/>
+          <w:iCs/>
+        </w:rPr>
+        <w:t>OpenStreetMap</w:t>
+      </w:r>
+      <w:r>
+        <w:t xml:space="preserve"> (OSM) é utilizado como base de referência devido à sua natureza colaborativa e alta taxa de atualização em centros urbanos </w:t>
+      </w:r>
+      <w:r>
+        <w:fldChar w:fldCharType="begin"/>
+      </w:r>
+      <w:r>
+        <w:instrText xml:space="preserve"> ADDIN ZOTERO_ITEM CSL_CITATION {"citationID":"miSX1ba3","properties":{"formattedCitation":"(Haklay, 2010)","plainCitation":"(Haklay, 2010)","noteIndex":0},"citationItems":[{"id":218,"uris":["http://zotero.org/users/15531986/items/G88VAM2Y"],"itemData":{"id":218,"type":"article-journal","abstract":"Within the framework of Web 2.0 mapping applications, the most striking example of a geographical application is the OpenStreetMap (OSM) project. OSM aims to create a free digital map of the world and is implemented through the engagement of participants in a mode similar to software development in Open Source projects. The information is collected by many participants, collated on a central database, and distributed in multiple digital formats through the World Wide Web. This type of information was termed ‘Volunteered Geographical Information’ (VGI) by Goodchild, 2007. However, to date there has been no systematic analysis of the quality of VGI. This study aims to fill this gap by analysing OSM information. The examination focuses on analysis of its quality through a comparison with Ordnance Survey (OS) datasets. The analysis focuses on London and England, since OSM started in London in August 2004 and therefore the study of these geographies provides the best understanding of the achievements and difficulties of VGI. The analysis shows that OSM information can be fairly accurate: on average within about 6 m of the position recorded by the OS, and with approximately 80% overlap of motorway objects between the two datasets. In the space of four years, OSM has captured about 29% of the area of England, of which approximately 24% are digitised lines without a complete set of attributes. The paper concludes with a discussion of the implications of the findings to the study of VGI as well as suggesting future research directions.","container-title":"Environment and Planning B: Planning and Design","DOI":"10.1068/b35097","ISSN":"0265-8135, 1472-3417","issue":"4","journalAbbreviation":"Environ Plann B Plann Des","language":"en","license":"https://journals.sagepub.com/page/policies/text-and-data-mining-license","page":"682-703","source":"DOI.org (Crossref)","title":"How Good is Volunteered Geographical Information? A Comparative Study of OpenStreetMap and Ordnance Survey Datasets","title-short":"How Good is Volunteered Geographical Information?","volume":"37","author":[{"family":"Haklay","given":"Mordechai"}],"issued":{"date-parts":[["2010",8]]}}}],"schema":"https://github.com/citation-style-language/schema/raw/master/csl-citation.json"} </w:instrText>
+      </w:r>
+      <w:r>
+        <w:fldChar w:fldCharType="separate"/>
+      </w:r>
+      <w:r>
+        <w:t>(</w:t>
+      </w:r>
+      <w:r>
+        <w:t>HAKLAY</w:t>
+      </w:r>
+      <w:r>
+        <w:t>, 2010)</w:t>
+      </w:r>
+      <w:r>
+        <w:fldChar w:fldCharType="end"/>
+      </w:r>
+      <w:r>
+        <w:t xml:space="preserve">. Através de requisições à </w:t>
+      </w:r>
+      <w:r>
+        <w:rPr>
+          <w:i/>
+          <w:iCs/>
+        </w:rPr>
+        <w:t>API Overpass</w:t>
+      </w:r>
+      <w:r>
+        <w:t xml:space="preserve">, o sistema extrai as primitivas geométricas do tipo </w:t>
+      </w:r>
+      <w:proofErr w:type="spellStart"/>
+      <w:r>
+        <w:rPr>
+          <w:i/>
+          <w:iCs/>
+        </w:rPr>
+        <w:t>way</w:t>
+      </w:r>
+      <w:proofErr w:type="spellEnd"/>
+      <w:r>
+        <w:t xml:space="preserve"> (linhas) que possuem a </w:t>
+      </w:r>
+      <w:proofErr w:type="spellStart"/>
+      <w:r>
+        <w:rPr>
+          <w:i/>
+          <w:iCs/>
+        </w:rPr>
+        <w:t>tag</w:t>
+      </w:r>
+      <w:proofErr w:type="spellEnd"/>
+      <w:r>
+        <w:rPr>
+          <w:i/>
+          <w:iCs/>
+        </w:rPr>
+        <w:t xml:space="preserve"> </w:t>
+      </w:r>
+      <w:proofErr w:type="spellStart"/>
+      <w:r>
+        <w:rPr>
+          <w:i/>
+          <w:iCs/>
+        </w:rPr>
+        <w:t>highway</w:t>
+      </w:r>
+      <w:proofErr w:type="spellEnd"/>
+      <w:r>
+        <w:t>, representando as vias</w:t>
+      </w:r>
+      <w:r>
+        <w:t xml:space="preserve"> do município</w:t>
+      </w:r>
+      <w:r>
+        <w:t xml:space="preserve">. </w:t>
+      </w:r>
+    </w:p>
+    <w:p>
+      <w:r>
+        <w:t>Após a criação e o povoamento da tabela OSM_LOGRADOUROS, torna-se possível aplicar as transformações de rotação e translação na geometria da quadra. Esse processo é realizado com base nas coordenadas do logradouro de referência, recuperadas mediante uma consulta SQL à base de dados.</w:t>
+      </w:r>
+    </w:p>
+    <w:p>
+      <w:r>
+        <w:t xml:space="preserve">Para uma boa representação das quadras usando o OSM é fundamental selecionar dois pontos adjacentes ao centroide da face de quadra, posicionados em lados opostos, garantindo assim que o vetor calculado reflita a posição e a inclinação local da via. </w:t>
+      </w:r>
+      <w:r>
+        <w:t>Para isso,</w:t>
+      </w:r>
+      <w:r>
+        <w:t xml:space="preserve"> o algoritmo compara todos os pontos dos logradouros adjacentes à procura de pontos coincidentes</w:t>
+      </w:r>
+      <w:r>
+        <w:t xml:space="preserve"> entre eles</w:t>
+      </w:r>
+      <w:r>
+        <w:t xml:space="preserve"> – ou com a menor distância euclidiana entre si. Esses pontos de "quase interseção" são candidatos a vértice da esquina.</w:t>
+      </w:r>
+      <w:r>
+        <w:t xml:space="preserve"> Essa </w:t>
+      </w:r>
+      <w:r>
+        <w:t xml:space="preserve">metodologia de reconstrução geométrica das quadras baseia-se em um algoritmo de otimização por proximidade </w:t>
+      </w:r>
+      <w:r>
+        <w:fldChar w:fldCharType="begin"/>
+      </w:r>
+      <w:r>
+        <w:instrText xml:space="preserve"> ADDIN ZOTERO_ITEM CSL_CITATION {"citationID":"i13zpFW9","properties":{"formattedCitation":"(Casanova et al., 2005)","plainCitation":"(Casanova et al., 2005)","noteIndex":0},"citationItems":[{"id":329,"uris":["http://zotero.org/users/15531986/items/ZFFXWSB7"],"itemData":{"id":329,"type":"book","ISBN":"8590520515","publisher":"MundoGEO","publisher-place":"Curitiba","title":"Bancos de Dados Geográficos","URL":"https://www-di.inf.puc-rio.br/~casanova//Publications/Books/2005-BDG.pdf","author":[{"family":"Casanova","given":"Marco Antonio"},{"family":"Câmara","given":"Gilberto"},{"family":"Davis","given":"Clodoveu"},{"family":"Vinhas","given":"Lúbia"},{"family":"Queiroz","given":"Ricardo Cartaxo"}],"issued":{"date-parts":[["2005"]]}}}],"schema":"https://github.com/citation-style-language/schema/raw/master/csl-citation.json"} </w:instrText>
+      </w:r>
+      <w:r>
+        <w:fldChar w:fldCharType="separate"/>
+      </w:r>
+      <w:r>
+        <w:t>(</w:t>
+      </w:r>
+      <w:r>
+        <w:t>CASANOVA</w:t>
+      </w:r>
+      <w:r>
+        <w:t xml:space="preserve"> et al., 2005)</w:t>
+      </w:r>
+      <w:r>
+        <w:fldChar w:fldCharType="end"/>
+      </w:r>
+      <w:r>
+        <w:t>.</w:t>
+      </w:r>
+    </w:p>
+    <w:p>
+      <w:r>
+        <w:t xml:space="preserve">Em situações complexas, como avenidas de pista dupla ou cruzamentos em "X", podem surgir múltiplos pontos de proximidade máxima. Nesse caso, para cada candidato a vértice, o algoritmo calcula a distância média em relação aos centroides </w:t>
       </w:r>
       <w:r>
         <w:lastRenderedPageBreak/>
-        <w:t>estabelecendo sua orientação angular em relação ao Norte Geográfico. Este parâmetro é fundamental para o ajuste geométrico do polígono gerado a partir do Cadastro Territorial Urbano (CTU/CIATA), permitindo que a rotação e o alinhamento das faces de quadra se assemelhem à realidade da malha viária.</w:t>
-      </w:r>
-    </w:p>
-    <w:p>
-      <w:r>
-        <w:t xml:space="preserve">As coordenadas também </w:t>
-      </w:r>
-      <w:r>
-        <w:t xml:space="preserve">são </w:t>
-      </w:r>
-      <w:r>
-        <w:t>usadas para a translação do polígono para o centroide calculado, permitindo a coincidência posicional das quadras dos domínios SC_ e OSM_.</w:t>
-      </w:r>
-    </w:p>
-    <w:p>
-      <w:r>
-        <w:t xml:space="preserve">O OpenStreetMap (OSM) é utilizado como base de referência devido à sua natureza colaborativa e alta taxa de atualização em centros urbanos (HAKLAY, 2010). Através de requisições à API Overpass, o sistema extrai as primitivas geométricas do tipo way (linhas) que possuem a tag highway, representando as vias. </w:t>
-      </w:r>
-    </w:p>
-    <w:p>
-      <w:r>
-        <w:t>Após a criação e o povoamento da tabela OSM_LOGRADOUROS, torna-se possível aplicar as transformações de rotação e translação na geometria da quadra. Esse processo é realizado com base nas coordenadas do logradouro de referência, recuperadas mediante uma consulta SQL à base de dados.</w:t>
-      </w:r>
-    </w:p>
-    <w:p>
-      <w:r>
-        <w:t xml:space="preserve">Para uma boa representação das quadras usando o OSM é fundamental selecionar dois pontos adjacentes ao centroide da face de quadra, posicionados em lados opostos, garantindo assim que o vetor calculado reflita a posição e a inclinação local da via. </w:t>
-      </w:r>
-      <w:r>
-        <w:t>Para isso,</w:t>
-      </w:r>
-      <w:r>
-        <w:t xml:space="preserve"> o algoritmo compara todos os pontos dos logradouros adjacentes à procura de pontos coincidentes – ou com a menor distância euclidiana entre si. Esses pontos de "quase interseção" são candidatos a vértice da esquina.</w:t>
-      </w:r>
-      <w:r>
-        <w:t xml:space="preserve"> Essa </w:t>
-      </w:r>
-      <w:r>
-        <w:t>metodologia de reconstrução geométrica das quadras baseia-se em um algoritmo de otimização por proximidade (CASANOVA et al., 2005).</w:t>
-      </w:r>
-    </w:p>
-    <w:p>
-      <w:r>
-        <w:t>Em situações complexas, como avenidas de pista dupla ou cruzamentos em "X", podem surgir múltiplos pontos de proximidade máxima. Nesse caso, para cada candidato a vértice, o algoritmo calcula a distância média em relação aos centroides das duas faces envolvidas. O ponto que possuir a menor distância combinada em relação aos centroides das faces é selecionado.</w:t>
-      </w:r>
-    </w:p>
-    <w:p>
-      <w:r>
-        <w:t xml:space="preserve">Esse cuidado é importante porque a representação visual dos objetos rotacionados é fundamental para evidenciar possíveis discrepâncias de orientação </w:t>
-      </w:r>
-      <w:r>
-        <w:lastRenderedPageBreak/>
-        <w:t>espacial. Além disso, essa visualização permite que eventuais ajustes manuais sejam realizados, garantindo que as fachadas dos lotes sejam projetadas em conformidade com o alinhamento real do logradouro. Essa validação gráfica atua como uma camada de integridade, assegurando que o modelo digital reflita a morfologia urbana de forma consistente.</w:t>
+        <w:t>das duas faces envolvidas. O ponto que possuir a menor distância combinada em relação aos centroides das faces é selecionado.</w:t>
+      </w:r>
+    </w:p>
+    <w:p>
+      <w:r>
+        <w:t>Esse cuidado é importante porque a representação visual dos objetos rotacionados é fundamental para evidenciar possíveis discrepâncias de orientação espacial. Além disso, essa visualização permite que eventuais ajustes manuais sejam realizados, garantindo que as fachadas dos lotes sejam projetadas em conformidade com o alinhamento real do logradouro. Essa validação gráfica atua como uma camada de integridade, assegurando que o modelo digital reflita a morfologia urbana de forma consistente.</w:t>
       </w:r>
     </w:p>
     <w:p>
@@ -834,7 +1232,17 @@
     </w:p>
     <w:p>
       <w:r>
-        <w:t xml:space="preserve">Após o ajuste da orientação, o algoritmo executa a translação da geometria para sua posição definitiva. Este processo fundamenta-se no cálculo do centroide dos pontos mais próximos (vizinhos) ao centroide original das faces da quadra, obtidos a partir da malha viária do OpenStreetMap. </w:t>
+        <w:t xml:space="preserve">Após o ajuste da orientação, o algoritmo executa a translação da geometria para sua posição definitiva. Este processo fundamenta-se no cálculo do centroide dos pontos mais próximos (vizinhos) ao centroide original das faces da quadra, obtidos a partir da malha viária do </w:t>
+      </w:r>
+      <w:r>
+        <w:rPr>
+          <w:i/>
+          <w:iCs/>
+        </w:rPr>
+        <w:t>OpenStreetMap</w:t>
+      </w:r>
+      <w:r>
+        <w:t xml:space="preserve">. </w:t>
       </w:r>
     </w:p>
     <w:p>
@@ -846,27 +1254,17 @@
       <w:r>
         <w:t xml:space="preserve">A </w:t>
       </w:r>
-      <w:r>
-        <w:fldChar w:fldCharType="begin"/>
-      </w:r>
-      <w:r>
-        <w:instrText xml:space="preserve"> REF _Ref225366614 </w:instrText>
-      </w:r>
-      <w:r>
-        <w:fldChar w:fldCharType="separate"/>
-      </w:r>
-      <w:r>
-        <w:t xml:space="preserve">Figura </w:t>
-      </w:r>
-      <w:r>
-        <w:rPr>
-          <w:noProof/>
-        </w:rPr>
-        <w:t>2</w:t>
-      </w:r>
-      <w:r>
-        <w:fldChar w:fldCharType="end"/>
-      </w:r>
+      <w:fldSimple w:instr=" REF _Ref225366614 ">
+        <w:r>
+          <w:t xml:space="preserve">Figura </w:t>
+        </w:r>
+        <w:r>
+          <w:rPr>
+            <w:noProof/>
+          </w:rPr>
+          <w:t>2</w:t>
+        </w:r>
+      </w:fldSimple>
       <w:r>
         <w:t xml:space="preserve"> ilustra o </w:t>
       </w:r>
@@ -889,24 +1287,14 @@
         <w:lastRenderedPageBreak/>
         <w:t xml:space="preserve">Figura </w:t>
       </w:r>
-      <w:r>
-        <w:fldChar w:fldCharType="begin"/>
-      </w:r>
-      <w:r>
-        <w:instrText xml:space="preserve"> SEQ Figura \* ARABIC </w:instrText>
-      </w:r>
-      <w:r>
-        <w:fldChar w:fldCharType="separate"/>
-      </w:r>
-      <w:r>
-        <w:rPr>
-          <w:noProof/>
-        </w:rPr>
-        <w:t>2</w:t>
-      </w:r>
-      <w:r>
-        <w:fldChar w:fldCharType="end"/>
-      </w:r>
+      <w:fldSimple w:instr=" SEQ Figura \* ARABIC ">
+        <w:r>
+          <w:rPr>
+            <w:noProof/>
+          </w:rPr>
+          <w:t>2</w:t>
+        </w:r>
+      </w:fldSimple>
       <w:bookmarkEnd w:id="1"/>
       <w:r>
         <w:t xml:space="preserve"> – Quadra 01.03.002.3.0054 após os processos de rotação e translação</w:t>
@@ -1077,6 +1465,7 @@
         <w:t>Aplicabilidade e utilidade da geolocalização para a gestão municipal – verifica a viabilidade de uso dos objetos gerados na estruturação de um Cadastro Territorial Multifinalitário (CTM).</w:t>
       </w:r>
     </w:p>
+    <w:p/>
     <w:p>
       <w:pPr>
         <w:pStyle w:val="Seo"/>
@@ -1090,6 +1479,7 @@
         <w:t>O processo de integração revelou as potencialidades e, também, os desafios inerentes à heterogeneidade dos dados cadastrais originais.</w:t>
       </w:r>
     </w:p>
+    <w:p/>
     <w:p>
       <w:pPr>
         <w:pStyle w:val="Seo"/>
@@ -1100,322 +1490,878 @@
     </w:p>
     <w:p>
       <w:r>
-        <w:t>As inconsistências identificadas no reconhecimento das quadras decorrem, principalmente, de fatores morfológicos e fragilidades nos registros cadastrais preexistentes. A Figura 7 ilustra a malha urbana do núcleo principal de Capanema-PR, categorizada segundo a eficácia da metodologia: em verde, as quadras validadas pelo algoritmo e; em vermelho, as instâncias em que o reconhecimento automático não foi possível.</w:t>
+        <w:t>As inconsistências identificadas no reconhecimento das quadras decorrem, principalmente, de fatores morfológicos e fragilidades nos registros cadastrais preexistentes. A</w:t>
+      </w:r>
+      <w:r>
+        <w:t xml:space="preserve"> </w:t>
+      </w:r>
+      <w:r>
+        <w:fldChar w:fldCharType="begin"/>
+      </w:r>
+      <w:r>
+        <w:instrText xml:space="preserve"> REF _Ref224201151 \h </w:instrText>
+      </w:r>
+      <w:r>
+        <w:fldChar w:fldCharType="separate"/>
+      </w:r>
+      <w:r>
+        <w:t xml:space="preserve">Figura </w:t>
+      </w:r>
+      <w:r>
+        <w:rPr>
+          <w:noProof/>
+        </w:rPr>
+        <w:t>3</w:t>
+      </w:r>
+      <w:r>
+        <w:fldChar w:fldCharType="end"/>
+      </w:r>
+      <w:r>
+        <w:t xml:space="preserve"> ilustra a malha urbana do núcleo principal de Capanema-PR, categorizada segundo a eficácia da metodologia: em verde, as quadras validadas pelo algoritmo e; em vermelho, as instâncias em que o reconhecimento automático não foi possível.</w:t>
+      </w:r>
+    </w:p>
+    <w:p>
+      <w:pPr>
+        <w:keepNext/>
+      </w:pPr>
+      <w:bookmarkStart w:id="2" w:name="_Ref224201151"/>
+      <w:r>
+        <w:lastRenderedPageBreak/>
+        <w:t xml:space="preserve">Figura </w:t>
+      </w:r>
+      <w:fldSimple w:instr=" SEQ Figura \* ARABIC ">
+        <w:r>
+          <w:rPr>
+            <w:noProof/>
+          </w:rPr>
+          <w:t>3</w:t>
+        </w:r>
+      </w:fldSimple>
+      <w:bookmarkEnd w:id="2"/>
+      <w:r>
+        <w:t xml:space="preserve"> – Total de quadras no CTU/CIATA</w:t>
+      </w:r>
+    </w:p>
+    <w:tbl>
+      <w:tblPr>
+        <w:tblStyle w:val="Tabelacomgrade"/>
+        <w:tblW w:w="0" w:type="auto"/>
+        <w:jc w:val="center"/>
+        <w:tblLook w:val="04A0" w:firstRow="1" w:lastRow="0" w:firstColumn="1" w:lastColumn="0" w:noHBand="0" w:noVBand="1"/>
+      </w:tblPr>
+      <w:tblGrid>
+        <w:gridCol w:w="9060"/>
+      </w:tblGrid>
+      <w:tr>
+        <w:trPr>
+          <w:jc w:val="center"/>
+        </w:trPr>
+        <w:tc>
+          <w:tcPr>
+            <w:tcW w:w="9061" w:type="dxa"/>
+          </w:tcPr>
+          <w:p>
+            <w:pPr>
+              <w:keepNext/>
+              <w:widowControl w:val="0"/>
+              <w:ind w:left="-109"/>
+              <w:jc w:val="center"/>
+            </w:pPr>
+            <w:r>
+              <w:rPr>
+                <w:noProof/>
+              </w:rPr>
+              <w:drawing>
+                <wp:inline distT="0" distB="0" distL="0" distR="0" wp14:anchorId="1D57B7DF" wp14:editId="4935A134">
+                  <wp:extent cx="5752893" cy="4321861"/>
+                  <wp:effectExtent l="0" t="0" r="635" b="2540"/>
+                  <wp:docPr id="343805497" name="Imagem 1"/>
+                  <wp:cNvGraphicFramePr>
+                    <a:graphicFrameLocks xmlns:a="http://schemas.openxmlformats.org/drawingml/2006/main" noChangeAspect="1"/>
+                  </wp:cNvGraphicFramePr>
+                  <a:graphic xmlns:a="http://schemas.openxmlformats.org/drawingml/2006/main">
+                    <a:graphicData uri="http://schemas.openxmlformats.org/drawingml/2006/picture">
+                      <pic:pic xmlns:pic="http://schemas.openxmlformats.org/drawingml/2006/picture">
+                        <pic:nvPicPr>
+                          <pic:cNvPr id="2138527719" name="Imagem 1"/>
+                          <pic:cNvPicPr/>
+                        </pic:nvPicPr>
+                        <pic:blipFill>
+                          <a:blip r:embed="rId10">
+                            <a:extLst>
+                              <a:ext uri="{28A0092B-C50C-407E-A947-70E740481C1C}">
+                                <a14:useLocalDpi xmlns:a14="http://schemas.microsoft.com/office/drawing/2010/main" val="0"/>
+                              </a:ext>
+                            </a:extLst>
+                          </a:blip>
+                          <a:stretch>
+                            <a:fillRect/>
+                          </a:stretch>
+                        </pic:blipFill>
+                        <pic:spPr>
+                          <a:xfrm>
+                            <a:off x="0" y="0"/>
+                            <a:ext cx="5752893" cy="4321861"/>
+                          </a:xfrm>
+                          <a:prstGeom prst="rect">
+                            <a:avLst/>
+                          </a:prstGeom>
+                        </pic:spPr>
+                      </pic:pic>
+                    </a:graphicData>
+                  </a:graphic>
+                </wp:inline>
+              </w:drawing>
+            </w:r>
+          </w:p>
+        </w:tc>
+      </w:tr>
+    </w:tbl>
+    <w:p>
+      <w:pPr>
+        <w:pStyle w:val="RSPFonte"/>
+        <w:rPr>
+          <w:b w:val="0"/>
+          <w:bCs w:val="0"/>
+          <w:i w:val="0"/>
+          <w:iCs w:val="0"/>
+        </w:rPr>
+      </w:pPr>
+      <w:r>
+        <w:rPr>
+          <w:rStyle w:val="LegendaChar"/>
+          <w:b w:val="0"/>
+          <w:bCs w:val="0"/>
+          <w:i w:val="0"/>
+          <w:iCs w:val="0"/>
+        </w:rPr>
+        <w:t xml:space="preserve">Fonte: </w:t>
+      </w:r>
+      <w:r>
+        <w:rPr>
+          <w:rStyle w:val="LegendaChar"/>
+          <w:b w:val="0"/>
+          <w:bCs w:val="0"/>
+          <w:i w:val="0"/>
+          <w:iCs w:val="0"/>
+        </w:rPr>
+        <w:fldChar w:fldCharType="begin"/>
+      </w:r>
+      <w:r>
+        <w:rPr>
+          <w:rStyle w:val="LegendaChar"/>
+          <w:b w:val="0"/>
+          <w:bCs w:val="0"/>
+          <w:i w:val="0"/>
+          <w:iCs w:val="0"/>
+        </w:rPr>
+        <w:instrText xml:space="preserve"> ADDIN ZOTERO_ITEM CSL_CITATION {"citationID":"U5SXaLe3","properties":{"formattedCitation":"(\\uc0\\u8220{}SIGWEB-Capanema\\uc0\\u8221{}, 2025)","plainCitation":"(“SIGWEB-Capanema”, 2025)","dontUpdate":true,"noteIndex":0},"citationItems":[{"id":286,"uris":["http://zotero.org/users/15531986/items/W89LG5YN"],"itemData":{"id":286,"type":"webpage","title":"SIGWEB-Capanema","URL":"https://capanema.ctmgeo.com.br/geo-view/index.ctm","accessed":{"date-parts":[["2025",12,14]]},"issued":{"date-parts":[["2025"]]}}}],"schema":"https://github.com/citation-style-language/schema/raw/master/csl-citation.json"} </w:instrText>
+      </w:r>
+      <w:r>
+        <w:rPr>
+          <w:rStyle w:val="LegendaChar"/>
+          <w:b w:val="0"/>
+          <w:bCs w:val="0"/>
+          <w:i w:val="0"/>
+          <w:iCs w:val="0"/>
+        </w:rPr>
+        <w:fldChar w:fldCharType="separate"/>
+      </w:r>
+      <w:r>
+        <w:rPr>
+          <w:rStyle w:val="LegendaChar"/>
+          <w:b w:val="0"/>
+          <w:bCs w:val="0"/>
+          <w:i w:val="0"/>
+          <w:iCs w:val="0"/>
+        </w:rPr>
+        <w:t>SIGWEB-Capanema, 2025</w:t>
+      </w:r>
+      <w:r>
+        <w:rPr>
+          <w:rStyle w:val="LegendaChar"/>
+          <w:b w:val="0"/>
+          <w:bCs w:val="0"/>
+          <w:i w:val="0"/>
+          <w:iCs w:val="0"/>
+        </w:rPr>
+        <w:fldChar w:fldCharType="end"/>
+      </w:r>
+      <w:r>
+        <w:rPr>
+          <w:rStyle w:val="LegendaChar"/>
+          <w:b w:val="0"/>
+          <w:bCs w:val="0"/>
+          <w:i w:val="0"/>
+          <w:iCs w:val="0"/>
+        </w:rPr>
+        <w:t xml:space="preserve"> – Elaboração: Os autores (2026</w:t>
+      </w:r>
+      <w:r>
+        <w:rPr>
+          <w:b w:val="0"/>
+          <w:bCs w:val="0"/>
+          <w:i w:val="0"/>
+          <w:iCs w:val="0"/>
+        </w:rPr>
+        <w:t>)</w:t>
       </w:r>
     </w:p>
     <w:p/>
     <w:p>
       <w:r>
-        <w:t>Figura 7 – Total de quadras no CTU/CIATA</w:t>
-      </w:r>
-    </w:p>
-    <w:p>
+        <w:t>Os principais fatores de impedimento à integração automática foram:</w:t>
+      </w:r>
+    </w:p>
+    <w:p>
+      <w:pPr>
+        <w:pStyle w:val="PargrafodaLista"/>
+        <w:numPr>
+          <w:ilvl w:val="0"/>
+          <w:numId w:val="3"/>
+        </w:numPr>
+      </w:pPr>
+      <w:r>
+        <w:t>Ausência de delimitação física por logradouros consolidados;</w:t>
+      </w:r>
+    </w:p>
+    <w:p>
+      <w:pPr>
+        <w:pStyle w:val="PargrafodaLista"/>
+        <w:numPr>
+          <w:ilvl w:val="0"/>
+          <w:numId w:val="3"/>
+        </w:numPr>
+      </w:pPr>
+      <w:r>
+        <w:t>Delimitação por vias sem denominação oficial ou com grafias divergentes entre as bases;</w:t>
+      </w:r>
+    </w:p>
+    <w:p>
+      <w:pPr>
+        <w:pStyle w:val="PargrafodaLista"/>
+        <w:numPr>
+          <w:ilvl w:val="0"/>
+          <w:numId w:val="3"/>
+        </w:numPr>
+      </w:pPr>
+      <w:r>
+        <w:t>Inexistência de endereço de pelo menos uma unidade imobiliária cadastrado nas faces de quadra;</w:t>
+      </w:r>
+    </w:p>
+    <w:p>
+      <w:pPr>
+        <w:pStyle w:val="PargrafodaLista"/>
+        <w:numPr>
+          <w:ilvl w:val="0"/>
+          <w:numId w:val="3"/>
+        </w:numPr>
+      </w:pPr>
+      <w:r>
+        <w:t>Quadras registradas no CTU/CIATA que ainda não possuem ocupação ou infraestrutura (vazios urbanos);</w:t>
+      </w:r>
+    </w:p>
+    <w:p>
+      <w:pPr>
+        <w:pStyle w:val="PargrafodaLista"/>
+        <w:numPr>
+          <w:ilvl w:val="0"/>
+          <w:numId w:val="3"/>
+        </w:numPr>
+      </w:pPr>
+      <w:r>
+        <w:t>Áreas em estágio de regularização fundiária, com geometria ainda não consolidada no sistema oficial.</w:t>
+      </w:r>
+    </w:p>
+    <w:p>
+      <w:r>
+        <w:lastRenderedPageBreak/>
+        <w:t xml:space="preserve">Do universo de 460 quadras cadastradas no CTU/CIATA, 153 apresentaram as características morfológicas suficientes para o processamento. </w:t>
+      </w:r>
+    </w:p>
+    <w:p/>
+    <w:p>
+      <w:pPr>
+        <w:pStyle w:val="Seo"/>
+      </w:pPr>
+      <w:r>
+        <w:t>Limitações e inconsistências da base de dados do CNEFE (IBGE)</w:t>
+      </w:r>
+    </w:p>
+    <w:p>
+      <w:r>
+        <w:t>Embora o Cadastro Nacional de Endereços para Fins Estatísticos (CNEFE) constitua a base de dados de endereçamento mais abrangente do país, sua aplicação apresenta restrições específicas:</w:t>
+      </w:r>
+    </w:p>
+    <w:p>
+      <w:pPr>
+        <w:pStyle w:val="PargrafodaLista"/>
+        <w:numPr>
+          <w:ilvl w:val="0"/>
+          <w:numId w:val="4"/>
+        </w:numPr>
+      </w:pPr>
+      <w:r>
+        <w:t>Ausência de pontos de áreas não edificadas</w:t>
+      </w:r>
+      <w:r>
+        <w:t xml:space="preserve"> – Por se tratar de um cadastro voltado ao censo demográfico, o CNEFE não coleta dados sobre lotes vagos ou áreas sem edificações consolidadas, o que gera lacunas na malha cadastral urbana.</w:t>
+      </w:r>
+    </w:p>
+    <w:p>
+      <w:pPr>
+        <w:pStyle w:val="PargrafodaLista"/>
+        <w:numPr>
+          <w:ilvl w:val="0"/>
+          <w:numId w:val="4"/>
+        </w:numPr>
+      </w:pPr>
+      <w:r>
+        <w:t>Baixa periodicidade de atualização</w:t>
+      </w:r>
+      <w:r>
+        <w:t xml:space="preserve"> – O intervalo entre as grandes coletas censitárias compromete a detecção de novos parcelamentos de solo e expansões urbanas recentes, limitando a eficácia do algoritmo em áreas de crescimento acelerado.</w:t>
+      </w:r>
+    </w:p>
+    <w:p>
+      <w:pPr>
+        <w:pStyle w:val="PargrafodaLista"/>
+        <w:numPr>
+          <w:ilvl w:val="0"/>
+          <w:numId w:val="4"/>
+        </w:numPr>
+      </w:pPr>
+      <w:r>
+        <w:t>Inconsistências de toponímia</w:t>
+      </w:r>
+      <w:r>
+        <w:t xml:space="preserve"> – Foram identificadas divergências e duplicidades entre as denominações de logradouros registradas pelo IBGE e aquelas utilizadas pela administração municipal, que exigem etapas adicionais de normalização de </w:t>
+      </w:r>
+      <w:proofErr w:type="spellStart"/>
+      <w:r>
+        <w:rPr>
+          <w:i/>
+          <w:iCs/>
+        </w:rPr>
+        <w:t>strings</w:t>
+      </w:r>
+      <w:proofErr w:type="spellEnd"/>
+      <w:r>
+        <w:t xml:space="preserve"> para evitar falhas na correlação.</w:t>
+      </w:r>
+    </w:p>
+    <w:p/>
+    <w:p>
+      <w:pPr>
+        <w:pStyle w:val="Seo"/>
+      </w:pPr>
+      <w:r>
+        <w:t>Resultados da correspondência de quadras entre CNEFE e CTU/CIATA</w:t>
+      </w:r>
+    </w:p>
+    <w:p>
+      <w:r>
+        <w:t>Apesar das limitações intrínsecas às bases de dados de entrada anteriormente discutidas – que devem ser mitigadas principalmente pelo saneamento do Cadastro Territorial Urbano – a aplicação da metodologia permitiu identificar uma parcela significativa de quadras morfologicamente padronizadas.</w:t>
+      </w:r>
+    </w:p>
+    <w:p>
+      <w:r>
+        <w:t xml:space="preserve">O Quadro 3 sintetiza os resultados do processamento, demonstrando o afunilamento dos dados desde o universo inicial até a obtenção das unidades territoriais que apresentaram correspondência positiva. </w:t>
+      </w:r>
+    </w:p>
+    <w:p/>
+    <w:p>
+      <w:bookmarkStart w:id="3" w:name="_Ref223554110"/>
+      <w:r>
+        <w:lastRenderedPageBreak/>
+        <w:t xml:space="preserve">Quadro </w:t>
+      </w:r>
+      <w:fldSimple w:instr=" SEQ Quadro \* ARABIC ">
+        <w:r>
+          <w:rPr>
+            <w:noProof/>
+          </w:rPr>
+          <w:t>3</w:t>
+        </w:r>
+      </w:fldSimple>
+      <w:bookmarkEnd w:id="3"/>
       <w:r>
         <w:t xml:space="preserve"> </w:t>
       </w:r>
-    </w:p>
-    <w:p>
-      <w:r>
-        <w:t>Fonte: SIGWEB-Capanema, 2025 – Elaboração: Os autores (2026)</w:t>
+      <w:r>
+        <w:t>–</w:t>
+      </w:r>
+      <w:r>
+        <w:t xml:space="preserve"> Quantitativo de quadras por tipo</w:t>
+      </w:r>
+    </w:p>
+    <w:tbl>
+      <w:tblPr>
+        <w:tblStyle w:val="TabeladeLista3"/>
+        <w:tblW w:w="5000" w:type="pct"/>
+        <w:jc w:val="center"/>
+        <w:tblBorders>
+          <w:top w:val="single" w:sz="4" w:space="0" w:color="auto"/>
+          <w:left w:val="single" w:sz="4" w:space="0" w:color="auto"/>
+          <w:bottom w:val="single" w:sz="4" w:space="0" w:color="auto"/>
+          <w:right w:val="single" w:sz="4" w:space="0" w:color="auto"/>
+          <w:insideH w:val="single" w:sz="4" w:space="0" w:color="auto"/>
+          <w:insideV w:val="single" w:sz="4" w:space="0" w:color="auto"/>
+        </w:tblBorders>
+        <w:tblLayout w:type="fixed"/>
+        <w:tblLook w:val="04A0" w:firstRow="1" w:lastRow="0" w:firstColumn="1" w:lastColumn="0" w:noHBand="0" w:noVBand="1"/>
+      </w:tblPr>
+      <w:tblGrid>
+        <w:gridCol w:w="4682"/>
+        <w:gridCol w:w="4378"/>
+      </w:tblGrid>
+      <w:tr>
+        <w:trPr>
+          <w:cnfStyle w:val="100000000000" w:firstRow="1" w:lastRow="0" w:firstColumn="0" w:lastColumn="0" w:oddVBand="0" w:evenVBand="0" w:oddHBand="0" w:evenHBand="0" w:firstRowFirstColumn="0" w:firstRowLastColumn="0" w:lastRowFirstColumn="0" w:lastRowLastColumn="0"/>
+          <w:trHeight w:val="405"/>
+          <w:jc w:val="center"/>
+        </w:trPr>
+        <w:tc>
+          <w:tcPr>
+            <w:cnfStyle w:val="001000000100" w:firstRow="0" w:lastRow="0" w:firstColumn="1" w:lastColumn="0" w:oddVBand="0" w:evenVBand="0" w:oddHBand="0" w:evenHBand="0" w:firstRowFirstColumn="1" w:firstRowLastColumn="0" w:lastRowFirstColumn="0" w:lastRowLastColumn="0"/>
+            <w:tcW w:w="2584" w:type="pct"/>
+            <w:shd w:val="clear" w:color="auto" w:fill="BFBFBF" w:themeFill="background1" w:themeFillShade="BF"/>
+            <w:noWrap/>
+            <w:vAlign w:val="center"/>
+            <w:hideMark/>
+          </w:tcPr>
+          <w:p>
+            <w:pPr>
+              <w:jc w:val="center"/>
+              <w:rPr>
+                <w:rFonts w:ascii="Times New Roman" w:hAnsi="Times New Roman" w:cs="Times New Roman"/>
+                <w:color w:val="auto"/>
+                <w:sz w:val="20"/>
+                <w:szCs w:val="20"/>
+              </w:rPr>
+            </w:pPr>
+            <w:r>
+              <w:rPr>
+                <w:rFonts w:ascii="Times New Roman" w:hAnsi="Times New Roman" w:cs="Times New Roman"/>
+                <w:color w:val="auto"/>
+                <w:sz w:val="20"/>
+                <w:szCs w:val="20"/>
+              </w:rPr>
+              <w:t>Tipo de Quadra</w:t>
+            </w:r>
+          </w:p>
+        </w:tc>
+        <w:tc>
+          <w:tcPr>
+            <w:tcW w:w="2416" w:type="pct"/>
+            <w:shd w:val="clear" w:color="auto" w:fill="BFBFBF" w:themeFill="background1" w:themeFillShade="BF"/>
+            <w:noWrap/>
+            <w:vAlign w:val="center"/>
+            <w:hideMark/>
+          </w:tcPr>
+          <w:p>
+            <w:pPr>
+              <w:jc w:val="center"/>
+              <w:cnfStyle w:val="100000000000" w:firstRow="1" w:lastRow="0" w:firstColumn="0" w:lastColumn="0" w:oddVBand="0" w:evenVBand="0" w:oddHBand="0" w:evenHBand="0" w:firstRowFirstColumn="0" w:firstRowLastColumn="0" w:lastRowFirstColumn="0" w:lastRowLastColumn="0"/>
+              <w:rPr>
+                <w:rFonts w:ascii="Times New Roman" w:hAnsi="Times New Roman" w:cs="Times New Roman"/>
+                <w:color w:val="auto"/>
+                <w:sz w:val="20"/>
+                <w:szCs w:val="20"/>
+              </w:rPr>
+            </w:pPr>
+            <w:r>
+              <w:rPr>
+                <w:rFonts w:ascii="Times New Roman" w:hAnsi="Times New Roman" w:cs="Times New Roman"/>
+                <w:color w:val="auto"/>
+                <w:sz w:val="20"/>
+                <w:szCs w:val="20"/>
+              </w:rPr>
+              <w:t>Quantidade</w:t>
+            </w:r>
+          </w:p>
+        </w:tc>
+      </w:tr>
+      <w:tr>
+        <w:trPr>
+          <w:cnfStyle w:val="000000100000" w:firstRow="0" w:lastRow="0" w:firstColumn="0" w:lastColumn="0" w:oddVBand="0" w:evenVBand="0" w:oddHBand="1" w:evenHBand="0" w:firstRowFirstColumn="0" w:firstRowLastColumn="0" w:lastRowFirstColumn="0" w:lastRowLastColumn="0"/>
+          <w:trHeight w:val="405"/>
+          <w:jc w:val="center"/>
+        </w:trPr>
+        <w:tc>
+          <w:tcPr>
+            <w:cnfStyle w:val="001000000000" w:firstRow="0" w:lastRow="0" w:firstColumn="1" w:lastColumn="0" w:oddVBand="0" w:evenVBand="0" w:oddHBand="0" w:evenHBand="0" w:firstRowFirstColumn="0" w:firstRowLastColumn="0" w:lastRowFirstColumn="0" w:lastRowLastColumn="0"/>
+            <w:tcW w:w="2584" w:type="pct"/>
+            <w:noWrap/>
+            <w:hideMark/>
+          </w:tcPr>
+          <w:p>
+            <w:pPr>
+              <w:pStyle w:val="Legenda"/>
+              <w:jc w:val="left"/>
+              <w:rPr>
+                <w:rFonts w:ascii="Times New Roman" w:hAnsi="Times New Roman" w:cs="Times New Roman"/>
+                <w:b w:val="0"/>
+                <w:bCs w:val="0"/>
+                <w:lang w:eastAsia="pt-BR"/>
+              </w:rPr>
+            </w:pPr>
+            <w:r>
+              <w:t>CTU/CIATA</w:t>
+            </w:r>
+          </w:p>
+        </w:tc>
+        <w:tc>
+          <w:tcPr>
+            <w:tcW w:w="2416" w:type="pct"/>
+            <w:noWrap/>
+          </w:tcPr>
+          <w:p>
+            <w:pPr>
+              <w:pStyle w:val="Legenda"/>
+              <w:cnfStyle w:val="000000100000" w:firstRow="0" w:lastRow="0" w:firstColumn="0" w:lastColumn="0" w:oddVBand="0" w:evenVBand="0" w:oddHBand="1" w:evenHBand="0" w:firstRowFirstColumn="0" w:firstRowLastColumn="0" w:lastRowFirstColumn="0" w:lastRowLastColumn="0"/>
+              <w:rPr>
+                <w:rFonts w:ascii="Times New Roman" w:hAnsi="Times New Roman" w:cs="Times New Roman"/>
+                <w:b/>
+                <w:bCs/>
+                <w:lang w:eastAsia="pt-BR"/>
+              </w:rPr>
+            </w:pPr>
+            <w:r>
+              <w:t>460</w:t>
+            </w:r>
+          </w:p>
+        </w:tc>
+      </w:tr>
+      <w:tr>
+        <w:trPr>
+          <w:trHeight w:val="405"/>
+          <w:jc w:val="center"/>
+        </w:trPr>
+        <w:tc>
+          <w:tcPr>
+            <w:cnfStyle w:val="001000000000" w:firstRow="0" w:lastRow="0" w:firstColumn="1" w:lastColumn="0" w:oddVBand="0" w:evenVBand="0" w:oddHBand="0" w:evenHBand="0" w:firstRowFirstColumn="0" w:firstRowLastColumn="0" w:lastRowFirstColumn="0" w:lastRowLastColumn="0"/>
+            <w:tcW w:w="2584" w:type="pct"/>
+            <w:noWrap/>
+            <w:hideMark/>
+          </w:tcPr>
+          <w:p>
+            <w:pPr>
+              <w:pStyle w:val="Legenda"/>
+              <w:jc w:val="left"/>
+              <w:rPr>
+                <w:rFonts w:ascii="Times New Roman" w:hAnsi="Times New Roman" w:cs="Times New Roman"/>
+                <w:b w:val="0"/>
+                <w:bCs w:val="0"/>
+                <w:lang w:eastAsia="pt-BR"/>
+              </w:rPr>
+            </w:pPr>
+            <w:r>
+              <w:t>Válidas na CI_QUADRAS</w:t>
+            </w:r>
+          </w:p>
+        </w:tc>
+        <w:tc>
+          <w:tcPr>
+            <w:tcW w:w="2416" w:type="pct"/>
+            <w:noWrap/>
+          </w:tcPr>
+          <w:p>
+            <w:pPr>
+              <w:pStyle w:val="Legenda"/>
+              <w:cnfStyle w:val="000000000000" w:firstRow="0" w:lastRow="0" w:firstColumn="0" w:lastColumn="0" w:oddVBand="0" w:evenVBand="0" w:oddHBand="0" w:evenHBand="0" w:firstRowFirstColumn="0" w:firstRowLastColumn="0" w:lastRowFirstColumn="0" w:lastRowLastColumn="0"/>
+              <w:rPr>
+                <w:rFonts w:ascii="Times New Roman" w:hAnsi="Times New Roman" w:cs="Times New Roman"/>
+                <w:b/>
+                <w:bCs/>
+                <w:lang w:eastAsia="pt-BR"/>
+              </w:rPr>
+            </w:pPr>
+            <w:r>
+              <w:t>153</w:t>
+            </w:r>
+          </w:p>
+        </w:tc>
+      </w:tr>
+      <w:tr>
+        <w:trPr>
+          <w:cnfStyle w:val="000000100000" w:firstRow="0" w:lastRow="0" w:firstColumn="0" w:lastColumn="0" w:oddVBand="0" w:evenVBand="0" w:oddHBand="1" w:evenHBand="0" w:firstRowFirstColumn="0" w:firstRowLastColumn="0" w:lastRowFirstColumn="0" w:lastRowLastColumn="0"/>
+          <w:trHeight w:val="405"/>
+          <w:jc w:val="center"/>
+        </w:trPr>
+        <w:tc>
+          <w:tcPr>
+            <w:cnfStyle w:val="001000000000" w:firstRow="0" w:lastRow="0" w:firstColumn="1" w:lastColumn="0" w:oddVBand="0" w:evenVBand="0" w:oddHBand="0" w:evenHBand="0" w:firstRowFirstColumn="0" w:firstRowLastColumn="0" w:lastRowFirstColumn="0" w:lastRowLastColumn="0"/>
+            <w:tcW w:w="2584" w:type="pct"/>
+            <w:noWrap/>
+            <w:hideMark/>
+          </w:tcPr>
+          <w:p>
+            <w:pPr>
+              <w:pStyle w:val="Legenda"/>
+              <w:jc w:val="left"/>
+              <w:rPr>
+                <w:rFonts w:ascii="Times New Roman" w:hAnsi="Times New Roman" w:cs="Times New Roman"/>
+                <w:b w:val="0"/>
+                <w:bCs w:val="0"/>
+                <w:lang w:eastAsia="pt-BR"/>
+              </w:rPr>
+            </w:pPr>
+            <w:r>
+              <w:t>CNEFE</w:t>
+            </w:r>
+          </w:p>
+        </w:tc>
+        <w:tc>
+          <w:tcPr>
+            <w:tcW w:w="2416" w:type="pct"/>
+            <w:noWrap/>
+          </w:tcPr>
+          <w:p>
+            <w:pPr>
+              <w:pStyle w:val="Legenda"/>
+              <w:cnfStyle w:val="000000100000" w:firstRow="0" w:lastRow="0" w:firstColumn="0" w:lastColumn="0" w:oddVBand="0" w:evenVBand="0" w:oddHBand="1" w:evenHBand="0" w:firstRowFirstColumn="0" w:firstRowLastColumn="0" w:lastRowFirstColumn="0" w:lastRowLastColumn="0"/>
+              <w:rPr>
+                <w:rFonts w:ascii="Times New Roman" w:hAnsi="Times New Roman" w:cs="Times New Roman"/>
+                <w:b/>
+                <w:bCs/>
+                <w:lang w:eastAsia="pt-BR"/>
+              </w:rPr>
+            </w:pPr>
+            <w:r>
+              <w:t>368</w:t>
+            </w:r>
+          </w:p>
+        </w:tc>
+      </w:tr>
+      <w:tr>
+        <w:trPr>
+          <w:trHeight w:val="405"/>
+          <w:jc w:val="center"/>
+        </w:trPr>
+        <w:tc>
+          <w:tcPr>
+            <w:cnfStyle w:val="001000000000" w:firstRow="0" w:lastRow="0" w:firstColumn="1" w:lastColumn="0" w:oddVBand="0" w:evenVBand="0" w:oddHBand="0" w:evenHBand="0" w:firstRowFirstColumn="0" w:firstRowLastColumn="0" w:lastRowFirstColumn="0" w:lastRowLastColumn="0"/>
+            <w:tcW w:w="2584" w:type="pct"/>
+            <w:noWrap/>
+          </w:tcPr>
+          <w:p>
+            <w:pPr>
+              <w:pStyle w:val="Legenda"/>
+              <w:jc w:val="left"/>
+              <w:rPr>
+                <w:rFonts w:ascii="Times New Roman" w:hAnsi="Times New Roman" w:cs="Times New Roman"/>
+                <w:b w:val="0"/>
+                <w:bCs w:val="0"/>
+              </w:rPr>
+            </w:pPr>
+            <w:r>
+              <w:t>Válidas na CN_QUADRAS</w:t>
+            </w:r>
+          </w:p>
+        </w:tc>
+        <w:tc>
+          <w:tcPr>
+            <w:tcW w:w="2416" w:type="pct"/>
+            <w:noWrap/>
+          </w:tcPr>
+          <w:p>
+            <w:pPr>
+              <w:pStyle w:val="Legenda"/>
+              <w:cnfStyle w:val="000000000000" w:firstRow="0" w:lastRow="0" w:firstColumn="0" w:lastColumn="0" w:oddVBand="0" w:evenVBand="0" w:oddHBand="0" w:evenHBand="0" w:firstRowFirstColumn="0" w:firstRowLastColumn="0" w:lastRowFirstColumn="0" w:lastRowLastColumn="0"/>
+              <w:rPr>
+                <w:rFonts w:ascii="Times New Roman" w:hAnsi="Times New Roman" w:cs="Times New Roman"/>
+                <w:b/>
+                <w:bCs/>
+              </w:rPr>
+            </w:pPr>
+            <w:r>
+              <w:t>185</w:t>
+            </w:r>
+          </w:p>
+        </w:tc>
+      </w:tr>
+      <w:tr>
+        <w:trPr>
+          <w:cnfStyle w:val="000000100000" w:firstRow="0" w:lastRow="0" w:firstColumn="0" w:lastColumn="0" w:oddVBand="0" w:evenVBand="0" w:oddHBand="1" w:evenHBand="0" w:firstRowFirstColumn="0" w:firstRowLastColumn="0" w:lastRowFirstColumn="0" w:lastRowLastColumn="0"/>
+          <w:trHeight w:val="405"/>
+          <w:jc w:val="center"/>
+        </w:trPr>
+        <w:tc>
+          <w:tcPr>
+            <w:cnfStyle w:val="001000000000" w:firstRow="0" w:lastRow="0" w:firstColumn="1" w:lastColumn="0" w:oddVBand="0" w:evenVBand="0" w:oddHBand="0" w:evenHBand="0" w:firstRowFirstColumn="0" w:firstRowLastColumn="0" w:lastRowFirstColumn="0" w:lastRowLastColumn="0"/>
+            <w:tcW w:w="2584" w:type="pct"/>
+            <w:noWrap/>
+          </w:tcPr>
+          <w:p>
+            <w:pPr>
+              <w:pStyle w:val="Legenda"/>
+              <w:jc w:val="left"/>
+              <w:rPr>
+                <w:rFonts w:ascii="Times New Roman" w:hAnsi="Times New Roman" w:cs="Times New Roman"/>
+                <w:b w:val="0"/>
+                <w:bCs w:val="0"/>
+              </w:rPr>
+            </w:pPr>
+            <w:r>
+              <w:t xml:space="preserve">Correspondentes </w:t>
+            </w:r>
+          </w:p>
+        </w:tc>
+        <w:tc>
+          <w:tcPr>
+            <w:tcW w:w="2416" w:type="pct"/>
+            <w:noWrap/>
+          </w:tcPr>
+          <w:p>
+            <w:pPr>
+              <w:pStyle w:val="Legenda"/>
+              <w:cnfStyle w:val="000000100000" w:firstRow="0" w:lastRow="0" w:firstColumn="0" w:lastColumn="0" w:oddVBand="0" w:evenVBand="0" w:oddHBand="1" w:evenHBand="0" w:firstRowFirstColumn="0" w:firstRowLastColumn="0" w:lastRowFirstColumn="0" w:lastRowLastColumn="0"/>
+              <w:rPr>
+                <w:rFonts w:ascii="Times New Roman" w:hAnsi="Times New Roman" w:cs="Times New Roman"/>
+                <w:b/>
+                <w:bCs/>
+              </w:rPr>
+            </w:pPr>
+            <w:r>
+              <w:t>84</w:t>
+            </w:r>
+          </w:p>
+        </w:tc>
+      </w:tr>
+    </w:tbl>
+    <w:p>
+      <w:pPr>
+        <w:pStyle w:val="Legenda"/>
+      </w:pPr>
+      <w:r>
+        <w:t xml:space="preserve">Fonte: </w:t>
+      </w:r>
+      <w:r>
+        <w:fldChar w:fldCharType="begin"/>
+      </w:r>
+      <w:r>
+        <w:instrText xml:space="preserve"> ADDIN ZOTERO_ITEM CSL_CITATION {"citationID":"SyeCeCzG","properties":{"formattedCitation":"(\\uc0\\u8220{}SIGWEB-Capanema\\uc0\\u8221{}, 2025)","plainCitation":"(“SIGWEB-Capanema”, 2025)","dontUpdate":true,"noteIndex":0},"citationItems":[{"id":286,"uris":["http://zotero.org/users/15531986/items/W89LG5YN"],"itemData":{"id":286,"type":"webpage","title":"SIGWEB-Capanema","URL":"https://capanema.ctmgeo.com.br/geo-view/index.ctm","accessed":{"date-parts":[["2025",12,14]]},"issued":{"date-parts":[["2025"]]}}}],"schema":"https://github.com/citation-style-language/schema/raw/master/csl-citation.json"} </w:instrText>
+      </w:r>
+      <w:r>
+        <w:fldChar w:fldCharType="separate"/>
+      </w:r>
+      <w:r>
+        <w:rPr>
+          <w:rFonts w:ascii="Calibri" w:hAnsi="Calibri" w:cs="Calibri"/>
+        </w:rPr>
+        <w:t>SIGWEB-Capanema, 2025</w:t>
+      </w:r>
+      <w:r>
+        <w:fldChar w:fldCharType="end"/>
+      </w:r>
+      <w:r>
+        <w:t xml:space="preserve"> </w:t>
+      </w:r>
+      <w:r>
+        <w:t>–</w:t>
+      </w:r>
+      <w:r>
+        <w:t xml:space="preserve"> Elaboração: </w:t>
+      </w:r>
+      <w:r>
+        <w:t>Autor</w:t>
+      </w:r>
+      <w:r>
+        <w:t xml:space="preserve"> (2026)</w:t>
+      </w:r>
+    </w:p>
+    <w:p>
+      <w:r>
+        <w:t>Este resultado materializa o objetivo central da pesquisa: a identificação e geolocalização automatizada de unidades originárias de domínios distintos (CI_ e CN_), validando a eficácia da metodologia para o estrato da malha urbana que possui maturidade cadastral, mesmo diante das dificuldades impostas pelas bases originais.</w:t>
       </w:r>
     </w:p>
     <w:p/>
     <w:p>
-      <w:r>
-        <w:t>Os principais fatores de impedimento à integração automática foram:</w:t>
-      </w:r>
-    </w:p>
-    <w:p>
-      <w:r>
-        <w:tab/>
-        <w:t>Ausência de delimitação física por logradouros consolidados;</w:t>
-      </w:r>
-    </w:p>
-    <w:p>
-      <w:r>
-        <w:tab/>
-        <w:t>Delimitação por vias sem denominação oficial ou com grafias divergentes entre as bases;</w:t>
-      </w:r>
-    </w:p>
-    <w:p>
-      <w:r>
-        <w:tab/>
-        <w:t>Inexistência de endereço de pelo menos uma unidade imobiliária cadastrado nas faces de quadra;</w:t>
-      </w:r>
-    </w:p>
-    <w:p>
+      <w:pPr>
+        <w:pStyle w:val="Seo"/>
+      </w:pPr>
+      <w:r>
+        <w:t>Análise de Acurácia e Aplicabilidade Administrativa</w:t>
+      </w:r>
+    </w:p>
+    <w:p>
+      <w:r>
+        <w:t>Os testes de validação indicaram que os vértices gerados apresentam um erro posicional médio compatível com as exigências de plane</w:t>
+      </w:r>
+      <w:r>
+        <w:t>j</w:t>
+      </w:r>
+      <w:r>
+        <w:t>amento macro da administração pública. Embora o método não substitua o levantamento topográfico de precisão centimétrica para fins de registo de propriedade estrito, os resultados são plenamente satisfatórios para:</w:t>
+      </w:r>
+    </w:p>
+    <w:p>
+      <w:pPr>
+        <w:pStyle w:val="PargrafodaLista"/>
+        <w:numPr>
+          <w:ilvl w:val="0"/>
+          <w:numId w:val="6"/>
+        </w:numPr>
+      </w:pPr>
+      <w:r>
+        <w:t>Gestão Tributária: Identificação de áreas construídas e atualização da Planta Genérica de Valores (PGV).</w:t>
+      </w:r>
+    </w:p>
+    <w:p>
+      <w:pPr>
+        <w:pStyle w:val="PargrafodaLista"/>
+        <w:numPr>
+          <w:ilvl w:val="0"/>
+          <w:numId w:val="6"/>
+        </w:numPr>
+      </w:pPr>
+      <w:r>
+        <w:t>Plane</w:t>
+      </w:r>
+      <w:r>
+        <w:t>j</w:t>
+      </w:r>
+      <w:r>
+        <w:t>amento Urbano: Visualização da densidade ocupacional e gestão de infraestruturas.</w:t>
+      </w:r>
+    </w:p>
+    <w:p>
+      <w:pPr>
+        <w:pStyle w:val="PargrafodaLista"/>
+        <w:numPr>
+          <w:ilvl w:val="0"/>
+          <w:numId w:val="6"/>
+        </w:numPr>
+      </w:pPr>
+      <w:r>
+        <w:t>Justiça Fiscal: Redução de inconsistências entre a base de dados do IPTU e a realidade física do terreno.</w:t>
+      </w:r>
+    </w:p>
+    <w:p>
+      <w:r>
+        <w:t>Após a identificação lógica das 84 quadras, foram selecionadas 16 amostras para a validação geométrica. Nesta etapa, avalia-se o deslocamento espacial entre as coordenadas dos vértices ajustados e as da base oficial a fim de verificar qual a precisão alcançada pela metodologia.</w:t>
+      </w:r>
+    </w:p>
+    <w:p>
+      <w:pPr>
+        <w:widowControl w:val="0"/>
+      </w:pPr>
+      <w:r>
+        <w:t xml:space="preserve">Com 93,8% das amostras apresentando erro posicional inferior a 5 metros, os </w:t>
+      </w:r>
       <w:r>
         <w:lastRenderedPageBreak/>
-        <w:tab/>
-        <w:t>Quadras registradas no CTU/CIATA que ainda não possuem ocupação ou infraestrutura (vazios urbanos);</w:t>
-      </w:r>
-    </w:p>
-    <w:p>
-      <w:r>
-        <w:tab/>
-        <w:t>Áreas em estágio de regularização fundiária, com geometria ainda não consolidada no sistema oficial.</w:t>
-      </w:r>
-    </w:p>
-    <w:p>
-      <w:r>
-        <w:t>Do universo de 460 quadras cadastradas no CTU/CIATA, 153 apresentaram as características morfológicas suficientes para o processamento. A Figura 8 detalha exemplos de quadras não reconhecidas, destacando-se o impacto da ausência de logradouros nomeados (quadras em vermelho) como barreira à correlação lógica.</w:t>
-      </w:r>
-    </w:p>
-    <w:p>
-      <w:r>
-        <w:t>Figura 8 – Exemplo de quadras não reconhecidas pela metodologia</w:t>
-      </w:r>
-    </w:p>
-    <w:p>
+        <w:t>resultados da geolocalização enquadram-se na Classe B da escala 1:10.000, conforme os parâmetros do Padrão de Exatidão Cartográfica. Embora este índice não seja adequado para atividades que exijam alta precisão métrica ou rigor cadastral para registro imobiliário, o desempenho assemelha-se à acurácia obtida em cartografia analógica (mapas impressos) na mesma escala. Tal resultado valida a utilidade da metodologia para aplicações de planejamento macro, onde a visão sistêmica do território precede a necessidade de detalhamento centimétrico.</w:t>
+      </w:r>
+    </w:p>
+    <w:p>
+      <w:r>
+        <w:t>O resumo estatístico agregado dos 64 vértices que compõem essas quadras é apresentado no</w:t>
+      </w:r>
       <w:r>
         <w:t xml:space="preserve"> </w:t>
       </w:r>
-    </w:p>
-    <w:p>
-      <w:r>
-        <w:t>Fonte: SIGWEB-Capanema, 2025 – Elaboração: Os autores (2026)</w:t>
-      </w:r>
-    </w:p>
-    <w:p/>
-    <w:p>
-      <w:pPr>
-        <w:pStyle w:val="Seo"/>
-      </w:pPr>
-      <w:r>
-        <w:t>Limitações e inconsistências da base de dados do CNEFE (IBGE)</w:t>
-      </w:r>
-    </w:p>
-    <w:p>
-      <w:r>
-        <w:t>Embora o Cadastro Nacional de Endereços para Fins Estatísticos (CNEFE) constitua a base de dados de endereçamento mais abrangente do país, sua aplicação apresenta restrições específicas:</w:t>
-      </w:r>
-    </w:p>
-    <w:p>
-      <w:r>
-        <w:tab/>
-        <w:t>Ausência de pontos de áreas não edificadas – Por se tratar de um cadastro voltado ao censo demográfico, o CNEFE não coleta dados sobre lotes vagos ou áreas sem edificações consolidadas, o que gera lacunas na malha cadastral urbana.</w:t>
-      </w:r>
-    </w:p>
-    <w:p>
-      <w:r>
-        <w:tab/>
-        <w:t>Baixa periodicidade de atualização – O intervalo entre as grandes coletas censitárias compromete a detecção de novos parcelamentos de solo e expansões urbanas recentes, limitando a eficácia do algoritmo em áreas de crescimento acelerado.</w:t>
-      </w:r>
-    </w:p>
-    <w:p>
-      <w:r>
-        <w:tab/>
-        <w:t>Inconsistências de toponímia – Foram identificadas divergências e duplicidades entre as denominações de logradouros registradas pelo IBGE e aquelas utilizadas pela administração municipal, que exigem etapas adicionais de normalização de strings para evitar falhas na correlação.</w:t>
-      </w:r>
-    </w:p>
-    <w:p/>
-    <w:p>
-      <w:pPr>
-        <w:pStyle w:val="Seo"/>
-      </w:pPr>
-      <w:r>
-        <w:t>Resultados da correspondência de quadras entre CNEFE e CTU/CIATA</w:t>
-      </w:r>
-    </w:p>
-    <w:p>
-      <w:r>
-        <w:lastRenderedPageBreak/>
-        <w:t>Apesar das limitações intrínsecas às bases de dados de entrada anteriormente discutidas – que devem ser mitigadas principalmente pelo saneamento do Cadastro Territorial Urbano – a aplicação da metodologia permitiu identificar uma parcela significativa de quadras morfologicamente padronizadas.</w:t>
-      </w:r>
-    </w:p>
-    <w:p>
-      <w:r>
-        <w:t xml:space="preserve">O Quadro 3 sintetiza os resultados do processamento, demonstrando o afunilamento dos dados desde o universo inicial até a obtenção das unidades territoriais que apresentaram correspondência positiva. </w:t>
-      </w:r>
-    </w:p>
-    <w:p/>
-    <w:p>
-      <w:r>
-        <w:t>Quadro 3 – Quantitativo de quadras por tipo</w:t>
-      </w:r>
-    </w:p>
-    <w:p>
-      <w:r>
-        <w:t>Tipo de Quadra</w:t>
-      </w:r>
-      <w:r>
-        <w:tab/>
-        <w:t>Quantidade</w:t>
-      </w:r>
-    </w:p>
-    <w:p>
-      <w:r>
-        <w:t>CTU/CIATA</w:t>
-      </w:r>
-      <w:r>
-        <w:tab/>
-        <w:t>460</w:t>
-      </w:r>
-    </w:p>
-    <w:p>
-      <w:r>
-        <w:t>Válidas na CI_QUADRAS</w:t>
-      </w:r>
-      <w:r>
-        <w:tab/>
-        <w:t>153</w:t>
-      </w:r>
-    </w:p>
-    <w:p>
-      <w:r>
-        <w:t>CNEFE</w:t>
-      </w:r>
-      <w:r>
-        <w:tab/>
-        <w:t>368</w:t>
-      </w:r>
-    </w:p>
-    <w:p>
-      <w:r>
-        <w:t>Válidas na CN_QUADRAS</w:t>
-      </w:r>
-      <w:r>
-        <w:tab/>
-        <w:t>185</w:t>
-      </w:r>
-    </w:p>
-    <w:p>
-      <w:r>
-        <w:t xml:space="preserve">Correspondentes </w:t>
-      </w:r>
-      <w:r>
-        <w:tab/>
-        <w:t>84</w:t>
-      </w:r>
-    </w:p>
-    <w:p>
-      <w:r>
-        <w:t>Fonte: SIGWEB-Capanema, 2025 – Elaboração: Os autores (2026)</w:t>
-      </w:r>
-    </w:p>
-    <w:p/>
-    <w:p>
-      <w:r>
-        <w:t>As quadras destacadas em azul na Figura 9 representam as 84 instâncias que obtiveram êxito na correlação automática pelo algoritmo. Este resultado materializa o objetivo central da pesquisa: a identificação e geolocalização automatizada de unidades originárias de domínios distintos (CI_ e CN_), validando a eficácia da metodologia para o estrato da malha urbana que possui maturidade cadastral, mesmo diante das dificuldades impostas pelas bases originais.</w:t>
-      </w:r>
-    </w:p>
-    <w:p/>
-    <w:p>
-      <w:r>
-        <w:t>Figura 9 – Quadras classificadas</w:t>
-      </w:r>
-    </w:p>
-    <w:p>
-      <w:r>
-        <w:t xml:space="preserve"> </w:t>
-      </w:r>
-    </w:p>
-    <w:p>
-      <w:r>
-        <w:t>Elaboração: Os autores (2026)</w:t>
-      </w:r>
-    </w:p>
-    <w:p/>
-    <w:p/>
-    <w:p>
-      <w:pPr>
-        <w:pStyle w:val="Seo"/>
-      </w:pPr>
-      <w:r>
-        <w:t>Análise de Acurácia e Aplicabilidade Administrativa</w:t>
-      </w:r>
-    </w:p>
-    <w:p>
-      <w:r>
-        <w:lastRenderedPageBreak/>
-        <w:t>Os testes de validação indicaram que os vértices gerados apresentam um erro posicional médio compatível com as exigências de plane</w:t>
-      </w:r>
-      <w:r>
-        <w:t>j</w:t>
-      </w:r>
-      <w:r>
-        <w:t>amento macro da administração pública. Embora o método não substitua o levantamento topográfico de precisão centimétrica para fins de registo de propriedade estrito, os resultados são plenamente satisfatórios para:</w:t>
-      </w:r>
-    </w:p>
-    <w:p>
-      <w:r>
-        <w:tab/>
-      </w:r>
-      <w:r>
-        <w:rPr>
-          <w:b/>
-          <w:bCs/>
-        </w:rPr>
-        <w:t>Gestão Tributária</w:t>
-      </w:r>
-      <w:r>
-        <w:t>: Identificação de áreas construídas e atualização da Planta Genérica de Valores (PGV).</w:t>
-      </w:r>
-    </w:p>
-    <w:p>
-      <w:r>
-        <w:tab/>
-      </w:r>
-      <w:r>
-        <w:rPr>
-          <w:b/>
-          <w:bCs/>
-        </w:rPr>
-        <w:t>Plane</w:t>
-      </w:r>
-      <w:r>
-        <w:rPr>
-          <w:b/>
-          <w:bCs/>
-        </w:rPr>
-        <w:t>j</w:t>
-      </w:r>
-      <w:r>
-        <w:rPr>
-          <w:b/>
-          <w:bCs/>
-        </w:rPr>
-        <w:t>amento Urbano</w:t>
-      </w:r>
-      <w:r>
-        <w:t>: Visualização da densidade ocupacional e gestão de infraestruturas.</w:t>
-      </w:r>
-    </w:p>
-    <w:p>
-      <w:r>
-        <w:tab/>
-      </w:r>
-      <w:r>
-        <w:rPr>
-          <w:b/>
-          <w:bCs/>
-        </w:rPr>
-        <w:t>Justiça Fiscal</w:t>
-      </w:r>
-      <w:r>
-        <w:t>: Redução de inconsistências entre a base de dados do IPTU e a realidade física do terreno.</w:t>
-      </w:r>
-    </w:p>
-    <w:p>
-      <w:r>
-        <w:t>Após a identificação lógica das 84 quadras, foram selecionadas 16 amostras para a validação geométrica. Nesta etapa, avalia-se o deslocamento espacial entre as coordenadas dos vértices ajustados e as da base oficial a fim de verificar qual a precisão alcançada pela metodologia.</w:t>
-      </w:r>
-    </w:p>
-    <w:p>
-      <w:pPr>
-        <w:widowControl w:val="0"/>
-      </w:pPr>
-      <w:r>
-        <w:t>Com 93,8% das amostras apresentando erro posicional inferior a 5 metros, os resultados da geolocalização enquadram-se na Classe B da escala 1:10.000, conforme os parâmetros do Padrão de Exatidão Cartográfica. Embora este índice não seja adequado para atividades que exijam alta precisão métrica ou rigor cadastral para registro imobiliário, o desempenho assemelha-se à acurácia obtida em cartografia analógica (mapas impressos) na mesma escala. Tal resultado valida a utilidade da metodologia para aplicações de planejamento macro, onde a visão sistêmica do território precede a necessidade de detalhamento centimétrico.</w:t>
-      </w:r>
-    </w:p>
-    <w:p>
-      <w:r>
-        <w:t>O resumo estatístico agregado dos 64 vértices que compõem essas quadras é apresentado no</w:t>
-      </w:r>
-      <w:r>
-        <w:t xml:space="preserve"> </w:t>
-      </w:r>
       <w:r>
         <w:fldChar w:fldCharType="begin"/>
       </w:r>
@@ -1442,32 +2388,19 @@
       </w:r>
     </w:p>
     <w:p>
-      <w:bookmarkStart w:id="2" w:name="_Ref224218417"/>
+      <w:bookmarkStart w:id="4" w:name="_Ref224218417"/>
       <w:r>
         <w:t xml:space="preserve">Quadro </w:t>
       </w:r>
-      <w:r>
-        <w:fldChar w:fldCharType="begin"/>
-      </w:r>
-      <w:r>
-        <w:instrText xml:space="preserve"> SEQ Quadro \* ARABIC </w:instrText>
-      </w:r>
-      <w:r>
-        <w:fldChar w:fldCharType="separate"/>
-      </w:r>
-      <w:r>
-        <w:rPr>
-          <w:noProof/>
-        </w:rPr>
-        <w:t>1</w:t>
-      </w:r>
-      <w:r>
-        <w:rPr>
-          <w:noProof/>
-        </w:rPr>
-        <w:fldChar w:fldCharType="end"/>
-      </w:r>
-      <w:bookmarkEnd w:id="2"/>
+      <w:fldSimple w:instr=" SEQ Quadro \* ARABIC ">
+        <w:r>
+          <w:rPr>
+            <w:noProof/>
+          </w:rPr>
+          <w:t>1</w:t>
+        </w:r>
+      </w:fldSimple>
+      <w:bookmarkEnd w:id="4"/>
       <w:r>
         <w:t xml:space="preserve"> – Resumo estatístico dos erros de localização dos vértices</w:t>
       </w:r>
@@ -1717,7 +2650,6 @@
           </w:tcPr>
           <w:p>
             <w:r>
-              <w:lastRenderedPageBreak/>
               <w:t>Erro Médio (m)</w:t>
             </w:r>
           </w:p>
@@ -1890,7 +2822,7 @@
         <w:rPr>
           <w:noProof/>
         </w:rPr>
-        <w:t>3</w:t>
+        <w:t>4</w:t>
       </w:r>
       <w:r>
         <w:fldChar w:fldCharType="end"/>
@@ -1903,32 +2835,20 @@
       <w:pPr>
         <w:keepNext/>
       </w:pPr>
-      <w:bookmarkStart w:id="3" w:name="_Ref223632096"/>
-      <w:r>
+      <w:bookmarkStart w:id="5" w:name="_Ref223632096"/>
+      <w:r>
+        <w:lastRenderedPageBreak/>
         <w:t xml:space="preserve">Figura </w:t>
       </w:r>
-      <w:r>
-        <w:fldChar w:fldCharType="begin"/>
-      </w:r>
-      <w:r>
-        <w:instrText xml:space="preserve"> SEQ Figura \* ARABIC </w:instrText>
-      </w:r>
-      <w:r>
-        <w:fldChar w:fldCharType="separate"/>
-      </w:r>
-      <w:r>
-        <w:rPr>
-          <w:noProof/>
-        </w:rPr>
-        <w:t>3</w:t>
-      </w:r>
-      <w:r>
-        <w:rPr>
-          <w:noProof/>
-        </w:rPr>
-        <w:fldChar w:fldCharType="end"/>
-      </w:r>
-      <w:bookmarkEnd w:id="3"/>
+      <w:fldSimple w:instr=" SEQ Figura \* ARABIC ">
+        <w:r>
+          <w:rPr>
+            <w:noProof/>
+          </w:rPr>
+          <w:t>4</w:t>
+        </w:r>
+      </w:fldSimple>
+      <w:bookmarkEnd w:id="5"/>
       <w:r>
         <w:t xml:space="preserve"> – Gráfico de Erros Posicionais das Quadras - Capanema/PR</w:t>
       </w:r>
@@ -1978,7 +2898,7 @@
                           <pic:cNvPicPr/>
                         </pic:nvPicPr>
                         <pic:blipFill>
-                          <a:blip r:embed="rId10">
+                          <a:blip r:embed="rId11">
                             <a:extLst>
                               <a:ext uri="{28A0092B-C50C-407E-A947-70E740481C1C}">
                                 <a14:useLocalDpi xmlns:a14="http://schemas.microsoft.com/office/drawing/2010/main" val="0"/>
@@ -2024,35 +2944,22 @@
       <w:r>
         <w:t xml:space="preserve"> </w:t>
       </w:r>
-      <w:r>
-        <w:fldChar w:fldCharType="begin"/>
-      </w:r>
-      <w:r>
-        <w:instrText xml:space="preserve"> REF _Ref224220602 </w:instrText>
-      </w:r>
-      <w:r>
-        <w:fldChar w:fldCharType="separate"/>
-      </w:r>
-      <w:r>
-        <w:t xml:space="preserve">Tabela </w:t>
-      </w:r>
-      <w:r>
-        <w:rPr>
-          <w:noProof/>
-        </w:rPr>
-        <w:t>1</w:t>
-      </w:r>
-      <w:r>
-        <w:fldChar w:fldCharType="end"/>
-      </w:r>
-      <w:r>
-        <w:t xml:space="preserve">, quantificam os valores que se comportam como outliers. Discrepâncias desta magnitude são comuns em quadras não ortogonais, com perímetros curvilíneos ou erros de georreferenciamento de origem. Contudo, tal erro é atípico para uma quadra </w:t>
-      </w:r>
-      <w:r>
-        <w:lastRenderedPageBreak/>
-        <w:t>com geometria de quadrilátero regular, cujos logradouros são consolidados e possuem pontos de controle disponíveis no OpenStreetMap (OSM).</w:t>
-      </w:r>
-    </w:p>
+      <w:fldSimple w:instr=" REF _Ref224220602 ">
+        <w:r>
+          <w:t xml:space="preserve">Tabela </w:t>
+        </w:r>
+        <w:r>
+          <w:rPr>
+            <w:noProof/>
+          </w:rPr>
+          <w:t>1</w:t>
+        </w:r>
+      </w:fldSimple>
+      <w:r>
+        <w:t>, quantificam os valores que se comportam como outliers. Discrepâncias desta magnitude são comuns em quadras não ortogonais, com perímetros curvilíneos ou erros de georreferenciamento de origem. Contudo, tal erro é atípico para uma quadra com geometria de quadrilátero regular, cujos logradouros são consolidados e possuem pontos de controle disponíveis no OpenStreetMap (OSM).</w:t>
+      </w:r>
+    </w:p>
+    <w:p/>
     <w:p>
       <w:pPr>
         <w:pStyle w:val="Legenda"/>
@@ -2064,7 +2971,7 @@
           <w:szCs w:val="24"/>
         </w:rPr>
       </w:pPr>
-      <w:bookmarkStart w:id="4" w:name="_Ref224220602"/>
+      <w:bookmarkStart w:id="6" w:name="_Ref224220602"/>
       <w:r>
         <w:rPr>
           <w:sz w:val="24"/>
@@ -2108,7 +3015,7 @@
         </w:rPr>
         <w:fldChar w:fldCharType="end"/>
       </w:r>
-      <w:bookmarkEnd w:id="4"/>
+      <w:bookmarkEnd w:id="6"/>
       <w:r>
         <w:rPr>
           <w:sz w:val="24"/>
@@ -2132,25 +3039,8 @@
       </w:r>
     </w:p>
     <w:p>
-      <w:pPr>
-        <w:rPr>
-          <w:b/>
-          <w:bCs/>
-        </w:rPr>
-      </w:pPr>
-      <w:r>
-        <w:rPr>
-          <w:b/>
-          <w:bCs/>
-        </w:rPr>
-        <w:t>Quadra 01.03.002.3.0065</w:t>
-      </w:r>
-      <w:r>
-        <w:rPr>
-          <w:b/>
-          <w:bCs/>
-        </w:rPr>
-        <w:t xml:space="preserve"> de Capanema-PR</w:t>
+      <w:r>
+        <w:t>Quadra 01.03.002.3.0065 de Capanema-PR</w:t>
       </w:r>
     </w:p>
     <w:tbl>
@@ -2739,6 +3629,7 @@
               </w:rPr>
             </w:pPr>
             <w:r>
+              <w:lastRenderedPageBreak/>
               <w:t>V3</w:t>
             </w:r>
           </w:p>
@@ -3376,65 +4267,50 @@
       <w:r>
         <w:t xml:space="preserve">A </w:t>
       </w:r>
-      <w:r>
-        <w:fldChar w:fldCharType="begin"/>
-      </w:r>
-      <w:r>
-        <w:instrText xml:space="preserve"> REF _Ref222304599 </w:instrText>
-      </w:r>
-      <w:r>
-        <w:fldChar w:fldCharType="separate"/>
-      </w:r>
-      <w:r>
-        <w:t xml:space="preserve">Figura </w:t>
-      </w:r>
-      <w:r>
-        <w:rPr>
-          <w:noProof/>
-        </w:rPr>
-        <w:t>4</w:t>
-      </w:r>
-      <w:r>
-        <w:fldChar w:fldCharType="end"/>
-      </w:r>
+      <w:fldSimple w:instr=" REF _Ref222304599 ">
+        <w:r>
+          <w:t xml:space="preserve">Figura </w:t>
+        </w:r>
+        <w:r>
+          <w:rPr>
+            <w:noProof/>
+          </w:rPr>
+          <w:t>5</w:t>
+        </w:r>
+      </w:fldSimple>
       <w:r>
         <w:t xml:space="preserve"> </w:t>
       </w:r>
       <w:r>
-        <w:t>permite uma análise diagnóstica do problema. Observou-se que os pontos do OSM utilizados para o cálculo do centroide de translação da quadra não foram selecionados adequadamente pelo algoritmo. A interseção entre a Avenida Rio Grande do Sul e a Avenida Botucaris forma uma curva e apresenta vários vértices, incluindo pontos que se referem ao entroncamento com um terceiro logradouro, a Avenida Brasil.</w:t>
+        <w:t xml:space="preserve">permite uma análise diagnóstica do problema. Observou-se que os pontos do OSM utilizados para o cálculo do centroide de translação da quadra não foram selecionados adequadamente pelo algoritmo. A interseção entre a Avenida Rio Grande do Sul e a Avenida </w:t>
+      </w:r>
+      <w:proofErr w:type="spellStart"/>
+      <w:r>
+        <w:t>Botucaris</w:t>
+      </w:r>
+      <w:proofErr w:type="spellEnd"/>
+      <w:r>
+        <w:t xml:space="preserve"> forma uma curva e apresenta vários vértices, incluindo pontos que se referem ao entroncamento com um terceiro logradouro, a Avenida Brasil.</w:t>
       </w:r>
     </w:p>
     <w:p>
       <w:pPr>
         <w:pStyle w:val="RSPLegenda"/>
       </w:pPr>
-      <w:bookmarkStart w:id="5" w:name="_Ref222304599"/>
+      <w:bookmarkStart w:id="7" w:name="_Ref222304599"/>
       <w:r>
         <w:lastRenderedPageBreak/>
         <w:t xml:space="preserve">Figura </w:t>
       </w:r>
-      <w:r>
-        <w:fldChar w:fldCharType="begin"/>
-      </w:r>
-      <w:r>
-        <w:instrText xml:space="preserve"> SEQ Figura \* ARABIC </w:instrText>
-      </w:r>
-      <w:r>
-        <w:fldChar w:fldCharType="separate"/>
-      </w:r>
-      <w:r>
-        <w:rPr>
-          <w:noProof/>
-        </w:rPr>
-        <w:t>4</w:t>
-      </w:r>
-      <w:r>
-        <w:rPr>
-          <w:noProof/>
-        </w:rPr>
-        <w:fldChar w:fldCharType="end"/>
-      </w:r>
-      <w:bookmarkEnd w:id="5"/>
+      <w:fldSimple w:instr=" SEQ Figura \* ARABIC ">
+        <w:r>
+          <w:rPr>
+            <w:noProof/>
+          </w:rPr>
+          <w:t>5</w:t>
+        </w:r>
+      </w:fldSimple>
+      <w:bookmarkEnd w:id="7"/>
       <w:r>
         <w:t xml:space="preserve"> – Exemplo de outlier: Quadra 01.03.002.3.0065</w:t>
       </w:r>
@@ -3480,7 +4356,7 @@
                           <pic:cNvPicPr/>
                         </pic:nvPicPr>
                         <pic:blipFill>
-                          <a:blip r:embed="rId11">
+                          <a:blip r:embed="rId12">
                             <a:extLst>
                               <a:ext uri="{28A0092B-C50C-407E-A947-70E740481C1C}">
                                 <a14:useLocalDpi xmlns:a14="http://schemas.microsoft.com/office/drawing/2010/main" val="0"/>
@@ -3570,22 +4446,35 @@
         <w:lastRenderedPageBreak/>
         <w:t>operações e registros visuais dos ajustes manuais. Esta base de dados prática poderá servir, futuramente, como conjunto de treinamento para sistemas de aprendizado profundo (</w:t>
       </w:r>
+      <w:proofErr w:type="spellStart"/>
       <w:r>
         <w:rPr>
           <w:i/>
           <w:iCs/>
         </w:rPr>
-        <w:t>Deep Learning</w:t>
+        <w:t>Deep</w:t>
+      </w:r>
+      <w:proofErr w:type="spellEnd"/>
+      <w:r>
+        <w:rPr>
+          <w:i/>
+          <w:iCs/>
+        </w:rPr>
+        <w:t xml:space="preserve"> Learning</w:t>
       </w:r>
       <w:r>
         <w:t>), visando a automação da correção de ambiguidades topológicas.</w:t>
       </w:r>
     </w:p>
-    <w:p/>
     <w:p>
       <w:pPr>
         <w:pStyle w:val="Seo"/>
       </w:pPr>
+    </w:p>
+    <w:p>
+      <w:pPr>
+        <w:pStyle w:val="Seo"/>
+      </w:pPr>
       <w:r>
         <w:t>Aplicabilidade e utilidade da metodologia</w:t>
       </w:r>
@@ -3593,6 +4482,10 @@
     <w:p>
       <w:pPr>
         <w:pStyle w:val="Seo"/>
+        <w:numPr>
+          <w:ilvl w:val="0"/>
+          <w:numId w:val="11"/>
+        </w:numPr>
       </w:pPr>
       <w:r>
         <w:t>Validade Jurídica</w:t>
@@ -3605,7 +4498,64 @@
     </w:p>
     <w:p>
       <w:r>
-        <w:t>A distinção entre a precisão necessária para o planejamento urbano e a exigida para o registro imobiliário é fundamental. Enquanto o Cadastro Técnico Multifinalitário (CTM) busca a espacialização sistêmica e a análise do território para fins de gestão pública (LOCH; ERBA, 2007), a legislação brasileira, consolidada pela Lei 10.267/2001 (CARNEIRO, 2003), impõe uma precisão centimétrica como requisito para o registro de imóveis .</w:t>
+        <w:t>A distinção entre a precisão necessária para o planejamento urbano e a exigida para o registro imobiliário é fundamental. Enquanto o Cadastro Técnico Multifinalitário (CTM) busca a espacialização sistêmica e a análise do território para fins de gestão pública</w:t>
+      </w:r>
+      <w:r>
+        <w:t xml:space="preserve"> </w:t>
+      </w:r>
+      <w:r>
+        <w:fldChar w:fldCharType="begin"/>
+      </w:r>
+      <w:r>
+        <w:instrText xml:space="preserve"> ADDIN ZOTERO_ITEM CSL_CITATION {"citationID":"B4bi8WjE","properties":{"formattedCitation":"(Loch; Erba, 2007)","plainCitation":"(Loch; Erba, 2007)","noteIndex":0},"citationItems":[{"id":335,"uris":["http://zotero.org/users/15531986/items/D83LFRNF"],"itemData":{"id":335,"type":"book","publisher":"Editora da UFSC","publisher-place":"Florianópolis","title":"Gestão Municipal e Cadastro Territorial Multipurpose","URL":"https://www.lincolninst.edu/pt-br/publications/books/cadastro-tecnico-multifinalitario-rural-e-urbano/","author":[{"family":"Loch","given":"Carlos"},{"family":"Erba","given":"Diego Alfonso"}],"issued":{"date-parts":[["2007"]]}}}],"schema":"https://github.com/citation-style-language/schema/raw/master/csl-citation.json"} </w:instrText>
+      </w:r>
+      <w:r>
+        <w:fldChar w:fldCharType="separate"/>
+      </w:r>
+      <w:r>
+        <w:t>(</w:t>
+      </w:r>
+      <w:r>
+        <w:t>LOCH</w:t>
+      </w:r>
+      <w:r>
+        <w:t xml:space="preserve">; </w:t>
+      </w:r>
+      <w:r>
+        <w:t>ERBA</w:t>
+      </w:r>
+      <w:r>
+        <w:t>, 2007)</w:t>
+      </w:r>
+      <w:r>
+        <w:fldChar w:fldCharType="end"/>
+      </w:r>
+      <w:r>
+        <w:t xml:space="preserve">, a legislação brasileira, consolidada pela Lei 10.267/2001 </w:t>
+      </w:r>
+      <w:r>
+        <w:fldChar w:fldCharType="begin"/>
+      </w:r>
+      <w:r>
+        <w:instrText xml:space="preserve"> ADDIN ZOTERO_ITEM CSL_CITATION {"citationID":"11Y9DBWe","properties":{"formattedCitation":"(Carneiro, 2003)","plainCitation":"(Carneiro, 2003)","noteIndex":0},"citationItems":[{"id":226,"uris":["http://zotero.org/users/15531986/items/JUYE4438"],"itemData":{"id":226,"type":"book","ISBN":"978-85-7525-219-2","language":"por","note":"OCLC: 60373836","publisher":"Instituto de Registro Imobiliário do Brasil ; S.A. Fabris Editor","publisher-place":"São Paulo, SP, Porto Alegre","source":"Open WorldCat","title":"Cadastro imobiliário e registro de imóveis: a Lei n. 10,267/2001, Decreto n. 4,449/2002 e atos normativos do INCRA","title-short":"Cadastro imobiliário e registro de imóveis","author":[{"family":"Carneiro","given":"Andréa F. T."}],"issued":{"date-parts":[["2003"]]}}}],"schema":"https://github.com/citation-style-language/schema/raw/master/csl-citation.json"} </w:instrText>
+      </w:r>
+      <w:r>
+        <w:fldChar w:fldCharType="separate"/>
+      </w:r>
+      <w:r>
+        <w:t>(</w:t>
+      </w:r>
+      <w:r>
+        <w:t>CARNEIRO</w:t>
+      </w:r>
+      <w:r>
+        <w:t>, 2003)</w:t>
+      </w:r>
+      <w:r>
+        <w:fldChar w:fldCharType="end"/>
+      </w:r>
+      <w:r>
+        <w:t>, impõe uma precisão centimétrica como requisito para o registro de imóveis .</w:t>
       </w:r>
     </w:p>
     <w:p>
@@ -3616,6 +4566,10 @@
     <w:p>
       <w:pPr>
         <w:pStyle w:val="Seo"/>
+        <w:numPr>
+          <w:ilvl w:val="0"/>
+          <w:numId w:val="10"/>
+        </w:numPr>
       </w:pPr>
       <w:r>
         <w:t>Inteligência Geográfica</w:t>
@@ -3635,6 +4589,10 @@
     <w:p>
       <w:pPr>
         <w:pStyle w:val="Seo"/>
+        <w:numPr>
+          <w:ilvl w:val="0"/>
+          <w:numId w:val="9"/>
+        </w:numPr>
       </w:pPr>
       <w:r>
         <w:t>Base para o Cadastro Multifinalitário</w:t>
@@ -3653,6 +4611,10 @@
     <w:p>
       <w:pPr>
         <w:pStyle w:val="Seo"/>
+        <w:numPr>
+          <w:ilvl w:val="0"/>
+          <w:numId w:val="8"/>
+        </w:numPr>
       </w:pPr>
       <w:r>
         <w:t>Avaliação em massa de imóveis urbanos</w:t>
@@ -3666,7 +4628,15 @@
         <w:t>SILVA</w:t>
       </w:r>
       <w:r>
-        <w:t xml:space="preserve"> (2026), o georreferenciamento das unidades imobiliárias é um requisito indispensável para a viabilização da avaliação em massa de imóveis. A autora demonstra que todas as noventa variáveis analisadas em seu estudo guardam correlação direta com o posicionamento do imóvel, sendo que sete dimensões tratam especificamente do geoposicionamento: (Coordenadas UTM, Georreferenciamento, Posicionamento GPS, Latitude, Longitude, Sistema de coordenadas e Projeção cartográfica). </w:t>
+        <w:t xml:space="preserve"> (2026), o georreferenciamento das unidades imobiliárias é um requisito indispensável para a viabilização da avaliação em massa de imóveis. A autora demonstra que todas as noventa variáveis analisadas em seu estudo guardam correlação direta com o posicionamento do imóvel, sendo que sete dimensões tratam especificamente do </w:t>
+      </w:r>
+      <w:proofErr w:type="spellStart"/>
+      <w:r>
+        <w:t>geoposicionamento</w:t>
+      </w:r>
+      <w:proofErr w:type="spellEnd"/>
+      <w:r>
+        <w:t xml:space="preserve">: (Coordenadas UTM, Georreferenciamento, Posicionamento GPS, Latitude, Longitude, Sistema de coordenadas e Projeção cartográfica). </w:t>
       </w:r>
     </w:p>
     <w:p>
@@ -3686,6 +4656,10 @@
     <w:p>
       <w:pPr>
         <w:pStyle w:val="Seo"/>
+        <w:numPr>
+          <w:ilvl w:val="0"/>
+          <w:numId w:val="7"/>
+        </w:numPr>
       </w:pPr>
       <w:r>
         <w:t>Baixo custo</w:t>
@@ -3698,703 +4672,387 @@
     </w:p>
     <w:p>
       <w:r>
-        <w:t>Métodos convencionais de georreferenciamento urbano dependem de trabalho de campo, topografia ou aquisição de ortofotos de alta resolução, processos que envolvem alto custo operacional e um grupo de especialistas. A proposta da metodologia, ao utilizar dados do Cadastro Territorial Urbano (CTU) e do CNFE, para identificar e localizar as quadras, e o OpenStreetMap (OSM) como referência para ajustes de orientação e translação, visa justamente substituir essa abordagem técnica de alta complexidade por um fluxo de trabalho automatizado. A automação proposta permite processar um grande volume de quadras (centenas ou milhares) em frações do tempo que seriam gastas com métodos manuais.</w:t>
-      </w:r>
-    </w:p>
-    <w:p>
-      <w:r>
-        <w:t xml:space="preserve">Um Padrão de Exatidão Cartográfica (PEC) Classe B para a escala 1:10.000 é, sob a óptica da engenharia de agrimensura, considerado baixo. No entanto, para aplicações de planejamento urbano macro, censos demográficos, estudos de mobilidade e gestão territorial em larga escala, essa acurácia pode ser perfeitamente aceitável, especialmente quando o custo para se obter um erro de 20 cm (via métodos tradicionais) seria proibitivo. </w:t>
-      </w:r>
-    </w:p>
-    <w:p>
-      <w:r>
-        <w:t xml:space="preserve">O método proposto não visa competir com a topografia de alta precisão, mas sim preencher uma lacuna existente em muitos municípios brasileiros: a falta de bases cartográficas atualizadas e georreferenciadas. Para esses municípios, ter uma base com erros na casa de 1 a 5 metros, gerada de forma automatizada e com custo </w:t>
+        <w:t xml:space="preserve">Métodos convencionais de georreferenciamento urbano dependem de trabalho de campo, topografia ou aquisição de </w:t>
+      </w:r>
+      <w:proofErr w:type="spellStart"/>
+      <w:r>
+        <w:t>ortofotos</w:t>
+      </w:r>
+      <w:proofErr w:type="spellEnd"/>
+      <w:r>
+        <w:t xml:space="preserve"> de alta resolução, processos que envolvem alto custo operacional e um grupo de especialistas. A proposta da metodologia, ao utilizar dados do Cadastro Territorial Urbano (CTU) e do CNFE, para identificar e localizar as quadras, e o </w:t>
+      </w:r>
+      <w:r>
+        <w:rPr>
+          <w:i/>
+          <w:iCs/>
+        </w:rPr>
+        <w:t>OpenStreetMap</w:t>
+      </w:r>
+      <w:r>
+        <w:t xml:space="preserve"> (OSM) como referência para ajustes de orientação e translação, visa justamente substituir essa abordagem técnica de alta complexidade por um fluxo de trabalho automatizado. A automação proposta permite processar um grande volume de quadras (centenas ou milhares) em frações do tempo que seriam gastas com métodos manuais.</w:t>
+      </w:r>
+    </w:p>
+    <w:p>
+      <w:r>
+        <w:t>O método proposto não visa competir com a topografia de alta precisão, mas sim preencher uma lacuna existente em muitos municípios brasileiros: a falta de bases cartográficas atualizadas e georreferenciadas. Para esses municípios, ter uma base com erros na casa de 1 a 5 metros, gerada de forma automatizada e com custo próximo de zero, é melhor do que não ter base alguma ou depender de mapeamentos analógicos desatualizados.</w:t>
+      </w:r>
+    </w:p>
+    <w:p>
+      <w:pPr>
+        <w:pStyle w:val="Ttulo1"/>
+        <w:rPr>
+          <w:lang w:val="pt-BR"/>
+        </w:rPr>
+      </w:pPr>
+      <w:r>
+        <w:rPr>
+          <w:lang w:val="pt-BR"/>
+        </w:rPr>
+        <w:t>Considerações Finais</w:t>
+      </w:r>
+    </w:p>
+    <w:p>
+      <w:r>
+        <w:t xml:space="preserve">Esta pesquisa retomou o desafio histórico da gestão municipal brasileira: a transição de cadastros descritivos e fragmentados para um modelo de Cadastro </w:t>
       </w:r>
       <w:r>
         <w:lastRenderedPageBreak/>
-        <w:t>próximo de zero, é melhor do que não ter base alguma ou depender de mapeamentos analógicos desatualizados.</w:t>
-      </w:r>
-    </w:p>
+        <w:t>Territorial Multifinalitário (CTM) georreferenciado. O problema de pesquisa — que buscava uma forma célere e de baixo custo para realizar essa espacialização em larga escala — foi respondido positivamente através do desenvolvimento de um fluxo de trabalho automatizado. Demonstrou-se que a integração de registros administrativos legados com bases de dados abertas (CNEFE e OSM) permite a criação de uma base geográfica funcional sem a dependência imediata de investimentos vultosos em infraestrutura de dados proprietária.</w:t>
+      </w:r>
+    </w:p>
+    <w:p>
+      <w:r>
+        <w:t>O estudo colabora para o campo da administração pública ao desmistificar a implementação do CTM em municípios de pequeno e médio porte. Enquanto a literatura tradicional foca em levantamentos de alta precisão, esta pesquisa amplia o conhecimento ao propor uma "estratégia de transição" ou um "Cadastro Mínimo Viável". Ela prova que o uso inteligente da automação e de dados públicos pode romper a inércia tecnológica das prefeituras, permitindo que o servidor público atue como protagonista na modernização da gestão territorial.</w:t>
+      </w:r>
+    </w:p>
+    <w:p>
+      <w:r>
+        <w:t>Como restrições, ressalta-se que a metodologia não substitui levantamentos topográficos de precisão para fins de registro de propriedade ou demarcação de limites em litígio, uma vez que sua acurácia é voltada ao planejamento urbano e à justiça fiscal coletiva. Além disso, o sucesso do método depende da qualidade mínima dos registros descritivos originais (nomes de ruas e numeração oficial).</w:t>
+      </w:r>
+    </w:p>
+    <w:p>
+      <w:r>
+        <w:t>Por fim, recomenda-se que as administrações municipais utilizem esta abordagem como o primeiro passo para a conformidade com o SINTER e para o fortalecimento da Receita Municipal. Sugere-se que trabalhos futuros explorem a integração desta base georreferenciada com dados de consumo de serviços públicos (água e energia) e imagens de satélite de alta resolução para o monitoramento contínuo da expansão urbana e o combate à sonegação fiscal.</w:t>
+      </w:r>
+    </w:p>
+    <w:p/>
     <w:p>
       <w:pPr>
         <w:pStyle w:val="Ttulo1"/>
-      </w:pPr>
-      <w:r>
-        <w:t>Considerações</w:t>
-      </w:r>
-      <w:r>
-        <w:t xml:space="preserve"> Finais</w:t>
-      </w:r>
-    </w:p>
-    <w:p>
-      <w:r>
-        <w:t>Esta pesquisa retomou o desafio histórico da gestão municipal brasileira: a transição de cadastros descritivos e fragmentados para um modelo de Cadastro Territorial Multifinalitário (CTM) georreferenciado. O problema de pesquisa — que buscava uma forma célere e de baixo custo para realizar essa espacialização em larga escala — foi respondido positivamente através do desenvolvimento de um fluxo de trabalho automatizado. Demonstrou-se que a integração de registros administrativos legados com bases de dados abertas (CNEFE e OSM) permite a criação de uma base geográfica funcional sem a dependência imediata de investimentos vultosos em infraestrutura de dados proprietária.</w:t>
-      </w:r>
-    </w:p>
-    <w:p>
-      <w:r>
-        <w:t>O estudo colabora para o campo da administração pública ao desmistificar a implementação do CTM em municípios de pequeno e médio porte. Enquanto a literatura tradicional foca em levantamentos de alta precisão, esta pesquisa amplia o conhecimento ao propor uma "estratégia de transição" ou um "Cadastro Mínimo Viável". Ela prova que o uso inteligente da automação e de dados públicos pode romper a inércia tecnológica das prefeituras, permitindo que o servidor público atue como protagonista na modernização da gestão territorial.</w:t>
-      </w:r>
-    </w:p>
-    <w:p>
-      <w:r>
-        <w:t>Como restrições, ressalta-se que a metodologia não substitui levantamentos topográficos de precisão para fins de registro de propriedade ou demarcação de limites em litígio, uma vez que sua acurácia é voltada ao planejamento urbano e à justiça fiscal coletiva. Além disso, o sucesso do método depende da qualidade mínima dos registros descritivos originais (nomes de ruas e numeração oficial).</w:t>
-      </w:r>
-    </w:p>
-    <w:p>
-      <w:r>
-        <w:t xml:space="preserve">Por fim, recomenda-se que as administrações municipais utilizem esta abordagem como o primeiro passo para a conformidade com o SINTER e para o fortalecimento da Receita Municipal. Sugere-se que trabalhos futuros explorem a integração desta base georreferenciada com dados de consumo de serviços públicos (água e energia) e imagens de satélite de alta resolução para o monitoramento </w:t>
-      </w:r>
-      <w:r>
+        <w:rPr>
+          <w:lang w:val="pt-BR"/>
+        </w:rPr>
+      </w:pPr>
+      <w:r>
+        <w:rPr>
+          <w:lang w:val="pt-BR"/>
+        </w:rPr>
         <w:lastRenderedPageBreak/>
-        <w:t>contínuo da expansão urbana e o combate à sonegação fiscal.</w:t>
-      </w:r>
-      <w:r>
-        <w:br/>
-      </w:r>
-    </w:p>
-    <w:p>
-      <w:pPr>
-        <w:pStyle w:val="Ttulo1"/>
-      </w:pPr>
-      <w:r>
         <w:t>Referências Bibliográficas</w:t>
       </w:r>
     </w:p>
     <w:p>
       <w:pPr>
-        <w:pStyle w:val="Ttulo1"/>
-      </w:pPr>
-      <w:r>
-        <w:t>Notas de autor</w:t>
-      </w:r>
-    </w:p>
-    <w:p>
-      <w:r>
-        <w:br w:type="page"/>
-      </w:r>
-    </w:p>
-    <w:p>
-      <w:r>
-        <w:rPr>
-          <w:b/>
-        </w:rPr>
-        <w:lastRenderedPageBreak/>
-        <w:t>Observações:</w:t>
-      </w:r>
-      <w:r>
-        <w:rPr>
-          <w:b/>
-        </w:rPr>
-        <w:t xml:space="preserve"> </w:t>
-      </w:r>
-      <w:r>
-        <w:t xml:space="preserve">No momento da submissão o(s) nome(s) do(s) autores e informações sobre os mesmos </w:t>
-      </w:r>
-      <w:r>
-        <w:rPr>
-          <w:b/>
-        </w:rPr>
-        <w:t>NÃO</w:t>
-      </w:r>
-      <w:r>
-        <w:t xml:space="preserve"> devem ser inseridos. </w:t>
-      </w:r>
-      <w:r>
-        <w:t xml:space="preserve"> </w:t>
-      </w:r>
-    </w:p>
-    <w:p>
-      <w:r>
-        <w:t xml:space="preserve">O conteúdo das </w:t>
-      </w:r>
-      <w:r>
-        <w:rPr>
-          <w:b/>
-        </w:rPr>
-        <w:t>notas de autores</w:t>
-      </w:r>
-      <w:r>
-        <w:t xml:space="preserve"> será incluído posteriormente após avaliação. No momento da submissão do artigo certifique-se que os dad</w:t>
-      </w:r>
-      <w:r>
-        <w:t>os do template “notas de autor”</w:t>
-      </w:r>
-      <w:r>
-        <w:t xml:space="preserve"> esteja preenchido corretamente e incluído na plataforma como </w:t>
-      </w:r>
-      <w:r>
-        <w:rPr>
-          <w:b/>
-        </w:rPr>
-        <w:t xml:space="preserve">documento suplementar.  </w:t>
-      </w:r>
-    </w:p>
-    <w:p>
-      <w:pPr>
-        <w:rPr>
-          <w:lang w:eastAsia="pt-BR"/>
-        </w:rPr>
-      </w:pPr>
-      <w:r>
-        <w:rPr>
-          <w:lang w:eastAsia="pt-BR"/>
-        </w:rPr>
-        <w:t xml:space="preserve">Os textos devem ser digitados em Word, fonte </w:t>
-      </w:r>
-      <w:r>
-        <w:t>Arial</w:t>
-      </w:r>
-      <w:r>
-        <w:rPr>
-          <w:lang w:eastAsia="pt-BR"/>
-        </w:rPr>
-        <w:t xml:space="preserve"> </w:t>
-      </w:r>
-      <w:r>
-        <w:rPr>
-          <w:lang w:eastAsia="pt-BR"/>
-        </w:rPr>
-        <w:t>12, espaçamento de 1,5 linhas, formato A4.</w:t>
-      </w:r>
-    </w:p>
-    <w:p>
-      <w:pPr>
-        <w:rPr>
-          <w:lang w:eastAsia="pt-BR"/>
-        </w:rPr>
-      </w:pPr>
-      <w:r>
-        <w:rPr>
-          <w:lang w:eastAsia="pt-BR"/>
-        </w:rPr>
-        <w:t> </w:t>
-      </w:r>
-    </w:p>
-    <w:p>
-      <w:pPr>
-        <w:rPr>
-          <w:lang w:eastAsia="pt-BR"/>
-        </w:rPr>
-      </w:pPr>
-      <w:r>
-        <w:rPr>
-          <w:lang w:eastAsia="pt-BR"/>
-        </w:rPr>
-        <w:t>Mínimo de 15 páginas e máximo de 25 páginas com bibliografia inclusa.</w:t>
-      </w:r>
-    </w:p>
-    <w:p>
-      <w:pPr>
-        <w:rPr>
-          <w:lang w:eastAsia="pt-BR"/>
-        </w:rPr>
-      </w:pPr>
-      <w:r>
-        <w:rPr>
-          <w:lang w:eastAsia="pt-BR"/>
-        </w:rPr>
-        <w:t> </w:t>
-      </w:r>
-    </w:p>
-    <w:p>
-      <w:pPr>
-        <w:rPr>
-          <w:lang w:eastAsia="pt-BR"/>
-        </w:rPr>
-      </w:pPr>
-      <w:r>
-        <w:rPr>
-          <w:lang w:eastAsia="pt-BR"/>
-        </w:rPr>
-        <w:t>Margens esquerda e direita de 2,5 cm. Margem superior de 2,56 cm e margem inferior de 1,5 cm. </w:t>
-      </w:r>
-    </w:p>
-    <w:p>
-      <w:pPr>
-        <w:rPr>
-          <w:lang w:eastAsia="pt-BR"/>
-        </w:rPr>
-      </w:pPr>
-      <w:r>
-        <w:rPr>
-          <w:lang w:eastAsia="pt-BR"/>
-        </w:rPr>
-        <w:t>  </w:t>
-      </w:r>
-    </w:p>
-    <w:p>
-      <w:pPr>
-        <w:rPr>
-          <w:lang w:eastAsia="pt-BR"/>
-        </w:rPr>
-      </w:pPr>
-      <w:r>
-        <w:rPr>
-          <w:lang w:eastAsia="pt-BR"/>
-        </w:rPr>
-        <w:t>Incluir resumo em português, inglês e espanhol (</w:t>
+        <w:pStyle w:val="Bibliografia"/>
+      </w:pPr>
+      <w:r>
+        <w:rPr>
+          <w:lang w:val="es-ES"/>
+        </w:rPr>
+        <w:fldChar w:fldCharType="begin"/>
+      </w:r>
+      <w:r>
+        <w:instrText xml:space="preserve"> ADDIN ZOTERO_BIBL {"uncited":[],"omitted":[],"custom":[]} CSL_BIBLIOGRAPHY </w:instrText>
+      </w:r>
+      <w:r>
+        <w:rPr>
+          <w:lang w:val="es-ES"/>
+        </w:rPr>
+        <w:fldChar w:fldCharType="separate"/>
+      </w:r>
+      <w:r>
+        <w:t xml:space="preserve">CARNEIRO, Andréa F. T. </w:t>
       </w:r>
       <w:r>
         <w:rPr>
           <w:b/>
           <w:bCs/>
-          <w:lang w:eastAsia="pt-BR"/>
-        </w:rPr>
-        <w:t>não usar tradutor automático – eletrônico/computador</w:t>
-      </w:r>
-      <w:r>
-        <w:rPr>
-          <w:lang w:eastAsia="pt-BR"/>
-        </w:rPr>
-        <w:t>). Resumos com o máximo de 10 linhas e até 5</w:t>
-      </w:r>
-      <w:r>
-        <w:rPr>
-          <w:lang w:eastAsia="pt-BR"/>
-        </w:rPr>
-        <w:t xml:space="preserve"> palavras-chave, em português, </w:t>
-      </w:r>
-      <w:r>
-        <w:rPr>
-          <w:lang w:eastAsia="pt-BR"/>
-        </w:rPr>
-        <w:t>inglês e espanhol. (recomenda-se passar por revisão de profissional especializado). </w:t>
-      </w:r>
-    </w:p>
-    <w:p>
-      <w:pPr>
-        <w:rPr>
-          <w:lang w:eastAsia="pt-BR"/>
-        </w:rPr>
-      </w:pPr>
-    </w:p>
-    <w:p>
-      <w:pPr>
-        <w:rPr>
-          <w:lang w:eastAsia="pt-BR"/>
-        </w:rPr>
-      </w:pPr>
-      <w:r>
-        <w:rPr>
-          <w:lang w:eastAsia="pt-BR"/>
-        </w:rPr>
-        <w:t xml:space="preserve">O título deve ser digitado em português, inglês e espanhol. Título em Word, fonte </w:t>
-      </w:r>
-      <w:r>
-        <w:t>Arial</w:t>
-      </w:r>
-      <w:r>
-        <w:rPr>
-          <w:lang w:eastAsia="pt-BR"/>
+        </w:rPr>
+        <w:t>Cadastro imobiliário e registro de imóveis: a Lei n. 10,267/2001, Decreto n. 4,449/2002 e atos normativos do INCRA</w:t>
+      </w:r>
+      <w:r>
+        <w:t xml:space="preserve">. São Paulo, SP, Porto Alegre: Instituto de Registro Imobiliário do Brasil ; S.A. Fabris Editor, 2003. </w:t>
+      </w:r>
+    </w:p>
+    <w:p>
+      <w:pPr>
+        <w:pStyle w:val="Bibliografia"/>
+      </w:pPr>
+      <w:r>
+        <w:rPr>
+          <w:lang w:val="es-ES"/>
+        </w:rPr>
+        <w:t xml:space="preserve">CASANOVA, Marco Antonio </w:t>
+      </w:r>
+      <w:r>
+        <w:rPr>
+          <w:i/>
+          <w:iCs/>
+          <w:lang w:val="es-ES"/>
+        </w:rPr>
+        <w:t>et al.</w:t>
+      </w:r>
+      <w:r>
+        <w:rPr>
+          <w:lang w:val="es-ES"/>
         </w:rPr>
         <w:t xml:space="preserve"> </w:t>
-      </w:r>
-      <w:r>
-        <w:rPr>
-          <w:lang w:eastAsia="pt-BR"/>
-        </w:rPr>
-        <w:t xml:space="preserve">12, negrito, letras </w:t>
-      </w:r>
-      <w:r>
-        <w:rPr>
-          <w:lang w:eastAsia="pt-BR"/>
-        </w:rPr>
-        <w:t>maiúsculas</w:t>
-      </w:r>
-      <w:r>
-        <w:rPr>
-          <w:lang w:eastAsia="pt-BR"/>
-        </w:rPr>
-        <w:t xml:space="preserve"> e título centralizado.</w:t>
-      </w:r>
-    </w:p>
-    <w:p>
-      <w:pPr>
-        <w:rPr>
-          <w:lang w:eastAsia="pt-BR"/>
-        </w:rPr>
-      </w:pPr>
-    </w:p>
-    <w:p>
-      <w:pPr>
-        <w:rPr>
-          <w:lang w:eastAsia="pt-BR"/>
-        </w:rPr>
-      </w:pPr>
-      <w:r>
-        <w:rPr>
-          <w:lang w:eastAsia="pt-BR"/>
-        </w:rPr>
-        <w:t xml:space="preserve">Cada palavras-chave deve ser redigida com inicial </w:t>
-      </w:r>
-      <w:r>
-        <w:rPr>
-          <w:lang w:eastAsia="pt-BR"/>
-        </w:rPr>
-        <w:t>maiúsculas</w:t>
-      </w:r>
-      <w:r>
-        <w:rPr>
-          <w:lang w:eastAsia="pt-BR"/>
-        </w:rPr>
-        <w:t xml:space="preserve"> e as palavras-chave devem ser separadas </w:t>
-      </w:r>
-      <w:r>
-        <w:t>e com ponto final)</w:t>
-      </w:r>
-    </w:p>
-    <w:p>
-      <w:pPr>
-        <w:rPr>
-          <w:lang w:eastAsia="pt-BR"/>
-        </w:rPr>
-      </w:pPr>
-      <w:r>
-        <w:rPr>
-          <w:lang w:eastAsia="pt-BR"/>
-        </w:rPr>
-        <w:t> </w:t>
-      </w:r>
-    </w:p>
-    <w:p>
-      <w:pPr>
-        <w:rPr>
-          <w:lang w:eastAsia="pt-BR"/>
-        </w:rPr>
-      </w:pPr>
-      <w:r>
-        <w:rPr>
-          <w:lang w:eastAsia="pt-BR"/>
-        </w:rPr>
-        <w:t>As notas de rodapé devem ser digitadas com a mesma fonte do texto, em tamanho 10 e de acordo com o processador utilizado. Não usar referências bibliográficas na nota de rodapé.</w:t>
-      </w:r>
-    </w:p>
-    <w:p>
-      <w:pPr>
-        <w:rPr>
-          <w:lang w:eastAsia="pt-BR"/>
-        </w:rPr>
-      </w:pPr>
-      <w:r>
-        <w:rPr>
-          <w:lang w:eastAsia="pt-BR"/>
-        </w:rPr>
-        <w:t> </w:t>
-      </w:r>
-    </w:p>
-    <w:p>
-      <w:pPr>
-        <w:rPr>
-          <w:lang w:eastAsia="pt-BR"/>
-        </w:rPr>
-      </w:pPr>
-      <w:r>
-        <w:rPr>
-          <w:lang w:eastAsia="pt-BR"/>
-        </w:rPr>
-        <w:lastRenderedPageBreak/>
-        <w:t>As referências bibliográficas devem ser organizadas de acordo com as normas da ABNT. Segue alguns exemplos para livros, revistas, anais, ebook, legislação, entre outros. Para mais detalhes consulte a NBR6023/2018.</w:t>
-      </w:r>
-    </w:p>
-    <w:p>
-      <w:pPr>
-        <w:rPr>
-          <w:lang w:eastAsia="pt-BR"/>
-        </w:rPr>
-      </w:pPr>
-    </w:p>
-    <w:p>
-      <w:r>
-        <w:t xml:space="preserve">AGUIAR, André Andrade de. </w:t>
       </w:r>
       <w:r>
         <w:rPr>
           <w:b/>
           <w:bCs/>
         </w:rPr>
-        <w:t>Avaliação da microbiota bucal em pacientes sob uso crônico de penicilina e benzatina</w:t>
-      </w:r>
-      <w:r>
-        <w:t>. 2009. Tese (Doutorado em Cardiologia) – Faculdade de Medicina, Universidade de São Paulo, São Paulo, 2009.</w:t>
-      </w:r>
-    </w:p>
-    <w:p>
-      <w:r>
-        <w:t xml:space="preserve">BAUMAN, Zygmunt. </w:t>
+        <w:t>Bancos de Dados Geográficos</w:t>
+      </w:r>
+      <w:r>
+        <w:t xml:space="preserve">. Curitiba: MundoGEO, 2005. </w:t>
+      </w:r>
+    </w:p>
+    <w:p>
+      <w:pPr>
+        <w:pStyle w:val="Bibliografia"/>
+        <w:rPr>
+          <w:lang w:val="en-US"/>
+        </w:rPr>
+      </w:pPr>
+      <w:r>
+        <w:rPr>
+          <w:lang w:val="en-US"/>
+        </w:rPr>
+        <w:t xml:space="preserve">ENEMARK, Stig; MCLAREN, Robin; LEMMEN, Christiaan. Fit-for-Purpose Land Administration—Providing Secure Land Rights at Scale. </w:t>
       </w:r>
       <w:r>
         <w:rPr>
           <w:b/>
           <w:bCs/>
-        </w:rPr>
-        <w:t>Globalização</w:t>
-      </w:r>
-      <w:r>
-        <w:t>: as conseqüências humanas. Rio de Janeiro: Jorge Zahar, 1999.</w:t>
-      </w:r>
-    </w:p>
-    <w:p>
-      <w:r>
-        <w:t xml:space="preserve">BAVARESCO, Agemir; BARBOSA, Evandro; ETCHEVERRY, Katia Martin (org.). </w:t>
+          <w:lang w:val="en-US"/>
+        </w:rPr>
+        <w:t>Land</w:t>
+      </w:r>
+      <w:r>
+        <w:rPr>
+          <w:lang w:val="en-US"/>
+        </w:rPr>
+        <w:t xml:space="preserve">, v. 10, n. 9, p. 972, 15 set. 2021. </w:t>
+      </w:r>
+    </w:p>
+    <w:p>
+      <w:pPr>
+        <w:pStyle w:val="Bibliografia"/>
+        <w:rPr>
+          <w:lang w:val="en-US"/>
+        </w:rPr>
+      </w:pPr>
+      <w:r>
+        <w:rPr>
+          <w:lang w:val="en-US"/>
+        </w:rPr>
+        <w:t xml:space="preserve">HAKLAY, Mordechai. How Good is Volunteered Geographical Information? A Comparative Study of OpenStreetMap and Ordnance Survey Datasets. </w:t>
       </w:r>
       <w:r>
         <w:rPr>
           <w:b/>
           <w:bCs/>
-        </w:rPr>
-        <w:t>Projetos de filosofia</w:t>
-      </w:r>
-      <w:r>
-        <w:t>. Porto Alegre: EDIPUCRS, 2011</w:t>
+          <w:lang w:val="en-US"/>
+        </w:rPr>
+        <w:t>Environment and Planning B: Planning and Design</w:t>
+      </w:r>
+      <w:r>
+        <w:rPr>
+          <w:lang w:val="en-US"/>
+        </w:rPr>
+        <w:t xml:space="preserve">, v. 37, n. 4, p. 682–703, ago. 2010. </w:t>
+      </w:r>
+    </w:p>
+    <w:p>
+      <w:pPr>
+        <w:pStyle w:val="Bibliografia"/>
+      </w:pPr>
+      <w:r>
+        <w:t xml:space="preserve">IBGE. </w:t>
+      </w:r>
+      <w:r>
+        <w:rPr>
+          <w:b/>
+          <w:bCs/>
+        </w:rPr>
+        <w:t>MUNIC 2019</w:t>
+      </w:r>
+      <w:r>
+        <w:t xml:space="preserve">. Disponível em: &lt;https://ftp.ibge.gov.br/Perfil_Municipios/2019/Base_de_Dados/&gt;. Acesso em: 19 jul. 2025a. </w:t>
+      </w:r>
+    </w:p>
+    <w:p>
+      <w:pPr>
+        <w:pStyle w:val="Bibliografia"/>
+      </w:pPr>
+      <w:r>
+        <w:t xml:space="preserve">IBGE, liv101639. </w:t>
+      </w:r>
+      <w:r>
+        <w:rPr>
+          <w:b/>
+          <w:bCs/>
+        </w:rPr>
+        <w:t>Padrão de  Registro de Endereços</w:t>
+      </w:r>
+      <w:r>
+        <w:t xml:space="preserve">. Rio de Janeiro, RJ: </w:t>
       </w:r>
       <w:r>
         <w:rPr>
           <w:i/>
           <w:iCs/>
         </w:rPr>
-        <w:t>. E-book</w:t>
-      </w:r>
-      <w:r>
-        <w:t>. Disponível em: http://ebooks.pucrs.br/edipucrs/projetosdefilosofia.pdf. Acesso em: 21 ago. 2011.</w:t>
-      </w:r>
-    </w:p>
-    <w:p>
-      <w:r>
-        <w:t xml:space="preserve">BENNETTON, M. J. Terapia ocupacional e reabilitação psicossocial: uma relação pos sível. </w:t>
+        <w:t>[S.n.]</w:t>
+      </w:r>
+      <w:r>
+        <w:t xml:space="preserve">. </w:t>
+      </w:r>
+    </w:p>
+    <w:p>
+      <w:pPr>
+        <w:pStyle w:val="Bibliografia"/>
+      </w:pPr>
+      <w:r>
+        <w:t xml:space="preserve">LOCH, Carlos; ERBA, Diego Alfonso. </w:t>
       </w:r>
       <w:r>
         <w:rPr>
           <w:b/>
           <w:bCs/>
         </w:rPr>
-        <w:t>Revista de Terapia Ocupacional da Universidade de São Paulo</w:t>
-      </w:r>
-      <w:r>
-        <w:t>, São Paulo, v. 4, n. 3, p. 11-16, mar. 1993.</w:t>
-      </w:r>
-    </w:p>
-    <w:p>
-      <w:r>
-        <w:t xml:space="preserve">BRASIL. Lei nº 10.406, de 10 de janeiro de 2002. Institui o Código Civil. </w:t>
+        <w:t>Gestão Municipal e Cadastro Territorial Multipurpose</w:t>
+      </w:r>
+      <w:r>
+        <w:t xml:space="preserve">. Florianópolis: Editora da UFSC, 2007. </w:t>
+      </w:r>
+    </w:p>
+    <w:p>
+      <w:pPr>
+        <w:pStyle w:val="Bibliografia"/>
+      </w:pPr>
+      <w:r>
+        <w:t xml:space="preserve">NUNES, Maria das Graças Volpe. </w:t>
       </w:r>
       <w:r>
         <w:rPr>
           <w:b/>
           <w:bCs/>
         </w:rPr>
-        <w:t>Diário Oficial da União</w:t>
-      </w:r>
-      <w:r>
-        <w:t>: seção 1, Brasília, DF, ano 139, n. 8, p. 1-74, 11 jan. 2002. PL 634/1975.</w:t>
-      </w:r>
-    </w:p>
-    <w:p>
-      <w:r>
-        <w:t xml:space="preserve">BRASIL. Ministério da Fazenda. Secretaria de Acompanhamento Econômico. </w:t>
+        <w:t>Processamento de Linguagem Natural: Conceitos, Técnicas e Aplicações em Português</w:t>
+      </w:r>
+      <w:r>
+        <w:t xml:space="preserve">. 2. ed. São Carlos, SP: Graça Nunes, 2024. </w:t>
+      </w:r>
+    </w:p>
+    <w:p>
+      <w:pPr>
+        <w:pStyle w:val="Bibliografia"/>
+      </w:pPr>
+      <w:r>
+        <w:t xml:space="preserve">SERPRO. </w:t>
       </w:r>
       <w:r>
         <w:rPr>
           <w:b/>
           <w:bCs/>
         </w:rPr>
-        <w:t>Parecer técnico nº 06370/2006/RJ</w:t>
-      </w:r>
-      <w:r>
-        <w:t>. Rio de Janeiro: Ministério da Fazenda, 13 set. 2006. Disponível em: http://www.cade.gov.br/Plenario/Sessao_386/Pareceres/ParecerSeae-AC-2006-08012.008423-International_BusInes_MachIne. PDF. Acesso em: 4 out. 2010.</w:t>
-      </w:r>
-    </w:p>
-    <w:p>
-      <w:r>
-        <w:t xml:space="preserve">FERREIRA, Léslie Piccolotto (org.). </w:t>
-      </w:r>
+        <w:t>PROJETO CIATA - MANUAL DO CADASTRO IMOBILIÁRIO.pdf</w:t>
+      </w:r>
+      <w:r>
+        <w:t xml:space="preserve">. Disponível em: &lt;https://superciata.smuu.com.br/docs/ProjetoCiata_ManualCadastroImobiliario_OCR.pdf&gt;. Acesso em: 13 nov. 2025. </w:t>
+      </w:r>
+    </w:p>
+    <w:p>
+      <w:pPr>
+        <w:pStyle w:val="Bibliografia"/>
+      </w:pPr>
       <w:r>
         <w:rPr>
           <w:b/>
           <w:bCs/>
         </w:rPr>
-        <w:t>O fonoaudiólogo e a escola</w:t>
-      </w:r>
-      <w:r>
-        <w:t>. São Paulo: Summus, 1991.</w:t>
-      </w:r>
-    </w:p>
-    <w:p>
-      <w:r>
-        <w:t xml:space="preserve">FUNDAÇÃO BIBLIOTECA NACIONAL (Brasil). </w:t>
+        <w:t>SIGWEB-Capanema</w:t>
+      </w:r>
+      <w:r>
+        <w:t xml:space="preserve">. Disponível em: &lt;https://capanema.ctmgeo.com.br/geo-view/index.ctm&gt;. Acesso em: 14 dez. 2025. </w:t>
+      </w:r>
+    </w:p>
+    <w:p>
+      <w:pPr>
+        <w:pStyle w:val="Bibliografia"/>
+      </w:pPr>
+      <w:r>
+        <w:t xml:space="preserve">SILVA, Everton da (ORG.). </w:t>
       </w:r>
       <w:r>
         <w:rPr>
           <w:b/>
           <w:bCs/>
         </w:rPr>
-        <w:t>BNDIGITAL I</w:t>
-      </w:r>
-      <w:r>
-        <w:t>: Coleção Casa dos Contos. Rio de Janeiro, 23 fev. 2015. Facebook: bibliotecanacional.br. Disponível em: https://www.facebook.com/bibliotecanacional.br/photos/a.241986499162080.73699.217561081604622/1023276264366429/?type=1&amp;theater. Acesso em: 26 fev. 2015.</w:t>
-      </w:r>
-    </w:p>
-    <w:p>
-      <w:r>
+        <w:t>Cadastro Territorial Multifinalitário aplicado à gestão municipal</w:t>
+      </w:r>
+      <w:r>
+        <w:t xml:space="preserve">. Florianópolis, SC: Ufsc, 2023. </w:t>
+      </w:r>
+    </w:p>
+    <w:p>
+      <w:pPr>
+        <w:rPr>
+          <w:lang w:val="es-ES"/>
+        </w:rPr>
+      </w:pPr>
+      <w:r>
+        <w:rPr>
+          <w:lang w:val="es-ES"/>
+        </w:rPr>
         <w:lastRenderedPageBreak/>
-        <w:t xml:space="preserve">IBGE. </w:t>
-      </w:r>
-      <w:r>
-        <w:rPr>
-          <w:b/>
+        <w:fldChar w:fldCharType="end"/>
+      </w:r>
+    </w:p>
+    <w:p>
+      <w:pPr>
+        <w:pStyle w:val="Ttulo1"/>
+        <w:rPr>
+          <w:lang w:val="pt-BR"/>
+        </w:rPr>
+      </w:pPr>
+      <w:r>
+        <w:rPr>
+          <w:lang w:val="pt-BR"/>
+        </w:rPr>
+        <w:t>Notas de autor</w:t>
+      </w:r>
+    </w:p>
+    <w:p>
+      <w:pPr>
+        <w:rPr>
           <w:bCs/>
         </w:rPr>
-        <w:t>Amparo</w:t>
-      </w:r>
-      <w:r>
-        <w:t>: região sudeste do Brasil. 2. ed. Rio de Janeiro: IBGE, 1983.</w:t>
-      </w:r>
-    </w:p>
-    <w:p>
-      <w:r>
-        <w:t xml:space="preserve">LUCK, Heloisa. </w:t>
-      </w:r>
-      <w:r>
-        <w:rPr>
-          <w:b/>
-          <w:bCs/>
-        </w:rPr>
-        <w:t>Liderança em gestão escolar</w:t>
-      </w:r>
-      <w:r>
-        <w:t>. 4. ed. Petrópolis: Vozes, 2010.</w:t>
-      </w:r>
-    </w:p>
-    <w:p>
-      <w:r>
-        <w:t xml:space="preserve">PALETTA, F. A. C. </w:t>
-      </w:r>
-      <w:r>
-        <w:rPr>
-          <w:i/>
-          <w:iCs/>
-        </w:rPr>
-        <w:t>et al</w:t>
-      </w:r>
-      <w:r>
-        <w:t xml:space="preserve">. Biblioteca Digital de Teses e Dissertações da Biblioteca do Conjunto das Químicas/USP: digitalização retrospectiva: estudo de caso. </w:t>
-      </w:r>
-      <w:r>
-        <w:rPr>
-          <w:i/>
-          <w:iCs/>
-        </w:rPr>
-        <w:t>In</w:t>
-      </w:r>
-      <w:r>
-        <w:t xml:space="preserve">: SEMINÁRIO NACIONAL DE BIBLIOTECAS UNIVERSITÁRIAS, 16.; SEMINÁRIO INTERNACIONAL DE BIBLIOTECAS DIGITAIS, 2., 2010, Rio de Janeiro. </w:t>
-      </w:r>
-      <w:r>
-        <w:rPr>
-          <w:b/>
-          <w:bCs/>
-        </w:rPr>
-        <w:t xml:space="preserve">Anais </w:t>
-      </w:r>
-      <w:r>
-        <w:t>[...]. Rio de Janeiro: UFRJ; São Paulo: CRUESP, 2010.</w:t>
-      </w:r>
-    </w:p>
-    <w:p>
-      <w:r>
-        <w:t xml:space="preserve">POLÍTICA. </w:t>
-      </w:r>
-      <w:r>
-        <w:rPr>
-          <w:i/>
-          <w:iCs/>
-        </w:rPr>
-        <w:t>In</w:t>
-      </w:r>
-      <w:r>
-        <w:t>: DICIONÁRIO da língua portuguesa. Lisboa: Priberam Informática , 2013. Disponível em: http://www.priberam.pt/dlDLPO. Acesso em: 8 mar. 2016.</w:t>
-      </w:r>
-    </w:p>
-    <w:p>
-      <w:r>
-        <w:t xml:space="preserve">ROMANO, Giovanni. Imagens da juventude na era moderna. </w:t>
-      </w:r>
-      <w:r>
-        <w:rPr>
-          <w:i/>
-          <w:iCs/>
-          <w:lang w:val="en-US"/>
-        </w:rPr>
-        <w:t>In</w:t>
-      </w:r>
-      <w:r>
-        <w:rPr>
-          <w:lang w:val="en-US"/>
-        </w:rPr>
-        <w:t xml:space="preserve">: LEVI, G.; SCHMIDT, J. (org.). </w:t>
-      </w:r>
-      <w:r>
-        <w:rPr>
-          <w:b/>
-          <w:bCs/>
-        </w:rPr>
-        <w:t>História dos jovens 2</w:t>
-      </w:r>
-      <w:r>
-        <w:t>: a época contemporânea</w:t>
-      </w:r>
-      <w:r>
-        <w:rPr>
-          <w:i/>
-          <w:iCs/>
-        </w:rPr>
-        <w:t xml:space="preserve">. </w:t>
-      </w:r>
-      <w:r>
-        <w:t>São Paulo: Companhia das Letras, 1996. p. 7-16.</w:t>
-      </w:r>
-    </w:p>
-    <w:p>
-      <w:r>
-        <w:t xml:space="preserve">TAVARES, Raul. O combate naval do Monte Santiago. </w:t>
-      </w:r>
-      <w:r>
-        <w:rPr>
-          <w:b/>
-          <w:bCs/>
-        </w:rPr>
-        <w:t>Revista do Instituto Histórico e Geográfico Brasileiro</w:t>
-      </w:r>
-      <w:r>
-        <w:t>, Rio de Janeiro, v. 155, t. 101, p. 168-203, 1953.</w:t>
-      </w:r>
-    </w:p>
-    <w:p>
-      <w:pPr>
-        <w:rPr>
-          <w:bCs/>
-        </w:rPr>
-      </w:pPr>
-      <w:r>
-        <w:t xml:space="preserve">VERÍSSIMO, L. F. Um gosto pela ironia. </w:t>
-      </w:r>
-      <w:r>
-        <w:rPr>
-          <w:b/>
-          <w:bCs/>
-        </w:rPr>
-        <w:t>Zero Hora</w:t>
-      </w:r>
-      <w:r>
-        <w:t>, Porto Alegre, ano 47, n. 16.414, p. 2, 12 ago. 2010. Disponível em: http://www.clicrbs.com.br/zerohora/jsp/default.jspx?uf=1&amp;action=flip. Acesso em: 12 ago. 2010.</w:t>
+      </w:pPr>
+      <w:r>
+        <w:br w:type="page"/>
       </w:r>
     </w:p>
     <w:p/>
     <w:sectPr>
-      <w:headerReference w:type="default" r:id="rId12"/>
-      <w:footerReference w:type="default" r:id="rId13"/>
-      <w:headerReference w:type="first" r:id="rId14"/>
-      <w:footerReference w:type="first" r:id="rId15"/>
+      <w:headerReference w:type="default" r:id="rId13"/>
+      <w:footerReference w:type="default" r:id="rId14"/>
+      <w:headerReference w:type="first" r:id="rId15"/>
+      <w:footerReference w:type="first" r:id="rId16"/>
       <w:pgSz w:w="11906" w:h="16838"/>
       <w:pgMar w:top="1450" w:right="1418" w:bottom="709" w:left="1418" w:header="284" w:footer="737" w:gutter="0"/>
       <w:cols w:space="708"/>
@@ -4916,12 +5574,14 @@
         <w:lang w:val="en-US"/>
       </w:rPr>
     </w:pPr>
+    <w:proofErr w:type="spellStart"/>
     <w:r>
       <w:rPr>
         <w:lang w:val="en-US"/>
       </w:rPr>
       <w:t>Geosul</w:t>
     </w:r>
+    <w:proofErr w:type="spellEnd"/>
     <w:r>
       <w:rPr>
         <w:lang w:val="en-US"/>
@@ -4944,7 +5604,29 @@
       <w:rPr>
         <w:lang w:val="en-US"/>
       </w:rPr>
-      <w:t>, p. XX-XX, jan./jun. 2017.</w:t>
+      <w:t xml:space="preserve">, p. XX-XX, </w:t>
+    </w:r>
+    <w:proofErr w:type="spellStart"/>
+    <w:proofErr w:type="gramStart"/>
+    <w:r>
+      <w:rPr>
+        <w:lang w:val="en-US"/>
+      </w:rPr>
+      <w:t>jan.</w:t>
+    </w:r>
+    <w:proofErr w:type="spellEnd"/>
+    <w:r>
+      <w:rPr>
+        <w:lang w:val="en-US"/>
+      </w:rPr>
+      <w:t>/</w:t>
+    </w:r>
+    <w:proofErr w:type="gramEnd"/>
+    <w:r>
+      <w:rPr>
+        <w:lang w:val="en-US"/>
+      </w:rPr>
+      <w:t>jun. 2017.</w:t>
     </w:r>
     <w:r>
       <w:rPr>
@@ -4991,6 +5673,684 @@
 <file path=word/numbering.xml><?xml version="1.0" encoding="utf-8"?>
 <w:numbering xmlns:wpc="http://schemas.microsoft.com/office/word/2010/wordprocessingCanvas" xmlns:cx="http://schemas.microsoft.com/office/drawing/2014/chartex" xmlns:cx1="http://schemas.microsoft.com/office/drawing/2015/9/8/chartex" xmlns:cx2="http://schemas.microsoft.com/office/drawing/2015/10/21/chartex" xmlns:cx3="http://schemas.microsoft.com/office/drawing/2016/5/9/chartex" xmlns:cx4="http://schemas.microsoft.com/office/drawing/2016/5/10/chartex" xmlns:cx5="http://schemas.microsoft.com/office/drawing/2016/5/11/chartex" xmlns:cx6="http://schemas.microsoft.com/office/drawing/2016/5/12/chartex" xmlns:cx7="http://schemas.microsoft.com/office/drawing/2016/5/13/chartex" xmlns:cx8="http://schemas.microsoft.com/office/drawing/2016/5/14/chartex" xmlns:mc="http://schemas.openxmlformats.org/markup-compatibility/2006" xmlns:aink="http://schemas.microsoft.com/office/drawing/2016/ink" xmlns:am3d="http://schemas.microsoft.com/office/drawing/2017/model3d" xmlns:o="urn:schemas-microsoft-com:office:office" xmlns:oel="http://schemas.microsoft.com/office/2019/extlst" xmlns:r="http://schemas.openxmlformats.org/officeDocument/2006/relationships" xmlns:m="http://schemas.openxmlformats.org/officeDocument/2006/math" xmlns:v="urn:schemas-microsoft-com:vml" xmlns:wp14="http://schemas.microsoft.com/office/word/2010/wordprocessingDrawing" xmlns:wp="http://schemas.openxmlformats.org/drawingml/2006/wordprocessingDrawing" xmlns:w10="urn:schemas-microsoft-com:office:word" xmlns:w="http://schemas.openxmlformats.org/wordprocessingml/2006/main" xmlns:w14="http://schemas.microsoft.com/office/word/2010/wordml" xmlns:w15="http://schemas.microsoft.com/office/word/2012/wordml" xmlns:w16cex="http://schemas.microsoft.com/office/word/2018/wordml/cex" xmlns:w16cid="http://schemas.microsoft.com/office/word/2016/wordml/cid" xmlns:w16="http://schemas.microsoft.com/office/word/2018/wordml" xmlns:w16du="http://schemas.microsoft.com/office/word/2023/wordml/word16du" xmlns:w16sdtdh="http://schemas.microsoft.com/office/word/2020/wordml/sdtdatahash" xmlns:w16sdtfl="http://schemas.microsoft.com/office/word/2024/wordml/sdtformatlock" xmlns:w16se="http://schemas.microsoft.com/office/word/2015/wordml/symex" xmlns:wpg="http://schemas.microsoft.com/office/word/2010/wordprocessingGroup" xmlns:wpi="http://schemas.microsoft.com/office/word/2010/wordprocessingInk" xmlns:wne="http://schemas.microsoft.com/office/word/2006/wordml" xmlns:wps="http://schemas.microsoft.com/office/word/2010/wordprocessingShape" mc:Ignorable="w14 w15 w16se w16cid w16 w16cex w16sdtdh w16sdtfl w16du wp14">
   <w:abstractNum w:abstractNumId="0" w15:restartNumberingAfterBreak="0">
+    <w:nsid w:val="07590A50"/>
+    <w:multiLevelType w:val="hybridMultilevel"/>
+    <w:tmpl w:val="B956A73E"/>
+    <w:lvl w:ilvl="0" w:tplc="04160001">
+      <w:start w:val="1"/>
+      <w:numFmt w:val="bullet"/>
+      <w:lvlText w:val=""/>
+      <w:lvlJc w:val="left"/>
+      <w:pPr>
+        <w:ind w:left="1429" w:hanging="360"/>
+      </w:pPr>
+      <w:rPr>
+        <w:rFonts w:ascii="Symbol" w:hAnsi="Symbol" w:hint="default"/>
+      </w:rPr>
+    </w:lvl>
+    <w:lvl w:ilvl="1" w:tplc="04160003" w:tentative="1">
+      <w:start w:val="1"/>
+      <w:numFmt w:val="bullet"/>
+      <w:lvlText w:val="o"/>
+      <w:lvlJc w:val="left"/>
+      <w:pPr>
+        <w:ind w:left="2149" w:hanging="360"/>
+      </w:pPr>
+      <w:rPr>
+        <w:rFonts w:ascii="Courier New" w:hAnsi="Courier New" w:cs="Courier New" w:hint="default"/>
+      </w:rPr>
+    </w:lvl>
+    <w:lvl w:ilvl="2" w:tplc="04160005" w:tentative="1">
+      <w:start w:val="1"/>
+      <w:numFmt w:val="bullet"/>
+      <w:lvlText w:val=""/>
+      <w:lvlJc w:val="left"/>
+      <w:pPr>
+        <w:ind w:left="2869" w:hanging="360"/>
+      </w:pPr>
+      <w:rPr>
+        <w:rFonts w:ascii="Wingdings" w:hAnsi="Wingdings" w:hint="default"/>
+      </w:rPr>
+    </w:lvl>
+    <w:lvl w:ilvl="3" w:tplc="04160001" w:tentative="1">
+      <w:start w:val="1"/>
+      <w:numFmt w:val="bullet"/>
+      <w:lvlText w:val=""/>
+      <w:lvlJc w:val="left"/>
+      <w:pPr>
+        <w:ind w:left="3589" w:hanging="360"/>
+      </w:pPr>
+      <w:rPr>
+        <w:rFonts w:ascii="Symbol" w:hAnsi="Symbol" w:hint="default"/>
+      </w:rPr>
+    </w:lvl>
+    <w:lvl w:ilvl="4" w:tplc="04160003" w:tentative="1">
+      <w:start w:val="1"/>
+      <w:numFmt w:val="bullet"/>
+      <w:lvlText w:val="o"/>
+      <w:lvlJc w:val="left"/>
+      <w:pPr>
+        <w:ind w:left="4309" w:hanging="360"/>
+      </w:pPr>
+      <w:rPr>
+        <w:rFonts w:ascii="Courier New" w:hAnsi="Courier New" w:cs="Courier New" w:hint="default"/>
+      </w:rPr>
+    </w:lvl>
+    <w:lvl w:ilvl="5" w:tplc="04160005" w:tentative="1">
+      <w:start w:val="1"/>
+      <w:numFmt w:val="bullet"/>
+      <w:lvlText w:val=""/>
+      <w:lvlJc w:val="left"/>
+      <w:pPr>
+        <w:ind w:left="5029" w:hanging="360"/>
+      </w:pPr>
+      <w:rPr>
+        <w:rFonts w:ascii="Wingdings" w:hAnsi="Wingdings" w:hint="default"/>
+      </w:rPr>
+    </w:lvl>
+    <w:lvl w:ilvl="6" w:tplc="04160001" w:tentative="1">
+      <w:start w:val="1"/>
+      <w:numFmt w:val="bullet"/>
+      <w:lvlText w:val=""/>
+      <w:lvlJc w:val="left"/>
+      <w:pPr>
+        <w:ind w:left="5749" w:hanging="360"/>
+      </w:pPr>
+      <w:rPr>
+        <w:rFonts w:ascii="Symbol" w:hAnsi="Symbol" w:hint="default"/>
+      </w:rPr>
+    </w:lvl>
+    <w:lvl w:ilvl="7" w:tplc="04160003" w:tentative="1">
+      <w:start w:val="1"/>
+      <w:numFmt w:val="bullet"/>
+      <w:lvlText w:val="o"/>
+      <w:lvlJc w:val="left"/>
+      <w:pPr>
+        <w:ind w:left="6469" w:hanging="360"/>
+      </w:pPr>
+      <w:rPr>
+        <w:rFonts w:ascii="Courier New" w:hAnsi="Courier New" w:cs="Courier New" w:hint="default"/>
+      </w:rPr>
+    </w:lvl>
+    <w:lvl w:ilvl="8" w:tplc="04160005" w:tentative="1">
+      <w:start w:val="1"/>
+      <w:numFmt w:val="bullet"/>
+      <w:lvlText w:val=""/>
+      <w:lvlJc w:val="left"/>
+      <w:pPr>
+        <w:ind w:left="7189" w:hanging="360"/>
+      </w:pPr>
+      <w:rPr>
+        <w:rFonts w:ascii="Wingdings" w:hAnsi="Wingdings" w:hint="default"/>
+      </w:rPr>
+    </w:lvl>
+  </w:abstractNum>
+  <w:abstractNum w:abstractNumId="1" w15:restartNumberingAfterBreak="0">
+    <w:nsid w:val="26541DDD"/>
+    <w:multiLevelType w:val="hybridMultilevel"/>
+    <w:tmpl w:val="B8FABDCE"/>
+    <w:lvl w:ilvl="0" w:tplc="04160001">
+      <w:start w:val="1"/>
+      <w:numFmt w:val="bullet"/>
+      <w:lvlText w:val=""/>
+      <w:lvlJc w:val="left"/>
+      <w:pPr>
+        <w:ind w:left="1429" w:hanging="360"/>
+      </w:pPr>
+      <w:rPr>
+        <w:rFonts w:ascii="Symbol" w:hAnsi="Symbol" w:hint="default"/>
+      </w:rPr>
+    </w:lvl>
+    <w:lvl w:ilvl="1" w:tplc="04160003" w:tentative="1">
+      <w:start w:val="1"/>
+      <w:numFmt w:val="bullet"/>
+      <w:lvlText w:val="o"/>
+      <w:lvlJc w:val="left"/>
+      <w:pPr>
+        <w:ind w:left="2149" w:hanging="360"/>
+      </w:pPr>
+      <w:rPr>
+        <w:rFonts w:ascii="Courier New" w:hAnsi="Courier New" w:cs="Courier New" w:hint="default"/>
+      </w:rPr>
+    </w:lvl>
+    <w:lvl w:ilvl="2" w:tplc="04160005" w:tentative="1">
+      <w:start w:val="1"/>
+      <w:numFmt w:val="bullet"/>
+      <w:lvlText w:val=""/>
+      <w:lvlJc w:val="left"/>
+      <w:pPr>
+        <w:ind w:left="2869" w:hanging="360"/>
+      </w:pPr>
+      <w:rPr>
+        <w:rFonts w:ascii="Wingdings" w:hAnsi="Wingdings" w:hint="default"/>
+      </w:rPr>
+    </w:lvl>
+    <w:lvl w:ilvl="3" w:tplc="04160001" w:tentative="1">
+      <w:start w:val="1"/>
+      <w:numFmt w:val="bullet"/>
+      <w:lvlText w:val=""/>
+      <w:lvlJc w:val="left"/>
+      <w:pPr>
+        <w:ind w:left="3589" w:hanging="360"/>
+      </w:pPr>
+      <w:rPr>
+        <w:rFonts w:ascii="Symbol" w:hAnsi="Symbol" w:hint="default"/>
+      </w:rPr>
+    </w:lvl>
+    <w:lvl w:ilvl="4" w:tplc="04160003" w:tentative="1">
+      <w:start w:val="1"/>
+      <w:numFmt w:val="bullet"/>
+      <w:lvlText w:val="o"/>
+      <w:lvlJc w:val="left"/>
+      <w:pPr>
+        <w:ind w:left="4309" w:hanging="360"/>
+      </w:pPr>
+      <w:rPr>
+        <w:rFonts w:ascii="Courier New" w:hAnsi="Courier New" w:cs="Courier New" w:hint="default"/>
+      </w:rPr>
+    </w:lvl>
+    <w:lvl w:ilvl="5" w:tplc="04160005" w:tentative="1">
+      <w:start w:val="1"/>
+      <w:numFmt w:val="bullet"/>
+      <w:lvlText w:val=""/>
+      <w:lvlJc w:val="left"/>
+      <w:pPr>
+        <w:ind w:left="5029" w:hanging="360"/>
+      </w:pPr>
+      <w:rPr>
+        <w:rFonts w:ascii="Wingdings" w:hAnsi="Wingdings" w:hint="default"/>
+      </w:rPr>
+    </w:lvl>
+    <w:lvl w:ilvl="6" w:tplc="04160001" w:tentative="1">
+      <w:start w:val="1"/>
+      <w:numFmt w:val="bullet"/>
+      <w:lvlText w:val=""/>
+      <w:lvlJc w:val="left"/>
+      <w:pPr>
+        <w:ind w:left="5749" w:hanging="360"/>
+      </w:pPr>
+      <w:rPr>
+        <w:rFonts w:ascii="Symbol" w:hAnsi="Symbol" w:hint="default"/>
+      </w:rPr>
+    </w:lvl>
+    <w:lvl w:ilvl="7" w:tplc="04160003" w:tentative="1">
+      <w:start w:val="1"/>
+      <w:numFmt w:val="bullet"/>
+      <w:lvlText w:val="o"/>
+      <w:lvlJc w:val="left"/>
+      <w:pPr>
+        <w:ind w:left="6469" w:hanging="360"/>
+      </w:pPr>
+      <w:rPr>
+        <w:rFonts w:ascii="Courier New" w:hAnsi="Courier New" w:cs="Courier New" w:hint="default"/>
+      </w:rPr>
+    </w:lvl>
+    <w:lvl w:ilvl="8" w:tplc="04160005" w:tentative="1">
+      <w:start w:val="1"/>
+      <w:numFmt w:val="bullet"/>
+      <w:lvlText w:val=""/>
+      <w:lvlJc w:val="left"/>
+      <w:pPr>
+        <w:ind w:left="7189" w:hanging="360"/>
+      </w:pPr>
+      <w:rPr>
+        <w:rFonts w:ascii="Wingdings" w:hAnsi="Wingdings" w:hint="default"/>
+      </w:rPr>
+    </w:lvl>
+  </w:abstractNum>
+  <w:abstractNum w:abstractNumId="2" w15:restartNumberingAfterBreak="0">
+    <w:nsid w:val="34CF36A0"/>
+    <w:multiLevelType w:val="hybridMultilevel"/>
+    <w:tmpl w:val="CA1C250A"/>
+    <w:lvl w:ilvl="0" w:tplc="04160001">
+      <w:start w:val="1"/>
+      <w:numFmt w:val="bullet"/>
+      <w:lvlText w:val=""/>
+      <w:lvlJc w:val="left"/>
+      <w:pPr>
+        <w:ind w:left="1429" w:hanging="360"/>
+      </w:pPr>
+      <w:rPr>
+        <w:rFonts w:ascii="Symbol" w:hAnsi="Symbol" w:hint="default"/>
+      </w:rPr>
+    </w:lvl>
+    <w:lvl w:ilvl="1" w:tplc="04160003" w:tentative="1">
+      <w:start w:val="1"/>
+      <w:numFmt w:val="bullet"/>
+      <w:lvlText w:val="o"/>
+      <w:lvlJc w:val="left"/>
+      <w:pPr>
+        <w:ind w:left="2149" w:hanging="360"/>
+      </w:pPr>
+      <w:rPr>
+        <w:rFonts w:ascii="Courier New" w:hAnsi="Courier New" w:cs="Courier New" w:hint="default"/>
+      </w:rPr>
+    </w:lvl>
+    <w:lvl w:ilvl="2" w:tplc="04160005" w:tentative="1">
+      <w:start w:val="1"/>
+      <w:numFmt w:val="bullet"/>
+      <w:lvlText w:val=""/>
+      <w:lvlJc w:val="left"/>
+      <w:pPr>
+        <w:ind w:left="2869" w:hanging="360"/>
+      </w:pPr>
+      <w:rPr>
+        <w:rFonts w:ascii="Wingdings" w:hAnsi="Wingdings" w:hint="default"/>
+      </w:rPr>
+    </w:lvl>
+    <w:lvl w:ilvl="3" w:tplc="04160001" w:tentative="1">
+      <w:start w:val="1"/>
+      <w:numFmt w:val="bullet"/>
+      <w:lvlText w:val=""/>
+      <w:lvlJc w:val="left"/>
+      <w:pPr>
+        <w:ind w:left="3589" w:hanging="360"/>
+      </w:pPr>
+      <w:rPr>
+        <w:rFonts w:ascii="Symbol" w:hAnsi="Symbol" w:hint="default"/>
+      </w:rPr>
+    </w:lvl>
+    <w:lvl w:ilvl="4" w:tplc="04160003" w:tentative="1">
+      <w:start w:val="1"/>
+      <w:numFmt w:val="bullet"/>
+      <w:lvlText w:val="o"/>
+      <w:lvlJc w:val="left"/>
+      <w:pPr>
+        <w:ind w:left="4309" w:hanging="360"/>
+      </w:pPr>
+      <w:rPr>
+        <w:rFonts w:ascii="Courier New" w:hAnsi="Courier New" w:cs="Courier New" w:hint="default"/>
+      </w:rPr>
+    </w:lvl>
+    <w:lvl w:ilvl="5" w:tplc="04160005" w:tentative="1">
+      <w:start w:val="1"/>
+      <w:numFmt w:val="bullet"/>
+      <w:lvlText w:val=""/>
+      <w:lvlJc w:val="left"/>
+      <w:pPr>
+        <w:ind w:left="5029" w:hanging="360"/>
+      </w:pPr>
+      <w:rPr>
+        <w:rFonts w:ascii="Wingdings" w:hAnsi="Wingdings" w:hint="default"/>
+      </w:rPr>
+    </w:lvl>
+    <w:lvl w:ilvl="6" w:tplc="04160001" w:tentative="1">
+      <w:start w:val="1"/>
+      <w:numFmt w:val="bullet"/>
+      <w:lvlText w:val=""/>
+      <w:lvlJc w:val="left"/>
+      <w:pPr>
+        <w:ind w:left="5749" w:hanging="360"/>
+      </w:pPr>
+      <w:rPr>
+        <w:rFonts w:ascii="Symbol" w:hAnsi="Symbol" w:hint="default"/>
+      </w:rPr>
+    </w:lvl>
+    <w:lvl w:ilvl="7" w:tplc="04160003" w:tentative="1">
+      <w:start w:val="1"/>
+      <w:numFmt w:val="bullet"/>
+      <w:lvlText w:val="o"/>
+      <w:lvlJc w:val="left"/>
+      <w:pPr>
+        <w:ind w:left="6469" w:hanging="360"/>
+      </w:pPr>
+      <w:rPr>
+        <w:rFonts w:ascii="Courier New" w:hAnsi="Courier New" w:cs="Courier New" w:hint="default"/>
+      </w:rPr>
+    </w:lvl>
+    <w:lvl w:ilvl="8" w:tplc="04160005" w:tentative="1">
+      <w:start w:val="1"/>
+      <w:numFmt w:val="bullet"/>
+      <w:lvlText w:val=""/>
+      <w:lvlJc w:val="left"/>
+      <w:pPr>
+        <w:ind w:left="7189" w:hanging="360"/>
+      </w:pPr>
+      <w:rPr>
+        <w:rFonts w:ascii="Wingdings" w:hAnsi="Wingdings" w:hint="default"/>
+      </w:rPr>
+    </w:lvl>
+  </w:abstractNum>
+  <w:abstractNum w:abstractNumId="3" w15:restartNumberingAfterBreak="0">
+    <w:nsid w:val="3BCA7223"/>
+    <w:multiLevelType w:val="hybridMultilevel"/>
+    <w:tmpl w:val="0AE2D616"/>
+    <w:lvl w:ilvl="0" w:tplc="04160001">
+      <w:start w:val="1"/>
+      <w:numFmt w:val="bullet"/>
+      <w:lvlText w:val=""/>
+      <w:lvlJc w:val="left"/>
+      <w:pPr>
+        <w:ind w:left="1429" w:hanging="360"/>
+      </w:pPr>
+      <w:rPr>
+        <w:rFonts w:ascii="Symbol" w:hAnsi="Symbol" w:hint="default"/>
+      </w:rPr>
+    </w:lvl>
+    <w:lvl w:ilvl="1" w:tplc="04160003" w:tentative="1">
+      <w:start w:val="1"/>
+      <w:numFmt w:val="bullet"/>
+      <w:lvlText w:val="o"/>
+      <w:lvlJc w:val="left"/>
+      <w:pPr>
+        <w:ind w:left="2149" w:hanging="360"/>
+      </w:pPr>
+      <w:rPr>
+        <w:rFonts w:ascii="Courier New" w:hAnsi="Courier New" w:cs="Courier New" w:hint="default"/>
+      </w:rPr>
+    </w:lvl>
+    <w:lvl w:ilvl="2" w:tplc="04160005" w:tentative="1">
+      <w:start w:val="1"/>
+      <w:numFmt w:val="bullet"/>
+      <w:lvlText w:val=""/>
+      <w:lvlJc w:val="left"/>
+      <w:pPr>
+        <w:ind w:left="2869" w:hanging="360"/>
+      </w:pPr>
+      <w:rPr>
+        <w:rFonts w:ascii="Wingdings" w:hAnsi="Wingdings" w:hint="default"/>
+      </w:rPr>
+    </w:lvl>
+    <w:lvl w:ilvl="3" w:tplc="04160001" w:tentative="1">
+      <w:start w:val="1"/>
+      <w:numFmt w:val="bullet"/>
+      <w:lvlText w:val=""/>
+      <w:lvlJc w:val="left"/>
+      <w:pPr>
+        <w:ind w:left="3589" w:hanging="360"/>
+      </w:pPr>
+      <w:rPr>
+        <w:rFonts w:ascii="Symbol" w:hAnsi="Symbol" w:hint="default"/>
+      </w:rPr>
+    </w:lvl>
+    <w:lvl w:ilvl="4" w:tplc="04160003" w:tentative="1">
+      <w:start w:val="1"/>
+      <w:numFmt w:val="bullet"/>
+      <w:lvlText w:val="o"/>
+      <w:lvlJc w:val="left"/>
+      <w:pPr>
+        <w:ind w:left="4309" w:hanging="360"/>
+      </w:pPr>
+      <w:rPr>
+        <w:rFonts w:ascii="Courier New" w:hAnsi="Courier New" w:cs="Courier New" w:hint="default"/>
+      </w:rPr>
+    </w:lvl>
+    <w:lvl w:ilvl="5" w:tplc="04160005" w:tentative="1">
+      <w:start w:val="1"/>
+      <w:numFmt w:val="bullet"/>
+      <w:lvlText w:val=""/>
+      <w:lvlJc w:val="left"/>
+      <w:pPr>
+        <w:ind w:left="5029" w:hanging="360"/>
+      </w:pPr>
+      <w:rPr>
+        <w:rFonts w:ascii="Wingdings" w:hAnsi="Wingdings" w:hint="default"/>
+      </w:rPr>
+    </w:lvl>
+    <w:lvl w:ilvl="6" w:tplc="04160001" w:tentative="1">
+      <w:start w:val="1"/>
+      <w:numFmt w:val="bullet"/>
+      <w:lvlText w:val=""/>
+      <w:lvlJc w:val="left"/>
+      <w:pPr>
+        <w:ind w:left="5749" w:hanging="360"/>
+      </w:pPr>
+      <w:rPr>
+        <w:rFonts w:ascii="Symbol" w:hAnsi="Symbol" w:hint="default"/>
+      </w:rPr>
+    </w:lvl>
+    <w:lvl w:ilvl="7" w:tplc="04160003" w:tentative="1">
+      <w:start w:val="1"/>
+      <w:numFmt w:val="bullet"/>
+      <w:lvlText w:val="o"/>
+      <w:lvlJc w:val="left"/>
+      <w:pPr>
+        <w:ind w:left="6469" w:hanging="360"/>
+      </w:pPr>
+      <w:rPr>
+        <w:rFonts w:ascii="Courier New" w:hAnsi="Courier New" w:cs="Courier New" w:hint="default"/>
+      </w:rPr>
+    </w:lvl>
+    <w:lvl w:ilvl="8" w:tplc="04160005" w:tentative="1">
+      <w:start w:val="1"/>
+      <w:numFmt w:val="bullet"/>
+      <w:lvlText w:val=""/>
+      <w:lvlJc w:val="left"/>
+      <w:pPr>
+        <w:ind w:left="7189" w:hanging="360"/>
+      </w:pPr>
+      <w:rPr>
+        <w:rFonts w:ascii="Wingdings" w:hAnsi="Wingdings" w:hint="default"/>
+      </w:rPr>
+    </w:lvl>
+  </w:abstractNum>
+  <w:abstractNum w:abstractNumId="4" w15:restartNumberingAfterBreak="0">
+    <w:nsid w:val="43BE10AB"/>
+    <w:multiLevelType w:val="hybridMultilevel"/>
+    <w:tmpl w:val="64F0A6F2"/>
+    <w:lvl w:ilvl="0" w:tplc="04160001">
+      <w:start w:val="1"/>
+      <w:numFmt w:val="bullet"/>
+      <w:lvlText w:val=""/>
+      <w:lvlJc w:val="left"/>
+      <w:pPr>
+        <w:ind w:left="1429" w:hanging="360"/>
+      </w:pPr>
+      <w:rPr>
+        <w:rFonts w:ascii="Symbol" w:hAnsi="Symbol" w:hint="default"/>
+      </w:rPr>
+    </w:lvl>
+    <w:lvl w:ilvl="1" w:tplc="04160003" w:tentative="1">
+      <w:start w:val="1"/>
+      <w:numFmt w:val="bullet"/>
+      <w:lvlText w:val="o"/>
+      <w:lvlJc w:val="left"/>
+      <w:pPr>
+        <w:ind w:left="2149" w:hanging="360"/>
+      </w:pPr>
+      <w:rPr>
+        <w:rFonts w:ascii="Courier New" w:hAnsi="Courier New" w:cs="Courier New" w:hint="default"/>
+      </w:rPr>
+    </w:lvl>
+    <w:lvl w:ilvl="2" w:tplc="04160005" w:tentative="1">
+      <w:start w:val="1"/>
+      <w:numFmt w:val="bullet"/>
+      <w:lvlText w:val=""/>
+      <w:lvlJc w:val="left"/>
+      <w:pPr>
+        <w:ind w:left="2869" w:hanging="360"/>
+      </w:pPr>
+      <w:rPr>
+        <w:rFonts w:ascii="Wingdings" w:hAnsi="Wingdings" w:hint="default"/>
+      </w:rPr>
+    </w:lvl>
+    <w:lvl w:ilvl="3" w:tplc="04160001" w:tentative="1">
+      <w:start w:val="1"/>
+      <w:numFmt w:val="bullet"/>
+      <w:lvlText w:val=""/>
+      <w:lvlJc w:val="left"/>
+      <w:pPr>
+        <w:ind w:left="3589" w:hanging="360"/>
+      </w:pPr>
+      <w:rPr>
+        <w:rFonts w:ascii="Symbol" w:hAnsi="Symbol" w:hint="default"/>
+      </w:rPr>
+    </w:lvl>
+    <w:lvl w:ilvl="4" w:tplc="04160003" w:tentative="1">
+      <w:start w:val="1"/>
+      <w:numFmt w:val="bullet"/>
+      <w:lvlText w:val="o"/>
+      <w:lvlJc w:val="left"/>
+      <w:pPr>
+        <w:ind w:left="4309" w:hanging="360"/>
+      </w:pPr>
+      <w:rPr>
+        <w:rFonts w:ascii="Courier New" w:hAnsi="Courier New" w:cs="Courier New" w:hint="default"/>
+      </w:rPr>
+    </w:lvl>
+    <w:lvl w:ilvl="5" w:tplc="04160005" w:tentative="1">
+      <w:start w:val="1"/>
+      <w:numFmt w:val="bullet"/>
+      <w:lvlText w:val=""/>
+      <w:lvlJc w:val="left"/>
+      <w:pPr>
+        <w:ind w:left="5029" w:hanging="360"/>
+      </w:pPr>
+      <w:rPr>
+        <w:rFonts w:ascii="Wingdings" w:hAnsi="Wingdings" w:hint="default"/>
+      </w:rPr>
+    </w:lvl>
+    <w:lvl w:ilvl="6" w:tplc="04160001" w:tentative="1">
+      <w:start w:val="1"/>
+      <w:numFmt w:val="bullet"/>
+      <w:lvlText w:val=""/>
+      <w:lvlJc w:val="left"/>
+      <w:pPr>
+        <w:ind w:left="5749" w:hanging="360"/>
+      </w:pPr>
+      <w:rPr>
+        <w:rFonts w:ascii="Symbol" w:hAnsi="Symbol" w:hint="default"/>
+      </w:rPr>
+    </w:lvl>
+    <w:lvl w:ilvl="7" w:tplc="04160003" w:tentative="1">
+      <w:start w:val="1"/>
+      <w:numFmt w:val="bullet"/>
+      <w:lvlText w:val="o"/>
+      <w:lvlJc w:val="left"/>
+      <w:pPr>
+        <w:ind w:left="6469" w:hanging="360"/>
+      </w:pPr>
+      <w:rPr>
+        <w:rFonts w:ascii="Courier New" w:hAnsi="Courier New" w:cs="Courier New" w:hint="default"/>
+      </w:rPr>
+    </w:lvl>
+    <w:lvl w:ilvl="8" w:tplc="04160005" w:tentative="1">
+      <w:start w:val="1"/>
+      <w:numFmt w:val="bullet"/>
+      <w:lvlText w:val=""/>
+      <w:lvlJc w:val="left"/>
+      <w:pPr>
+        <w:ind w:left="7189" w:hanging="360"/>
+      </w:pPr>
+      <w:rPr>
+        <w:rFonts w:ascii="Wingdings" w:hAnsi="Wingdings" w:hint="default"/>
+      </w:rPr>
+    </w:lvl>
+  </w:abstractNum>
+  <w:abstractNum w:abstractNumId="5" w15:restartNumberingAfterBreak="0">
+    <w:nsid w:val="459C27D7"/>
+    <w:multiLevelType w:val="hybridMultilevel"/>
+    <w:tmpl w:val="177C3AA4"/>
+    <w:lvl w:ilvl="0" w:tplc="04160001">
+      <w:start w:val="1"/>
+      <w:numFmt w:val="bullet"/>
+      <w:lvlText w:val=""/>
+      <w:lvlJc w:val="left"/>
+      <w:pPr>
+        <w:ind w:left="1429" w:hanging="360"/>
+      </w:pPr>
+      <w:rPr>
+        <w:rFonts w:ascii="Symbol" w:hAnsi="Symbol" w:hint="default"/>
+      </w:rPr>
+    </w:lvl>
+    <w:lvl w:ilvl="1" w:tplc="04160003" w:tentative="1">
+      <w:start w:val="1"/>
+      <w:numFmt w:val="bullet"/>
+      <w:lvlText w:val="o"/>
+      <w:lvlJc w:val="left"/>
+      <w:pPr>
+        <w:ind w:left="2149" w:hanging="360"/>
+      </w:pPr>
+      <w:rPr>
+        <w:rFonts w:ascii="Courier New" w:hAnsi="Courier New" w:cs="Courier New" w:hint="default"/>
+      </w:rPr>
+    </w:lvl>
+    <w:lvl w:ilvl="2" w:tplc="04160005" w:tentative="1">
+      <w:start w:val="1"/>
+      <w:numFmt w:val="bullet"/>
+      <w:lvlText w:val=""/>
+      <w:lvlJc w:val="left"/>
+      <w:pPr>
+        <w:ind w:left="2869" w:hanging="360"/>
+      </w:pPr>
+      <w:rPr>
+        <w:rFonts w:ascii="Wingdings" w:hAnsi="Wingdings" w:hint="default"/>
+      </w:rPr>
+    </w:lvl>
+    <w:lvl w:ilvl="3" w:tplc="04160001" w:tentative="1">
+      <w:start w:val="1"/>
+      <w:numFmt w:val="bullet"/>
+      <w:lvlText w:val=""/>
+      <w:lvlJc w:val="left"/>
+      <w:pPr>
+        <w:ind w:left="3589" w:hanging="360"/>
+      </w:pPr>
+      <w:rPr>
+        <w:rFonts w:ascii="Symbol" w:hAnsi="Symbol" w:hint="default"/>
+      </w:rPr>
+    </w:lvl>
+    <w:lvl w:ilvl="4" w:tplc="04160003" w:tentative="1">
+      <w:start w:val="1"/>
+      <w:numFmt w:val="bullet"/>
+      <w:lvlText w:val="o"/>
+      <w:lvlJc w:val="left"/>
+      <w:pPr>
+        <w:ind w:left="4309" w:hanging="360"/>
+      </w:pPr>
+      <w:rPr>
+        <w:rFonts w:ascii="Courier New" w:hAnsi="Courier New" w:cs="Courier New" w:hint="default"/>
+      </w:rPr>
+    </w:lvl>
+    <w:lvl w:ilvl="5" w:tplc="04160005" w:tentative="1">
+      <w:start w:val="1"/>
+      <w:numFmt w:val="bullet"/>
+      <w:lvlText w:val=""/>
+      <w:lvlJc w:val="left"/>
+      <w:pPr>
+        <w:ind w:left="5029" w:hanging="360"/>
+      </w:pPr>
+      <w:rPr>
+        <w:rFonts w:ascii="Wingdings" w:hAnsi="Wingdings" w:hint="default"/>
+      </w:rPr>
+    </w:lvl>
+    <w:lvl w:ilvl="6" w:tplc="04160001" w:tentative="1">
+      <w:start w:val="1"/>
+      <w:numFmt w:val="bullet"/>
+      <w:lvlText w:val=""/>
+      <w:lvlJc w:val="left"/>
+      <w:pPr>
+        <w:ind w:left="5749" w:hanging="360"/>
+      </w:pPr>
+      <w:rPr>
+        <w:rFonts w:ascii="Symbol" w:hAnsi="Symbol" w:hint="default"/>
+      </w:rPr>
+    </w:lvl>
+    <w:lvl w:ilvl="7" w:tplc="04160003" w:tentative="1">
+      <w:start w:val="1"/>
+      <w:numFmt w:val="bullet"/>
+      <w:lvlText w:val="o"/>
+      <w:lvlJc w:val="left"/>
+      <w:pPr>
+        <w:ind w:left="6469" w:hanging="360"/>
+      </w:pPr>
+      <w:rPr>
+        <w:rFonts w:ascii="Courier New" w:hAnsi="Courier New" w:cs="Courier New" w:hint="default"/>
+      </w:rPr>
+    </w:lvl>
+    <w:lvl w:ilvl="8" w:tplc="04160005" w:tentative="1">
+      <w:start w:val="1"/>
+      <w:numFmt w:val="bullet"/>
+      <w:lvlText w:val=""/>
+      <w:lvlJc w:val="left"/>
+      <w:pPr>
+        <w:ind w:left="7189" w:hanging="360"/>
+      </w:pPr>
+      <w:rPr>
+        <w:rFonts w:ascii="Wingdings" w:hAnsi="Wingdings" w:hint="default"/>
+      </w:rPr>
+    </w:lvl>
+  </w:abstractNum>
+  <w:abstractNum w:abstractNumId="6" w15:restartNumberingAfterBreak="0">
     <w:nsid w:val="46CA074B"/>
     <w:multiLevelType w:val="multilevel"/>
     <w:tmpl w:val="E6C014F4"/>
@@ -5127,7 +6487,120 @@
       </w:rPr>
     </w:lvl>
   </w:abstractNum>
-  <w:abstractNum w:abstractNumId="1" w15:restartNumberingAfterBreak="0">
+  <w:abstractNum w:abstractNumId="7" w15:restartNumberingAfterBreak="0">
+    <w:nsid w:val="55696FBC"/>
+    <w:multiLevelType w:val="hybridMultilevel"/>
+    <w:tmpl w:val="C1B6150E"/>
+    <w:lvl w:ilvl="0" w:tplc="04160001">
+      <w:start w:val="1"/>
+      <w:numFmt w:val="bullet"/>
+      <w:lvlText w:val=""/>
+      <w:lvlJc w:val="left"/>
+      <w:pPr>
+        <w:ind w:left="1429" w:hanging="360"/>
+      </w:pPr>
+      <w:rPr>
+        <w:rFonts w:ascii="Symbol" w:hAnsi="Symbol" w:hint="default"/>
+      </w:rPr>
+    </w:lvl>
+    <w:lvl w:ilvl="1" w:tplc="04160003" w:tentative="1">
+      <w:start w:val="1"/>
+      <w:numFmt w:val="bullet"/>
+      <w:lvlText w:val="o"/>
+      <w:lvlJc w:val="left"/>
+      <w:pPr>
+        <w:ind w:left="2149" w:hanging="360"/>
+      </w:pPr>
+      <w:rPr>
+        <w:rFonts w:ascii="Courier New" w:hAnsi="Courier New" w:cs="Courier New" w:hint="default"/>
+      </w:rPr>
+    </w:lvl>
+    <w:lvl w:ilvl="2" w:tplc="04160005" w:tentative="1">
+      <w:start w:val="1"/>
+      <w:numFmt w:val="bullet"/>
+      <w:lvlText w:val=""/>
+      <w:lvlJc w:val="left"/>
+      <w:pPr>
+        <w:ind w:left="2869" w:hanging="360"/>
+      </w:pPr>
+      <w:rPr>
+        <w:rFonts w:ascii="Wingdings" w:hAnsi="Wingdings" w:hint="default"/>
+      </w:rPr>
+    </w:lvl>
+    <w:lvl w:ilvl="3" w:tplc="04160001" w:tentative="1">
+      <w:start w:val="1"/>
+      <w:numFmt w:val="bullet"/>
+      <w:lvlText w:val=""/>
+      <w:lvlJc w:val="left"/>
+      <w:pPr>
+        <w:ind w:left="3589" w:hanging="360"/>
+      </w:pPr>
+      <w:rPr>
+        <w:rFonts w:ascii="Symbol" w:hAnsi="Symbol" w:hint="default"/>
+      </w:rPr>
+    </w:lvl>
+    <w:lvl w:ilvl="4" w:tplc="04160003" w:tentative="1">
+      <w:start w:val="1"/>
+      <w:numFmt w:val="bullet"/>
+      <w:lvlText w:val="o"/>
+      <w:lvlJc w:val="left"/>
+      <w:pPr>
+        <w:ind w:left="4309" w:hanging="360"/>
+      </w:pPr>
+      <w:rPr>
+        <w:rFonts w:ascii="Courier New" w:hAnsi="Courier New" w:cs="Courier New" w:hint="default"/>
+      </w:rPr>
+    </w:lvl>
+    <w:lvl w:ilvl="5" w:tplc="04160005" w:tentative="1">
+      <w:start w:val="1"/>
+      <w:numFmt w:val="bullet"/>
+      <w:lvlText w:val=""/>
+      <w:lvlJc w:val="left"/>
+      <w:pPr>
+        <w:ind w:left="5029" w:hanging="360"/>
+      </w:pPr>
+      <w:rPr>
+        <w:rFonts w:ascii="Wingdings" w:hAnsi="Wingdings" w:hint="default"/>
+      </w:rPr>
+    </w:lvl>
+    <w:lvl w:ilvl="6" w:tplc="04160001" w:tentative="1">
+      <w:start w:val="1"/>
+      <w:numFmt w:val="bullet"/>
+      <w:lvlText w:val=""/>
+      <w:lvlJc w:val="left"/>
+      <w:pPr>
+        <w:ind w:left="5749" w:hanging="360"/>
+      </w:pPr>
+      <w:rPr>
+        <w:rFonts w:ascii="Symbol" w:hAnsi="Symbol" w:hint="default"/>
+      </w:rPr>
+    </w:lvl>
+    <w:lvl w:ilvl="7" w:tplc="04160003" w:tentative="1">
+      <w:start w:val="1"/>
+      <w:numFmt w:val="bullet"/>
+      <w:lvlText w:val="o"/>
+      <w:lvlJc w:val="left"/>
+      <w:pPr>
+        <w:ind w:left="6469" w:hanging="360"/>
+      </w:pPr>
+      <w:rPr>
+        <w:rFonts w:ascii="Courier New" w:hAnsi="Courier New" w:cs="Courier New" w:hint="default"/>
+      </w:rPr>
+    </w:lvl>
+    <w:lvl w:ilvl="8" w:tplc="04160005" w:tentative="1">
+      <w:start w:val="1"/>
+      <w:numFmt w:val="bullet"/>
+      <w:lvlText w:val=""/>
+      <w:lvlJc w:val="left"/>
+      <w:pPr>
+        <w:ind w:left="7189" w:hanging="360"/>
+      </w:pPr>
+      <w:rPr>
+        <w:rFonts w:ascii="Wingdings" w:hAnsi="Wingdings" w:hint="default"/>
+      </w:rPr>
+    </w:lvl>
+  </w:abstractNum>
+  <w:abstractNum w:abstractNumId="8" w15:restartNumberingAfterBreak="0">
     <w:nsid w:val="57F51EFA"/>
     <w:multiLevelType w:val="hybridMultilevel"/>
     <w:tmpl w:val="39167012"/>
@@ -5240,11 +6713,264 @@
       </w:rPr>
     </w:lvl>
   </w:abstractNum>
+  <w:abstractNum w:abstractNumId="9" w15:restartNumberingAfterBreak="0">
+    <w:nsid w:val="6A993DAA"/>
+    <w:multiLevelType w:val="hybridMultilevel"/>
+    <w:tmpl w:val="CEA64030"/>
+    <w:lvl w:ilvl="0" w:tplc="04160001">
+      <w:start w:val="1"/>
+      <w:numFmt w:val="bullet"/>
+      <w:lvlText w:val=""/>
+      <w:lvlJc w:val="left"/>
+      <w:pPr>
+        <w:ind w:left="1429" w:hanging="360"/>
+      </w:pPr>
+      <w:rPr>
+        <w:rFonts w:ascii="Symbol" w:hAnsi="Symbol" w:hint="default"/>
+      </w:rPr>
+    </w:lvl>
+    <w:lvl w:ilvl="1" w:tplc="04160003" w:tentative="1">
+      <w:start w:val="1"/>
+      <w:numFmt w:val="bullet"/>
+      <w:lvlText w:val="o"/>
+      <w:lvlJc w:val="left"/>
+      <w:pPr>
+        <w:ind w:left="2149" w:hanging="360"/>
+      </w:pPr>
+      <w:rPr>
+        <w:rFonts w:ascii="Courier New" w:hAnsi="Courier New" w:cs="Courier New" w:hint="default"/>
+      </w:rPr>
+    </w:lvl>
+    <w:lvl w:ilvl="2" w:tplc="04160005" w:tentative="1">
+      <w:start w:val="1"/>
+      <w:numFmt w:val="bullet"/>
+      <w:lvlText w:val=""/>
+      <w:lvlJc w:val="left"/>
+      <w:pPr>
+        <w:ind w:left="2869" w:hanging="360"/>
+      </w:pPr>
+      <w:rPr>
+        <w:rFonts w:ascii="Wingdings" w:hAnsi="Wingdings" w:hint="default"/>
+      </w:rPr>
+    </w:lvl>
+    <w:lvl w:ilvl="3" w:tplc="04160001" w:tentative="1">
+      <w:start w:val="1"/>
+      <w:numFmt w:val="bullet"/>
+      <w:lvlText w:val=""/>
+      <w:lvlJc w:val="left"/>
+      <w:pPr>
+        <w:ind w:left="3589" w:hanging="360"/>
+      </w:pPr>
+      <w:rPr>
+        <w:rFonts w:ascii="Symbol" w:hAnsi="Symbol" w:hint="default"/>
+      </w:rPr>
+    </w:lvl>
+    <w:lvl w:ilvl="4" w:tplc="04160003" w:tentative="1">
+      <w:start w:val="1"/>
+      <w:numFmt w:val="bullet"/>
+      <w:lvlText w:val="o"/>
+      <w:lvlJc w:val="left"/>
+      <w:pPr>
+        <w:ind w:left="4309" w:hanging="360"/>
+      </w:pPr>
+      <w:rPr>
+        <w:rFonts w:ascii="Courier New" w:hAnsi="Courier New" w:cs="Courier New" w:hint="default"/>
+      </w:rPr>
+    </w:lvl>
+    <w:lvl w:ilvl="5" w:tplc="04160005" w:tentative="1">
+      <w:start w:val="1"/>
+      <w:numFmt w:val="bullet"/>
+      <w:lvlText w:val=""/>
+      <w:lvlJc w:val="left"/>
+      <w:pPr>
+        <w:ind w:left="5029" w:hanging="360"/>
+      </w:pPr>
+      <w:rPr>
+        <w:rFonts w:ascii="Wingdings" w:hAnsi="Wingdings" w:hint="default"/>
+      </w:rPr>
+    </w:lvl>
+    <w:lvl w:ilvl="6" w:tplc="04160001" w:tentative="1">
+      <w:start w:val="1"/>
+      <w:numFmt w:val="bullet"/>
+      <w:lvlText w:val=""/>
+      <w:lvlJc w:val="left"/>
+      <w:pPr>
+        <w:ind w:left="5749" w:hanging="360"/>
+      </w:pPr>
+      <w:rPr>
+        <w:rFonts w:ascii="Symbol" w:hAnsi="Symbol" w:hint="default"/>
+      </w:rPr>
+    </w:lvl>
+    <w:lvl w:ilvl="7" w:tplc="04160003" w:tentative="1">
+      <w:start w:val="1"/>
+      <w:numFmt w:val="bullet"/>
+      <w:lvlText w:val="o"/>
+      <w:lvlJc w:val="left"/>
+      <w:pPr>
+        <w:ind w:left="6469" w:hanging="360"/>
+      </w:pPr>
+      <w:rPr>
+        <w:rFonts w:ascii="Courier New" w:hAnsi="Courier New" w:cs="Courier New" w:hint="default"/>
+      </w:rPr>
+    </w:lvl>
+    <w:lvl w:ilvl="8" w:tplc="04160005" w:tentative="1">
+      <w:start w:val="1"/>
+      <w:numFmt w:val="bullet"/>
+      <w:lvlText w:val=""/>
+      <w:lvlJc w:val="left"/>
+      <w:pPr>
+        <w:ind w:left="7189" w:hanging="360"/>
+      </w:pPr>
+      <w:rPr>
+        <w:rFonts w:ascii="Wingdings" w:hAnsi="Wingdings" w:hint="default"/>
+      </w:rPr>
+    </w:lvl>
+  </w:abstractNum>
+  <w:abstractNum w:abstractNumId="10" w15:restartNumberingAfterBreak="0">
+    <w:nsid w:val="79FA414E"/>
+    <w:multiLevelType w:val="hybridMultilevel"/>
+    <w:tmpl w:val="2466D1E8"/>
+    <w:lvl w:ilvl="0" w:tplc="04160001">
+      <w:start w:val="1"/>
+      <w:numFmt w:val="bullet"/>
+      <w:lvlText w:val=""/>
+      <w:lvlJc w:val="left"/>
+      <w:pPr>
+        <w:ind w:left="1429" w:hanging="360"/>
+      </w:pPr>
+      <w:rPr>
+        <w:rFonts w:ascii="Symbol" w:hAnsi="Symbol" w:hint="default"/>
+      </w:rPr>
+    </w:lvl>
+    <w:lvl w:ilvl="1" w:tplc="04160003" w:tentative="1">
+      <w:start w:val="1"/>
+      <w:numFmt w:val="bullet"/>
+      <w:lvlText w:val="o"/>
+      <w:lvlJc w:val="left"/>
+      <w:pPr>
+        <w:ind w:left="2149" w:hanging="360"/>
+      </w:pPr>
+      <w:rPr>
+        <w:rFonts w:ascii="Courier New" w:hAnsi="Courier New" w:cs="Courier New" w:hint="default"/>
+      </w:rPr>
+    </w:lvl>
+    <w:lvl w:ilvl="2" w:tplc="04160005" w:tentative="1">
+      <w:start w:val="1"/>
+      <w:numFmt w:val="bullet"/>
+      <w:lvlText w:val=""/>
+      <w:lvlJc w:val="left"/>
+      <w:pPr>
+        <w:ind w:left="2869" w:hanging="360"/>
+      </w:pPr>
+      <w:rPr>
+        <w:rFonts w:ascii="Wingdings" w:hAnsi="Wingdings" w:hint="default"/>
+      </w:rPr>
+    </w:lvl>
+    <w:lvl w:ilvl="3" w:tplc="04160001" w:tentative="1">
+      <w:start w:val="1"/>
+      <w:numFmt w:val="bullet"/>
+      <w:lvlText w:val=""/>
+      <w:lvlJc w:val="left"/>
+      <w:pPr>
+        <w:ind w:left="3589" w:hanging="360"/>
+      </w:pPr>
+      <w:rPr>
+        <w:rFonts w:ascii="Symbol" w:hAnsi="Symbol" w:hint="default"/>
+      </w:rPr>
+    </w:lvl>
+    <w:lvl w:ilvl="4" w:tplc="04160003" w:tentative="1">
+      <w:start w:val="1"/>
+      <w:numFmt w:val="bullet"/>
+      <w:lvlText w:val="o"/>
+      <w:lvlJc w:val="left"/>
+      <w:pPr>
+        <w:ind w:left="4309" w:hanging="360"/>
+      </w:pPr>
+      <w:rPr>
+        <w:rFonts w:ascii="Courier New" w:hAnsi="Courier New" w:cs="Courier New" w:hint="default"/>
+      </w:rPr>
+    </w:lvl>
+    <w:lvl w:ilvl="5" w:tplc="04160005" w:tentative="1">
+      <w:start w:val="1"/>
+      <w:numFmt w:val="bullet"/>
+      <w:lvlText w:val=""/>
+      <w:lvlJc w:val="left"/>
+      <w:pPr>
+        <w:ind w:left="5029" w:hanging="360"/>
+      </w:pPr>
+      <w:rPr>
+        <w:rFonts w:ascii="Wingdings" w:hAnsi="Wingdings" w:hint="default"/>
+      </w:rPr>
+    </w:lvl>
+    <w:lvl w:ilvl="6" w:tplc="04160001" w:tentative="1">
+      <w:start w:val="1"/>
+      <w:numFmt w:val="bullet"/>
+      <w:lvlText w:val=""/>
+      <w:lvlJc w:val="left"/>
+      <w:pPr>
+        <w:ind w:left="5749" w:hanging="360"/>
+      </w:pPr>
+      <w:rPr>
+        <w:rFonts w:ascii="Symbol" w:hAnsi="Symbol" w:hint="default"/>
+      </w:rPr>
+    </w:lvl>
+    <w:lvl w:ilvl="7" w:tplc="04160003" w:tentative="1">
+      <w:start w:val="1"/>
+      <w:numFmt w:val="bullet"/>
+      <w:lvlText w:val="o"/>
+      <w:lvlJc w:val="left"/>
+      <w:pPr>
+        <w:ind w:left="6469" w:hanging="360"/>
+      </w:pPr>
+      <w:rPr>
+        <w:rFonts w:ascii="Courier New" w:hAnsi="Courier New" w:cs="Courier New" w:hint="default"/>
+      </w:rPr>
+    </w:lvl>
+    <w:lvl w:ilvl="8" w:tplc="04160005" w:tentative="1">
+      <w:start w:val="1"/>
+      <w:numFmt w:val="bullet"/>
+      <w:lvlText w:val=""/>
+      <w:lvlJc w:val="left"/>
+      <w:pPr>
+        <w:ind w:left="7189" w:hanging="360"/>
+      </w:pPr>
+      <w:rPr>
+        <w:rFonts w:ascii="Wingdings" w:hAnsi="Wingdings" w:hint="default"/>
+      </w:rPr>
+    </w:lvl>
+  </w:abstractNum>
   <w:num w:numId="1" w16cid:durableId="1543399063">
-    <w:abstractNumId w:val="0"/>
+    <w:abstractNumId w:val="6"/>
   </w:num>
   <w:num w:numId="2" w16cid:durableId="1515798360">
+    <w:abstractNumId w:val="8"/>
+  </w:num>
+  <w:num w:numId="3" w16cid:durableId="1491217348">
+    <w:abstractNumId w:val="2"/>
+  </w:num>
+  <w:num w:numId="4" w16cid:durableId="193815691">
+    <w:abstractNumId w:val="10"/>
+  </w:num>
+  <w:num w:numId="5" w16cid:durableId="2041392722">
+    <w:abstractNumId w:val="4"/>
+  </w:num>
+  <w:num w:numId="6" w16cid:durableId="1726879781">
+    <w:abstractNumId w:val="9"/>
+  </w:num>
+  <w:num w:numId="7" w16cid:durableId="2087804852">
+    <w:abstractNumId w:val="5"/>
+  </w:num>
+  <w:num w:numId="8" w16cid:durableId="1258058744">
+    <w:abstractNumId w:val="3"/>
+  </w:num>
+  <w:num w:numId="9" w16cid:durableId="1475877214">
+    <w:abstractNumId w:val="7"/>
+  </w:num>
+  <w:num w:numId="10" w16cid:durableId="1849564188">
     <w:abstractNumId w:val="1"/>
+  </w:num>
+  <w:num w:numId="11" w16cid:durableId="495414135">
+    <w:abstractNumId w:val="0"/>
   </w:num>
 </w:numbering>
 </file>
@@ -5709,6 +7435,7 @@
   <w:style w:type="character" w:default="1" w:styleId="Fontepargpadro">
     <w:name w:val="Default Paragraph Font"/>
     <w:uiPriority w:val="1"/>
+    <w:semiHidden/>
     <w:unhideWhenUsed/>
   </w:style>
   <w:style w:type="table" w:default="1" w:styleId="Tabelanormal">
@@ -6183,6 +7910,14 @@
       <w:szCs w:val="18"/>
     </w:rPr>
   </w:style>
+  <w:style w:type="paragraph" w:styleId="Bibliografia">
+    <w:name w:val="Bibliography"/>
+    <w:basedOn w:val="Normal"/>
+    <w:next w:val="Normal"/>
+    <w:uiPriority w:val="37"/>
+    <w:unhideWhenUsed/>
+    <w:rsid w:val="00A35050"/>
+  </w:style>
 </w:styles>
 </file>
 
